--- a/pending cours links to learn.docx
+++ b/pending cours links to learn.docx
@@ -107,24 +107,65 @@
           <w:shd w:val="clear" w:color="auto" w:fill="FFFFFF"/>
         </w:rPr>
       </w:pPr>
-    </w:p>
-    <w:p>
-      <w:pPr>
+      <w:r>
         <w:rPr>
           <w:rFonts w:ascii="Arial" w:hAnsi="Arial" w:cs="Arial"/>
           <w:color w:val="222222"/>
           <w:shd w:val="clear" w:color="auto" w:fill="FFFFFF"/>
         </w:rPr>
-      </w:pPr>
+        <w:t xml:space="preserve">Read all john thomson courses </w:t>
+      </w:r>
+      <w:hyperlink r:id="rId6" w:history="1">
+        <w:r>
+          <w:rPr>
+            <w:rStyle w:val="Hyperlink"/>
+            <w:rFonts w:ascii="Arial" w:hAnsi="Arial" w:cs="Arial"/>
+            <w:shd w:val="clear" w:color="auto" w:fill="FFFFFF"/>
+          </w:rPr>
+          <w:t>https://tcsglobal.udemy.com/user/john-thompson-2/</w:t>
+        </w:r>
+      </w:hyperlink>
       <w:r>
         <w:rPr>
           <w:rFonts w:ascii="Arial" w:hAnsi="Arial" w:cs="Arial"/>
           <w:color w:val="222222"/>
           <w:shd w:val="clear" w:color="auto" w:fill="FFFFFF"/>
         </w:rPr>
-        <w:t>With over 30 hours of content, </w:t>
-      </w:r>
-      <w:hyperlink r:id="rId6" w:tgtFrame="_blank" w:history="1">
+        <w:t xml:space="preserve">  </w:t>
+      </w:r>
+      <w:r>
+        <w:rPr>
+          <w:rFonts w:ascii="Arial" w:hAnsi="Arial" w:cs="Arial"/>
+          <w:color w:val="222222"/>
+          <w:shd w:val="clear" w:color="auto" w:fill="FFFFFF"/>
+        </w:rPr>
+        <w:t>With over 30 hours of content,</w:t>
+      </w:r>
+    </w:p>
+    <w:p>
+      <w:pPr>
+        <w:pStyle w:val="ListParagraph"/>
+        <w:numPr>
+          <w:ilvl w:val="0"/>
+          <w:numId w:val="2"/>
+        </w:numPr>
+        <w:rPr>
+          <w:rFonts w:ascii="Arial" w:hAnsi="Arial" w:cs="Arial"/>
+          <w:color w:val="222222"/>
+          <w:shd w:val="clear" w:color="auto" w:fill="FFFFFF"/>
+        </w:rPr>
+      </w:pPr>
+      <w:bookmarkStart w:id="0" w:name="_GoBack"/>
+      <w:bookmarkEnd w:id="0"/>
+      <w:r>
+        <w:rPr>
+          <w:rFonts w:ascii="Arial" w:hAnsi="Arial" w:cs="Arial"/>
+          <w:color w:val="222222"/>
+          <w:shd w:val="clear" w:color="auto" w:fill="FFFFFF"/>
+        </w:rPr>
+        <w:t> </w:t>
+      </w:r>
+      <w:hyperlink r:id="rId7" w:tgtFrame="_blank" w:history="1">
         <w:r>
           <w:rPr>
             <w:rStyle w:val="Hyperlink"/>
@@ -146,6 +187,15 @@
     </w:p>
     <w:p>
       <w:pPr>
+        <w:rPr>
+          <w:rFonts w:ascii="Arial" w:hAnsi="Arial" w:cs="Arial"/>
+          <w:color w:val="222222"/>
+          <w:shd w:val="clear" w:color="auto" w:fill="FFFFFF"/>
+        </w:rPr>
+      </w:pPr>
+    </w:p>
+    <w:p>
+      <w:pPr>
         <w:pStyle w:val="NormalWeb"/>
         <w:shd w:val="clear" w:color="auto" w:fill="FFFFFF"/>
         <w:rPr>
@@ -171,7 +221,7 @@
           <w:color w:val="222222"/>
         </w:rPr>
       </w:pPr>
-      <w:hyperlink r:id="rId7" w:tgtFrame="_blank" w:history="1">
+      <w:hyperlink r:id="rId8" w:tgtFrame="_blank" w:history="1">
         <w:r>
           <w:rPr>
             <w:rStyle w:val="Hyperlink"/>
@@ -206,7 +256,7 @@
           <w:color w:val="222222"/>
         </w:rPr>
       </w:pPr>
-      <w:hyperlink r:id="rId8" w:tgtFrame="_blank" w:history="1">
+      <w:hyperlink r:id="rId9" w:tgtFrame="_blank" w:history="1">
         <w:r>
           <w:rPr>
             <w:rStyle w:val="Hyperlink"/>
@@ -248,7 +298,7 @@
           <w:color w:val="222222"/>
         </w:rPr>
       </w:pPr>
-      <w:hyperlink r:id="rId9" w:tgtFrame="_blank" w:history="1">
+      <w:hyperlink r:id="rId10" w:tgtFrame="_blank" w:history="1">
         <w:r>
           <w:rPr>
             <w:rStyle w:val="Hyperlink"/>
@@ -275,7 +325,7 @@
           <w:color w:val="222222"/>
         </w:rPr>
       </w:pPr>
-      <w:hyperlink r:id="rId10" w:tgtFrame="_blank" w:history="1">
+      <w:hyperlink r:id="rId11" w:tgtFrame="_blank" w:history="1">
         <w:r>
           <w:rPr>
             <w:rStyle w:val="Hyperlink"/>
@@ -302,7 +352,7 @@
           <w:color w:val="222222"/>
         </w:rPr>
       </w:pPr>
-      <w:hyperlink r:id="rId11" w:tgtFrame="_blank" w:history="1">
+      <w:hyperlink r:id="rId12" w:tgtFrame="_blank" w:history="1">
         <w:r>
           <w:rPr>
             <w:rStyle w:val="Hyperlink"/>
@@ -347,7 +397,7 @@
           <w:color w:val="222222"/>
         </w:rPr>
       </w:pPr>
-      <w:hyperlink r:id="rId12" w:tgtFrame="_blank" w:history="1">
+      <w:hyperlink r:id="rId13" w:tgtFrame="_blank" w:history="1">
         <w:r>
           <w:rPr>
             <w:rStyle w:val="Hyperlink"/>
@@ -362,35 +412,19 @@
           <w:rFonts w:ascii="Arial" w:hAnsi="Arial" w:cs="Arial"/>
           <w:color w:val="222222"/>
         </w:rPr>
-        <w:t xml:space="preserve"> - Get the most modern and comprehensive course available for the Spring Framework! Join over 19,400 Guru's in </w:t>
-      </w:r>
-      <w:proofErr w:type="gramStart"/>
-      <w:r>
-        <w:rPr>
-          <w:rFonts w:ascii="Arial" w:hAnsi="Arial" w:cs="Arial"/>
-          <w:color w:val="222222"/>
-        </w:rPr>
-        <w:t>an</w:t>
-      </w:r>
-      <w:proofErr w:type="gramEnd"/>
-      <w:r>
-        <w:rPr>
-          <w:rFonts w:ascii="Arial" w:hAnsi="Arial" w:cs="Arial"/>
-          <w:color w:val="222222"/>
-        </w:rPr>
-        <w:t xml:space="preserve"> Slack community exclusive to this course! More than 3,000 students have given this 57 hour course a 5 star review!</w:t>
-      </w:r>
-    </w:p>
-    <w:p>
-      <w:pPr>
-        <w:pStyle w:val="NormalWeb"/>
-        <w:shd w:val="clear" w:color="auto" w:fill="FFFFFF"/>
-        <w:rPr>
-          <w:rFonts w:ascii="Arial" w:hAnsi="Arial" w:cs="Arial"/>
-          <w:color w:val="222222"/>
-        </w:rPr>
-      </w:pPr>
-      <w:hyperlink r:id="rId13" w:tgtFrame="_blank" w:history="1">
+        <w:t> - Get the most modern and comprehensive course available for the Spring Framework! Join over 19,400 Guru's in an Slack community exclusive to this course! More than 3,000 students have given this 57 hour course a 5 star review!</w:t>
+      </w:r>
+    </w:p>
+    <w:p>
+      <w:pPr>
+        <w:pStyle w:val="NormalWeb"/>
+        <w:shd w:val="clear" w:color="auto" w:fill="FFFFFF"/>
+        <w:rPr>
+          <w:rFonts w:ascii="Arial" w:hAnsi="Arial" w:cs="Arial"/>
+          <w:color w:val="222222"/>
+        </w:rPr>
+      </w:pPr>
+      <w:hyperlink r:id="rId14" w:tgtFrame="_blank" w:history="1">
         <w:r>
           <w:rPr>
             <w:rStyle w:val="Hyperlink"/>
@@ -432,7 +466,7 @@
           <w:color w:val="222222"/>
         </w:rPr>
       </w:pPr>
-      <w:hyperlink r:id="rId14" w:tgtFrame="_blank" w:history="1">
+      <w:hyperlink r:id="rId15" w:tgtFrame="_blank" w:history="1">
         <w:r>
           <w:rPr>
             <w:rStyle w:val="Hyperlink"/>
@@ -474,7 +508,7 @@
           <w:color w:val="222222"/>
         </w:rPr>
       </w:pPr>
-      <w:hyperlink r:id="rId15" w:tgtFrame="_blank" w:history="1">
+      <w:hyperlink r:id="rId16" w:tgtFrame="_blank" w:history="1">
         <w:r>
           <w:rPr>
             <w:rStyle w:val="Hyperlink"/>
@@ -516,7 +550,7 @@
           <w:color w:val="222222"/>
         </w:rPr>
       </w:pPr>
-      <w:hyperlink r:id="rId16" w:tgtFrame="_blank" w:history="1">
+      <w:hyperlink r:id="rId17" w:tgtFrame="_blank" w:history="1">
         <w:r>
           <w:rPr>
             <w:rStyle w:val="Hyperlink"/>
@@ -576,7 +610,7 @@
           <w:color w:val="222222"/>
         </w:rPr>
       </w:pPr>
-      <w:hyperlink r:id="rId17" w:tgtFrame="_blank" w:history="1">
+      <w:hyperlink r:id="rId18" w:tgtFrame="_blank" w:history="1">
         <w:r>
           <w:rPr>
             <w:rStyle w:val="Hyperlink"/>
@@ -621,7 +655,7 @@
           <w:color w:val="222222"/>
         </w:rPr>
       </w:pPr>
-      <w:hyperlink r:id="rId18" w:tgtFrame="_blank" w:history="1">
+      <w:hyperlink r:id="rId19" w:tgtFrame="_blank" w:history="1">
         <w:r>
           <w:rPr>
             <w:rStyle w:val="Hyperlink"/>
@@ -663,7 +697,7 @@
           <w:color w:val="222222"/>
         </w:rPr>
       </w:pPr>
-      <w:hyperlink r:id="rId19" w:tgtFrame="_blank" w:history="1">
+      <w:hyperlink r:id="rId20" w:tgtFrame="_blank" w:history="1">
         <w:r>
           <w:rPr>
             <w:rStyle w:val="Hyperlink"/>
@@ -705,7 +739,7 @@
           <w:color w:val="222222"/>
         </w:rPr>
       </w:pPr>
-      <w:hyperlink r:id="rId20" w:tgtFrame="_blank" w:history="1">
+      <w:hyperlink r:id="rId21" w:tgtFrame="_blank" w:history="1">
         <w:r>
           <w:rPr>
             <w:rStyle w:val="Hyperlink"/>
@@ -747,7 +781,7 @@
           <w:color w:val="222222"/>
         </w:rPr>
       </w:pPr>
-      <w:hyperlink r:id="rId21" w:tgtFrame="_blank" w:history="1">
+      <w:hyperlink r:id="rId22" w:tgtFrame="_blank" w:history="1">
         <w:r>
           <w:rPr>
             <w:rStyle w:val="Hyperlink"/>
@@ -778,7 +812,7 @@
           <w:color w:val="222222"/>
         </w:rPr>
       </w:pPr>
-      <w:hyperlink r:id="rId22" w:tgtFrame="_blank" w:history="1">
+      <w:hyperlink r:id="rId23" w:tgtFrame="_blank" w:history="1">
         <w:r>
           <w:rPr>
             <w:rStyle w:val="Hyperlink"/>
@@ -793,35 +827,19 @@
           <w:rFonts w:ascii="Arial" w:hAnsi="Arial" w:cs="Arial"/>
           <w:color w:val="222222"/>
         </w:rPr>
-        <w:t xml:space="preserve"> - Learn how to build and deploy </w:t>
-      </w:r>
-      <w:proofErr w:type="gramStart"/>
-      <w:r>
-        <w:rPr>
-          <w:rFonts w:ascii="Arial" w:hAnsi="Arial" w:cs="Arial"/>
-          <w:color w:val="222222"/>
-        </w:rPr>
-        <w:t>Spring</w:t>
-      </w:r>
-      <w:proofErr w:type="gramEnd"/>
-      <w:r>
-        <w:rPr>
-          <w:rFonts w:ascii="Arial" w:hAnsi="Arial" w:cs="Arial"/>
-          <w:color w:val="222222"/>
-        </w:rPr>
-        <w:t xml:space="preserve"> applications on Amazon AWS! Learn about CI with Jenkins.</w:t>
-      </w:r>
-    </w:p>
-    <w:p>
-      <w:pPr>
-        <w:pStyle w:val="NormalWeb"/>
-        <w:shd w:val="clear" w:color="auto" w:fill="FFFFFF"/>
-        <w:rPr>
-          <w:rFonts w:ascii="Arial" w:hAnsi="Arial" w:cs="Arial"/>
-          <w:color w:val="222222"/>
-        </w:rPr>
-      </w:pPr>
-      <w:hyperlink r:id="rId23" w:tgtFrame="_blank" w:history="1">
+        <w:t> - Learn how to build and deploy Spring applications on Amazon AWS! Learn about CI with Jenkins.</w:t>
+      </w:r>
+    </w:p>
+    <w:p>
+      <w:pPr>
+        <w:pStyle w:val="NormalWeb"/>
+        <w:shd w:val="clear" w:color="auto" w:fill="FFFFFF"/>
+        <w:rPr>
+          <w:rFonts w:ascii="Arial" w:hAnsi="Arial" w:cs="Arial"/>
+          <w:color w:val="222222"/>
+        </w:rPr>
+      </w:pPr>
+      <w:hyperlink r:id="rId24" w:tgtFrame="_blank" w:history="1">
         <w:r>
           <w:rPr>
             <w:rStyle w:val="Hyperlink"/>
@@ -866,7 +884,7 @@
           <w:color w:val="222222"/>
         </w:rPr>
       </w:pPr>
-      <w:hyperlink r:id="rId24" w:tgtFrame="_blank" w:history="1">
+      <w:hyperlink r:id="rId25" w:tgtFrame="_blank" w:history="1">
         <w:r>
           <w:rPr>
             <w:rStyle w:val="Hyperlink"/>
@@ -899,37 +917,19 @@
           <w:rFonts w:ascii="Arial" w:hAnsi="Arial" w:cs="Arial"/>
           <w:color w:val="222222"/>
         </w:rPr>
-        <w:t xml:space="preserve">Kube </w:t>
-      </w:r>
-      <w:proofErr w:type="gramStart"/>
-      <w:r>
-        <w:rPr>
-          <w:rStyle w:val="Strong"/>
-          <w:rFonts w:ascii="Arial" w:hAnsi="Arial" w:cs="Arial"/>
-          <w:color w:val="222222"/>
-        </w:rPr>
-        <w:t>By</w:t>
-      </w:r>
-      <w:proofErr w:type="gramEnd"/>
-      <w:r>
-        <w:rPr>
-          <w:rStyle w:val="Strong"/>
-          <w:rFonts w:ascii="Arial" w:hAnsi="Arial" w:cs="Arial"/>
-          <w:color w:val="222222"/>
-        </w:rPr>
-        <w:t xml:space="preserve"> Example</w:t>
-      </w:r>
-    </w:p>
-    <w:p>
-      <w:pPr>
-        <w:pStyle w:val="NormalWeb"/>
-        <w:shd w:val="clear" w:color="auto" w:fill="FFFFFF"/>
-        <w:rPr>
-          <w:rFonts w:ascii="Arial" w:hAnsi="Arial" w:cs="Arial"/>
-          <w:color w:val="222222"/>
-        </w:rPr>
-      </w:pPr>
-      <w:hyperlink r:id="rId25" w:tgtFrame="_blank" w:history="1">
+        <w:t>Kube By Example</w:t>
+      </w:r>
+    </w:p>
+    <w:p>
+      <w:pPr>
+        <w:pStyle w:val="NormalWeb"/>
+        <w:shd w:val="clear" w:color="auto" w:fill="FFFFFF"/>
+        <w:rPr>
+          <w:rFonts w:ascii="Arial" w:hAnsi="Arial" w:cs="Arial"/>
+          <w:color w:val="222222"/>
+        </w:rPr>
+      </w:pPr>
+      <w:hyperlink r:id="rId26" w:tgtFrame="_blank" w:history="1">
         <w:r>
           <w:rPr>
             <w:rStyle w:val="Hyperlink"/>
@@ -956,7 +956,7 @@
           <w:color w:val="222222"/>
         </w:rPr>
       </w:pPr>
-      <w:hyperlink r:id="rId26" w:tgtFrame="_blank" w:history="1">
+      <w:hyperlink r:id="rId27" w:tgtFrame="_blank" w:history="1">
         <w:r>
           <w:rPr>
             <w:rStyle w:val="Hyperlink"/>
@@ -983,7 +983,7 @@
           <w:color w:val="222222"/>
         </w:rPr>
       </w:pPr>
-      <w:hyperlink r:id="rId27" w:tgtFrame="_blank" w:history="1">
+      <w:hyperlink r:id="rId28" w:tgtFrame="_blank" w:history="1">
         <w:r>
           <w:rPr>
             <w:rStyle w:val="Hyperlink"/>
@@ -1042,62 +1042,6 @@
           <w:lang w:eastAsia="en-IN" w:bidi="te-IN"/>
         </w:rPr>
       </w:pPr>
-      <w:hyperlink r:id="rId28" w:tgtFrame="_blank" w:history="1">
-        <w:r>
-          <w:rPr>
-            <w:rFonts w:ascii="Segoe UI" w:eastAsia="Times New Roman" w:hAnsi="Segoe UI" w:cs="Segoe UI"/>
-            <w:b/>
-            <w:bCs/>
-            <w:color w:val="5624D0"/>
-            <w:sz w:val="24"/>
-            <w:szCs w:val="24"/>
-            <w:u w:val="single"/>
-            <w:lang w:eastAsia="en-IN" w:bidi="te-IN"/>
-          </w:rPr>
-          <w:t>Spring AI for beginners</w:t>
-        </w:r>
-        <w:proofErr w:type="gramStart"/>
-        <w:r>
-          <w:rPr>
-            <w:rFonts w:ascii="Segoe UI" w:eastAsia="Times New Roman" w:hAnsi="Segoe UI" w:cs="Segoe UI"/>
-            <w:b/>
-            <w:bCs/>
-            <w:color w:val="5624D0"/>
-            <w:sz w:val="24"/>
-            <w:szCs w:val="24"/>
-            <w:u w:val="single"/>
-            <w:lang w:eastAsia="en-IN" w:bidi="te-IN"/>
-          </w:rPr>
-          <w:t>:Build</w:t>
-        </w:r>
-        <w:proofErr w:type="gramEnd"/>
-        <w:r>
-          <w:rPr>
-            <w:rFonts w:ascii="Segoe UI" w:eastAsia="Times New Roman" w:hAnsi="Segoe UI" w:cs="Segoe UI"/>
-            <w:b/>
-            <w:bCs/>
-            <w:color w:val="5624D0"/>
-            <w:sz w:val="24"/>
-            <w:szCs w:val="24"/>
-            <w:u w:val="single"/>
-            <w:lang w:eastAsia="en-IN" w:bidi="te-IN"/>
-          </w:rPr>
-          <w:t xml:space="preserve"> Gen AI LLM Apps in Easy Steps</w:t>
-        </w:r>
-      </w:hyperlink>
-    </w:p>
-    <w:p>
-      <w:pPr>
-        <w:shd w:val="clear" w:color="auto" w:fill="FFFFFF"/>
-        <w:spacing w:after="120" w:line="240" w:lineRule="auto"/>
-        <w:rPr>
-          <w:rFonts w:ascii="Segoe UI" w:eastAsia="Times New Roman" w:hAnsi="Segoe UI" w:cs="Segoe UI"/>
-          <w:color w:val="1C1D1F"/>
-          <w:sz w:val="24"/>
-          <w:szCs w:val="24"/>
-          <w:lang w:eastAsia="en-IN" w:bidi="te-IN"/>
-        </w:rPr>
-      </w:pPr>
       <w:hyperlink r:id="rId29" w:tgtFrame="_blank" w:history="1">
         <w:r>
           <w:rPr>
@@ -1110,6 +1054,34 @@
             <w:u w:val="single"/>
             <w:lang w:eastAsia="en-IN" w:bidi="te-IN"/>
           </w:rPr>
+          <w:t>Spring AI for beginners:Build Gen AI LLM Apps in Easy Steps</w:t>
+        </w:r>
+      </w:hyperlink>
+    </w:p>
+    <w:p>
+      <w:pPr>
+        <w:shd w:val="clear" w:color="auto" w:fill="FFFFFF"/>
+        <w:spacing w:after="120" w:line="240" w:lineRule="auto"/>
+        <w:rPr>
+          <w:rFonts w:ascii="Segoe UI" w:eastAsia="Times New Roman" w:hAnsi="Segoe UI" w:cs="Segoe UI"/>
+          <w:color w:val="1C1D1F"/>
+          <w:sz w:val="24"/>
+          <w:szCs w:val="24"/>
+          <w:lang w:eastAsia="en-IN" w:bidi="te-IN"/>
+        </w:rPr>
+      </w:pPr>
+      <w:hyperlink r:id="rId30" w:tgtFrame="_blank" w:history="1">
+        <w:r>
+          <w:rPr>
+            <w:rFonts w:ascii="Segoe UI" w:eastAsia="Times New Roman" w:hAnsi="Segoe UI" w:cs="Segoe UI"/>
+            <w:b/>
+            <w:bCs/>
+            <w:color w:val="5624D0"/>
+            <w:sz w:val="24"/>
+            <w:szCs w:val="24"/>
+            <w:u w:val="single"/>
+            <w:lang w:eastAsia="en-IN" w:bidi="te-IN"/>
+          </w:rPr>
           <w:t>Amazon Q Developer for Java &amp; Spring Boot Developers</w:t>
         </w:r>
       </w:hyperlink>
@@ -1126,62 +1098,6 @@
           <w:lang w:eastAsia="en-IN" w:bidi="te-IN"/>
         </w:rPr>
       </w:pPr>
-      <w:hyperlink r:id="rId30" w:tgtFrame="_blank" w:history="1">
-        <w:r>
-          <w:rPr>
-            <w:rFonts w:ascii="Segoe UI" w:eastAsia="Times New Roman" w:hAnsi="Segoe UI" w:cs="Segoe UI"/>
-            <w:b/>
-            <w:bCs/>
-            <w:color w:val="5624D0"/>
-            <w:sz w:val="24"/>
-            <w:szCs w:val="24"/>
-            <w:u w:val="single"/>
-            <w:lang w:eastAsia="en-IN" w:bidi="te-IN"/>
-          </w:rPr>
-          <w:t xml:space="preserve">Langchain for </w:t>
-        </w:r>
-        <w:proofErr w:type="gramStart"/>
-        <w:r>
-          <w:rPr>
-            <w:rFonts w:ascii="Segoe UI" w:eastAsia="Times New Roman" w:hAnsi="Segoe UI" w:cs="Segoe UI"/>
-            <w:b/>
-            <w:bCs/>
-            <w:color w:val="5624D0"/>
-            <w:sz w:val="24"/>
-            <w:szCs w:val="24"/>
-            <w:u w:val="single"/>
-            <w:lang w:eastAsia="en-IN" w:bidi="te-IN"/>
-          </w:rPr>
-          <w:t>beginners :</w:t>
-        </w:r>
-        <w:proofErr w:type="gramEnd"/>
-        <w:r>
-          <w:rPr>
-            <w:rFonts w:ascii="Segoe UI" w:eastAsia="Times New Roman" w:hAnsi="Segoe UI" w:cs="Segoe UI"/>
-            <w:b/>
-            <w:bCs/>
-            <w:color w:val="5624D0"/>
-            <w:sz w:val="24"/>
-            <w:szCs w:val="24"/>
-            <w:u w:val="single"/>
-            <w:lang w:eastAsia="en-IN" w:bidi="te-IN"/>
-          </w:rPr>
-          <w:t xml:space="preserve"> Build GenAI LLM Apps In Easy Steps</w:t>
-        </w:r>
-      </w:hyperlink>
-    </w:p>
-    <w:p>
-      <w:pPr>
-        <w:shd w:val="clear" w:color="auto" w:fill="FFFFFF"/>
-        <w:spacing w:after="120" w:line="240" w:lineRule="auto"/>
-        <w:rPr>
-          <w:rFonts w:ascii="Segoe UI" w:eastAsia="Times New Roman" w:hAnsi="Segoe UI" w:cs="Segoe UI"/>
-          <w:color w:val="1C1D1F"/>
-          <w:sz w:val="24"/>
-          <w:szCs w:val="24"/>
-          <w:lang w:eastAsia="en-IN" w:bidi="te-IN"/>
-        </w:rPr>
-      </w:pPr>
       <w:hyperlink r:id="rId31" w:tgtFrame="_blank" w:history="1">
         <w:r>
           <w:rPr>
@@ -1194,6 +1110,34 @@
             <w:u w:val="single"/>
             <w:lang w:eastAsia="en-IN" w:bidi="te-IN"/>
           </w:rPr>
+          <w:t>Langchain for beginners : Build GenAI LLM Apps In Easy Steps</w:t>
+        </w:r>
+      </w:hyperlink>
+    </w:p>
+    <w:p>
+      <w:pPr>
+        <w:shd w:val="clear" w:color="auto" w:fill="FFFFFF"/>
+        <w:spacing w:after="120" w:line="240" w:lineRule="auto"/>
+        <w:rPr>
+          <w:rFonts w:ascii="Segoe UI" w:eastAsia="Times New Roman" w:hAnsi="Segoe UI" w:cs="Segoe UI"/>
+          <w:color w:val="1C1D1F"/>
+          <w:sz w:val="24"/>
+          <w:szCs w:val="24"/>
+          <w:lang w:eastAsia="en-IN" w:bidi="te-IN"/>
+        </w:rPr>
+      </w:pPr>
+      <w:hyperlink r:id="rId32" w:tgtFrame="_blank" w:history="1">
+        <w:r>
+          <w:rPr>
+            <w:rFonts w:ascii="Segoe UI" w:eastAsia="Times New Roman" w:hAnsi="Segoe UI" w:cs="Segoe UI"/>
+            <w:b/>
+            <w:bCs/>
+            <w:color w:val="5624D0"/>
+            <w:sz w:val="24"/>
+            <w:szCs w:val="24"/>
+            <w:u w:val="single"/>
+            <w:lang w:eastAsia="en-IN" w:bidi="te-IN"/>
+          </w:rPr>
           <w:t>Mastering GitHub Copilot for JavaScript and React Developers</w:t>
         </w:r>
       </w:hyperlink>
@@ -1210,7 +1154,7 @@
           <w:lang w:eastAsia="en-IN" w:bidi="te-IN"/>
         </w:rPr>
       </w:pPr>
-      <w:hyperlink r:id="rId32" w:tgtFrame="_blank" w:history="1">
+      <w:hyperlink r:id="rId33" w:tgtFrame="_blank" w:history="1">
         <w:r>
           <w:rPr>
             <w:rFonts w:ascii="Segoe UI" w:eastAsia="Times New Roman" w:hAnsi="Segoe UI" w:cs="Segoe UI"/>
@@ -1238,7 +1182,7 @@
           <w:lang w:eastAsia="en-IN" w:bidi="te-IN"/>
         </w:rPr>
       </w:pPr>
-      <w:hyperlink r:id="rId33" w:tgtFrame="_blank" w:history="1">
+      <w:hyperlink r:id="rId34" w:tgtFrame="_blank" w:history="1">
         <w:r>
           <w:rPr>
             <w:rFonts w:ascii="Segoe UI" w:eastAsia="Times New Roman" w:hAnsi="Segoe UI" w:cs="Segoe UI"/>
@@ -1266,7 +1210,7 @@
           <w:lang w:eastAsia="en-IN" w:bidi="te-IN"/>
         </w:rPr>
       </w:pPr>
-      <w:hyperlink r:id="rId34" w:tgtFrame="_blank" w:history="1">
+      <w:hyperlink r:id="rId35" w:tgtFrame="_blank" w:history="1">
         <w:r>
           <w:rPr>
             <w:rFonts w:ascii="Segoe UI" w:eastAsia="Times New Roman" w:hAnsi="Segoe UI" w:cs="Segoe UI"/>
@@ -1294,7 +1238,7 @@
           <w:lang w:eastAsia="en-IN" w:bidi="te-IN"/>
         </w:rPr>
       </w:pPr>
-      <w:hyperlink r:id="rId35" w:tgtFrame="_blank" w:history="1">
+      <w:hyperlink r:id="rId36" w:tgtFrame="_blank" w:history="1">
         <w:r>
           <w:rPr>
             <w:rFonts w:ascii="Segoe UI" w:eastAsia="Times New Roman" w:hAnsi="Segoe UI" w:cs="Segoe UI"/>
@@ -1322,47 +1266,19 @@
           <w:lang w:eastAsia="en-IN" w:bidi="te-IN"/>
         </w:rPr>
       </w:pPr>
-      <w:hyperlink r:id="rId36" w:tgtFrame="_blank" w:history="1">
-        <w:r>
-          <w:rPr>
-            <w:rFonts w:ascii="Segoe UI" w:eastAsia="Times New Roman" w:hAnsi="Segoe UI" w:cs="Segoe UI"/>
-            <w:b/>
-            <w:bCs/>
-            <w:color w:val="5624D0"/>
-            <w:sz w:val="24"/>
-            <w:szCs w:val="24"/>
-            <w:u w:val="single"/>
-            <w:lang w:eastAsia="en-IN" w:bidi="te-IN"/>
-          </w:rPr>
-          <w:t xml:space="preserve">Generative AI </w:t>
-        </w:r>
-        <w:proofErr w:type="gramStart"/>
-        <w:r>
-          <w:rPr>
-            <w:rFonts w:ascii="Segoe UI" w:eastAsia="Times New Roman" w:hAnsi="Segoe UI" w:cs="Segoe UI"/>
-            <w:b/>
-            <w:bCs/>
-            <w:color w:val="5624D0"/>
-            <w:sz w:val="24"/>
-            <w:szCs w:val="24"/>
-            <w:u w:val="single"/>
-            <w:lang w:eastAsia="en-IN" w:bidi="te-IN"/>
-          </w:rPr>
-          <w:t>For</w:t>
-        </w:r>
-        <w:proofErr w:type="gramEnd"/>
-        <w:r>
-          <w:rPr>
-            <w:rFonts w:ascii="Segoe UI" w:eastAsia="Times New Roman" w:hAnsi="Segoe UI" w:cs="Segoe UI"/>
-            <w:b/>
-            <w:bCs/>
-            <w:color w:val="5624D0"/>
-            <w:sz w:val="24"/>
-            <w:szCs w:val="24"/>
-            <w:u w:val="single"/>
-            <w:lang w:eastAsia="en-IN" w:bidi="te-IN"/>
-          </w:rPr>
-          <w:t xml:space="preserve"> Java Developers with Azure OpenAI ChatGPT</w:t>
+      <w:hyperlink r:id="rId37" w:tgtFrame="_blank" w:history="1">
+        <w:r>
+          <w:rPr>
+            <w:rFonts w:ascii="Segoe UI" w:eastAsia="Times New Roman" w:hAnsi="Segoe UI" w:cs="Segoe UI"/>
+            <w:b/>
+            <w:bCs/>
+            <w:color w:val="5624D0"/>
+            <w:sz w:val="24"/>
+            <w:szCs w:val="24"/>
+            <w:u w:val="single"/>
+            <w:lang w:eastAsia="en-IN" w:bidi="te-IN"/>
+          </w:rPr>
+          <w:t>Generative AI For Java Developers with Azure OpenAI ChatGPT</w:t>
         </w:r>
       </w:hyperlink>
     </w:p>
@@ -1402,7 +1318,7 @@
           <w:lang w:eastAsia="en-IN" w:bidi="te-IN"/>
         </w:rPr>
       </w:pPr>
-      <w:hyperlink r:id="rId37" w:tgtFrame="_blank" w:history="1">
+      <w:hyperlink r:id="rId38" w:tgtFrame="_blank" w:history="1">
         <w:r>
           <w:rPr>
             <w:rFonts w:ascii="Segoe UI" w:eastAsia="Times New Roman" w:hAnsi="Segoe UI" w:cs="Segoe UI"/>
@@ -1430,62 +1346,6 @@
           <w:lang w:eastAsia="en-IN" w:bidi="te-IN"/>
         </w:rPr>
       </w:pPr>
-      <w:hyperlink r:id="rId38" w:tgtFrame="_blank" w:history="1">
-        <w:r>
-          <w:rPr>
-            <w:rFonts w:ascii="Segoe UI" w:eastAsia="Times New Roman" w:hAnsi="Segoe UI" w:cs="Segoe UI"/>
-            <w:b/>
-            <w:bCs/>
-            <w:color w:val="5624D0"/>
-            <w:sz w:val="24"/>
-            <w:szCs w:val="24"/>
-            <w:u w:val="single"/>
-            <w:lang w:eastAsia="en-IN" w:bidi="te-IN"/>
-          </w:rPr>
-          <w:t>Spring AI for beginners</w:t>
-        </w:r>
-        <w:proofErr w:type="gramStart"/>
-        <w:r>
-          <w:rPr>
-            <w:rFonts w:ascii="Segoe UI" w:eastAsia="Times New Roman" w:hAnsi="Segoe UI" w:cs="Segoe UI"/>
-            <w:b/>
-            <w:bCs/>
-            <w:color w:val="5624D0"/>
-            <w:sz w:val="24"/>
-            <w:szCs w:val="24"/>
-            <w:u w:val="single"/>
-            <w:lang w:eastAsia="en-IN" w:bidi="te-IN"/>
-          </w:rPr>
-          <w:t>:Build</w:t>
-        </w:r>
-        <w:proofErr w:type="gramEnd"/>
-        <w:r>
-          <w:rPr>
-            <w:rFonts w:ascii="Segoe UI" w:eastAsia="Times New Roman" w:hAnsi="Segoe UI" w:cs="Segoe UI"/>
-            <w:b/>
-            <w:bCs/>
-            <w:color w:val="5624D0"/>
-            <w:sz w:val="24"/>
-            <w:szCs w:val="24"/>
-            <w:u w:val="single"/>
-            <w:lang w:eastAsia="en-IN" w:bidi="te-IN"/>
-          </w:rPr>
-          <w:t xml:space="preserve"> Gen AI LLM Apps in Easy Steps</w:t>
-        </w:r>
-      </w:hyperlink>
-    </w:p>
-    <w:p>
-      <w:pPr>
-        <w:shd w:val="clear" w:color="auto" w:fill="FFFFFF"/>
-        <w:spacing w:after="120" w:line="240" w:lineRule="auto"/>
-        <w:rPr>
-          <w:rFonts w:ascii="Segoe UI" w:eastAsia="Times New Roman" w:hAnsi="Segoe UI" w:cs="Segoe UI"/>
-          <w:color w:val="1C1D1F"/>
-          <w:sz w:val="24"/>
-          <w:szCs w:val="24"/>
-          <w:lang w:eastAsia="en-IN" w:bidi="te-IN"/>
-        </w:rPr>
-      </w:pPr>
       <w:hyperlink r:id="rId39" w:tgtFrame="_blank" w:history="1">
         <w:r>
           <w:rPr>
@@ -1498,6 +1358,34 @@
             <w:u w:val="single"/>
             <w:lang w:eastAsia="en-IN" w:bidi="te-IN"/>
           </w:rPr>
+          <w:t>Spring AI for beginners:Build Gen AI LLM Apps in Easy Steps</w:t>
+        </w:r>
+      </w:hyperlink>
+    </w:p>
+    <w:p>
+      <w:pPr>
+        <w:shd w:val="clear" w:color="auto" w:fill="FFFFFF"/>
+        <w:spacing w:after="120" w:line="240" w:lineRule="auto"/>
+        <w:rPr>
+          <w:rFonts w:ascii="Segoe UI" w:eastAsia="Times New Roman" w:hAnsi="Segoe UI" w:cs="Segoe UI"/>
+          <w:color w:val="1C1D1F"/>
+          <w:sz w:val="24"/>
+          <w:szCs w:val="24"/>
+          <w:lang w:eastAsia="en-IN" w:bidi="te-IN"/>
+        </w:rPr>
+      </w:pPr>
+      <w:hyperlink r:id="rId40" w:tgtFrame="_blank" w:history="1">
+        <w:r>
+          <w:rPr>
+            <w:rFonts w:ascii="Segoe UI" w:eastAsia="Times New Roman" w:hAnsi="Segoe UI" w:cs="Segoe UI"/>
+            <w:b/>
+            <w:bCs/>
+            <w:color w:val="5624D0"/>
+            <w:sz w:val="24"/>
+            <w:szCs w:val="24"/>
+            <w:u w:val="single"/>
+            <w:lang w:eastAsia="en-IN" w:bidi="te-IN"/>
+          </w:rPr>
           <w:t>Amazon Q Developer for Java &amp; Spring Boot Developers</w:t>
         </w:r>
       </w:hyperlink>
@@ -1514,7 +1402,7 @@
           <w:lang w:eastAsia="en-IN" w:bidi="te-IN"/>
         </w:rPr>
       </w:pPr>
-      <w:hyperlink r:id="rId40" w:tgtFrame="_blank" w:history="1">
+      <w:hyperlink r:id="rId41" w:tgtFrame="_blank" w:history="1">
         <w:r>
           <w:rPr>
             <w:rFonts w:ascii="Segoe UI" w:eastAsia="Times New Roman" w:hAnsi="Segoe UI" w:cs="Segoe UI"/>
@@ -1542,62 +1430,6 @@
           <w:lang w:eastAsia="en-IN" w:bidi="te-IN"/>
         </w:rPr>
       </w:pPr>
-      <w:hyperlink r:id="rId41" w:tgtFrame="_blank" w:history="1">
-        <w:r>
-          <w:rPr>
-            <w:rFonts w:ascii="Segoe UI" w:eastAsia="Times New Roman" w:hAnsi="Segoe UI" w:cs="Segoe UI"/>
-            <w:b/>
-            <w:bCs/>
-            <w:color w:val="5624D0"/>
-            <w:sz w:val="24"/>
-            <w:szCs w:val="24"/>
-            <w:u w:val="single"/>
-            <w:lang w:eastAsia="en-IN" w:bidi="te-IN"/>
-          </w:rPr>
-          <w:t xml:space="preserve">Generative AI </w:t>
-        </w:r>
-        <w:proofErr w:type="gramStart"/>
-        <w:r>
-          <w:rPr>
-            <w:rFonts w:ascii="Segoe UI" w:eastAsia="Times New Roman" w:hAnsi="Segoe UI" w:cs="Segoe UI"/>
-            <w:b/>
-            <w:bCs/>
-            <w:color w:val="5624D0"/>
-            <w:sz w:val="24"/>
-            <w:szCs w:val="24"/>
-            <w:u w:val="single"/>
-            <w:lang w:eastAsia="en-IN" w:bidi="te-IN"/>
-          </w:rPr>
-          <w:t>For</w:t>
-        </w:r>
-        <w:proofErr w:type="gramEnd"/>
-        <w:r>
-          <w:rPr>
-            <w:rFonts w:ascii="Segoe UI" w:eastAsia="Times New Roman" w:hAnsi="Segoe UI" w:cs="Segoe UI"/>
-            <w:b/>
-            <w:bCs/>
-            <w:color w:val="5624D0"/>
-            <w:sz w:val="24"/>
-            <w:szCs w:val="24"/>
-            <w:u w:val="single"/>
-            <w:lang w:eastAsia="en-IN" w:bidi="te-IN"/>
-          </w:rPr>
-          <w:t xml:space="preserve"> Java Developers with Azure OpenAI ChatGPT</w:t>
-        </w:r>
-      </w:hyperlink>
-    </w:p>
-    <w:p>
-      <w:pPr>
-        <w:shd w:val="clear" w:color="auto" w:fill="FFFFFF"/>
-        <w:spacing w:after="120" w:line="240" w:lineRule="auto"/>
-        <w:rPr>
-          <w:rFonts w:ascii="Segoe UI" w:eastAsia="Times New Roman" w:hAnsi="Segoe UI" w:cs="Segoe UI"/>
-          <w:color w:val="1C1D1F"/>
-          <w:sz w:val="24"/>
-          <w:szCs w:val="24"/>
-          <w:lang w:eastAsia="en-IN" w:bidi="te-IN"/>
-        </w:rPr>
-      </w:pPr>
       <w:hyperlink r:id="rId42" w:tgtFrame="_blank" w:history="1">
         <w:r>
           <w:rPr>
@@ -1610,35 +1442,7 @@
             <w:u w:val="single"/>
             <w:lang w:eastAsia="en-IN" w:bidi="te-IN"/>
           </w:rPr>
-          <w:t xml:space="preserve">Java Logical Programs </w:t>
-        </w:r>
-        <w:proofErr w:type="gramStart"/>
-        <w:r>
-          <w:rPr>
-            <w:rFonts w:ascii="Segoe UI" w:eastAsia="Times New Roman" w:hAnsi="Segoe UI" w:cs="Segoe UI"/>
-            <w:b/>
-            <w:bCs/>
-            <w:color w:val="5624D0"/>
-            <w:sz w:val="24"/>
-            <w:szCs w:val="24"/>
-            <w:u w:val="single"/>
-            <w:lang w:eastAsia="en-IN" w:bidi="te-IN"/>
-          </w:rPr>
-          <w:t>For</w:t>
-        </w:r>
-        <w:proofErr w:type="gramEnd"/>
-        <w:r>
-          <w:rPr>
-            <w:rFonts w:ascii="Segoe UI" w:eastAsia="Times New Roman" w:hAnsi="Segoe UI" w:cs="Segoe UI"/>
-            <w:b/>
-            <w:bCs/>
-            <w:color w:val="5624D0"/>
-            <w:sz w:val="24"/>
-            <w:szCs w:val="24"/>
-            <w:u w:val="single"/>
-            <w:lang w:eastAsia="en-IN" w:bidi="te-IN"/>
-          </w:rPr>
-          <w:t xml:space="preserve"> Beginners and Experienced</w:t>
+          <w:t>Generative AI For Java Developers with Azure OpenAI ChatGPT</w:t>
         </w:r>
       </w:hyperlink>
     </w:p>
@@ -1666,6 +1470,34 @@
             <w:u w:val="single"/>
             <w:lang w:eastAsia="en-IN" w:bidi="te-IN"/>
           </w:rPr>
+          <w:t>Java Logical Programs For Beginners and Experienced</w:t>
+        </w:r>
+      </w:hyperlink>
+    </w:p>
+    <w:p>
+      <w:pPr>
+        <w:shd w:val="clear" w:color="auto" w:fill="FFFFFF"/>
+        <w:spacing w:after="120" w:line="240" w:lineRule="auto"/>
+        <w:rPr>
+          <w:rFonts w:ascii="Segoe UI" w:eastAsia="Times New Roman" w:hAnsi="Segoe UI" w:cs="Segoe UI"/>
+          <w:color w:val="1C1D1F"/>
+          <w:sz w:val="24"/>
+          <w:szCs w:val="24"/>
+          <w:lang w:eastAsia="en-IN" w:bidi="te-IN"/>
+        </w:rPr>
+      </w:pPr>
+      <w:hyperlink r:id="rId44" w:tgtFrame="_blank" w:history="1">
+        <w:r>
+          <w:rPr>
+            <w:rFonts w:ascii="Segoe UI" w:eastAsia="Times New Roman" w:hAnsi="Segoe UI" w:cs="Segoe UI"/>
+            <w:b/>
+            <w:bCs/>
+            <w:color w:val="5624D0"/>
+            <w:sz w:val="24"/>
+            <w:szCs w:val="24"/>
+            <w:u w:val="single"/>
+            <w:lang w:eastAsia="en-IN" w:bidi="te-IN"/>
+          </w:rPr>
           <w:t>JDBC Servlets and JSP - Java Web Development Fundamentals</w:t>
         </w:r>
       </w:hyperlink>
@@ -1682,7 +1514,7 @@
           <w:lang w:eastAsia="en-IN" w:bidi="te-IN"/>
         </w:rPr>
       </w:pPr>
-      <w:hyperlink r:id="rId44" w:tgtFrame="_blank" w:history="1">
+      <w:hyperlink r:id="rId45" w:tgtFrame="_blank" w:history="1">
         <w:r>
           <w:rPr>
             <w:rFonts w:ascii="Segoe UI" w:eastAsia="Times New Roman" w:hAnsi="Segoe UI" w:cs="Segoe UI"/>
@@ -1710,7 +1542,7 @@
           <w:lang w:eastAsia="en-IN" w:bidi="te-IN"/>
         </w:rPr>
       </w:pPr>
-      <w:hyperlink r:id="rId45" w:tgtFrame="_blank" w:history="1">
+      <w:hyperlink r:id="rId46" w:tgtFrame="_blank" w:history="1">
         <w:r>
           <w:rPr>
             <w:rFonts w:ascii="Segoe UI" w:eastAsia="Times New Roman" w:hAnsi="Segoe UI" w:cs="Segoe UI"/>
@@ -1738,7 +1570,7 @@
           <w:lang w:eastAsia="en-IN" w:bidi="te-IN"/>
         </w:rPr>
       </w:pPr>
-      <w:hyperlink r:id="rId46" w:tgtFrame="_blank" w:history="1">
+      <w:hyperlink r:id="rId47" w:tgtFrame="_blank" w:history="1">
         <w:r>
           <w:rPr>
             <w:rFonts w:ascii="Segoe UI" w:eastAsia="Times New Roman" w:hAnsi="Segoe UI" w:cs="Segoe UI"/>
@@ -1766,7 +1598,7 @@
           <w:lang w:eastAsia="en-IN" w:bidi="te-IN"/>
         </w:rPr>
       </w:pPr>
-      <w:hyperlink r:id="rId47" w:tgtFrame="_blank" w:history="1">
+      <w:hyperlink r:id="rId48" w:tgtFrame="_blank" w:history="1">
         <w:r>
           <w:rPr>
             <w:rFonts w:ascii="Segoe UI" w:eastAsia="Times New Roman" w:hAnsi="Segoe UI" w:cs="Segoe UI"/>
@@ -1794,7 +1626,7 @@
           <w:lang w:eastAsia="en-IN" w:bidi="te-IN"/>
         </w:rPr>
       </w:pPr>
-      <w:hyperlink r:id="rId48" w:tgtFrame="_blank" w:history="1">
+      <w:hyperlink r:id="rId49" w:tgtFrame="_blank" w:history="1">
         <w:r>
           <w:rPr>
             <w:rFonts w:ascii="Segoe UI" w:eastAsia="Times New Roman" w:hAnsi="Segoe UI" w:cs="Segoe UI"/>
@@ -1822,7 +1654,7 @@
           <w:lang w:eastAsia="en-IN" w:bidi="te-IN"/>
         </w:rPr>
       </w:pPr>
-      <w:hyperlink r:id="rId49" w:tgtFrame="_blank" w:history="1">
+      <w:hyperlink r:id="rId50" w:tgtFrame="_blank" w:history="1">
         <w:r>
           <w:rPr>
             <w:rFonts w:ascii="Segoe UI" w:eastAsia="Times New Roman" w:hAnsi="Segoe UI" w:cs="Segoe UI"/>
@@ -1850,7 +1682,7 @@
           <w:lang w:eastAsia="en-IN" w:bidi="te-IN"/>
         </w:rPr>
       </w:pPr>
-      <w:hyperlink r:id="rId50" w:tgtFrame="_blank" w:history="1">
+      <w:hyperlink r:id="rId51" w:tgtFrame="_blank" w:history="1">
         <w:r>
           <w:rPr>
             <w:rFonts w:ascii="Segoe UI" w:eastAsia="Times New Roman" w:hAnsi="Segoe UI" w:cs="Segoe UI"/>
@@ -1878,7 +1710,7 @@
           <w:lang w:eastAsia="en-IN" w:bidi="te-IN"/>
         </w:rPr>
       </w:pPr>
-      <w:hyperlink r:id="rId51" w:tgtFrame="_blank" w:history="1">
+      <w:hyperlink r:id="rId52" w:tgtFrame="_blank" w:history="1">
         <w:r>
           <w:rPr>
             <w:rFonts w:ascii="Segoe UI" w:eastAsia="Times New Roman" w:hAnsi="Segoe UI" w:cs="Segoe UI"/>
@@ -1906,7 +1738,7 @@
           <w:lang w:eastAsia="en-IN" w:bidi="te-IN"/>
         </w:rPr>
       </w:pPr>
-      <w:hyperlink r:id="rId52" w:tgtFrame="_blank" w:history="1">
+      <w:hyperlink r:id="rId53" w:tgtFrame="_blank" w:history="1">
         <w:r>
           <w:rPr>
             <w:rFonts w:ascii="Segoe UI" w:eastAsia="Times New Roman" w:hAnsi="Segoe UI" w:cs="Segoe UI"/>
@@ -1934,7 +1766,7 @@
           <w:lang w:eastAsia="en-IN" w:bidi="te-IN"/>
         </w:rPr>
       </w:pPr>
-      <w:hyperlink r:id="rId53" w:tgtFrame="_blank" w:history="1">
+      <w:hyperlink r:id="rId54" w:tgtFrame="_blank" w:history="1">
         <w:r>
           <w:rPr>
             <w:rFonts w:ascii="Segoe UI" w:eastAsia="Times New Roman" w:hAnsi="Segoe UI" w:cs="Segoe UI"/>
@@ -1962,7 +1794,7 @@
           <w:lang w:eastAsia="en-IN" w:bidi="te-IN"/>
         </w:rPr>
       </w:pPr>
-      <w:hyperlink r:id="rId54" w:tgtFrame="_blank" w:history="1">
+      <w:hyperlink r:id="rId55" w:tgtFrame="_blank" w:history="1">
         <w:r>
           <w:rPr>
             <w:rFonts w:ascii="Segoe UI" w:eastAsia="Times New Roman" w:hAnsi="Segoe UI" w:cs="Segoe UI"/>
@@ -1990,7 +1822,7 @@
           <w:lang w:eastAsia="en-IN" w:bidi="te-IN"/>
         </w:rPr>
       </w:pPr>
-      <w:hyperlink r:id="rId55" w:tgtFrame="_blank" w:history="1">
+      <w:hyperlink r:id="rId56" w:tgtFrame="_blank" w:history="1">
         <w:r>
           <w:rPr>
             <w:rFonts w:ascii="Segoe UI" w:eastAsia="Times New Roman" w:hAnsi="Segoe UI" w:cs="Segoe UI"/>
@@ -2018,7 +1850,7 @@
           <w:lang w:eastAsia="en-IN" w:bidi="te-IN"/>
         </w:rPr>
       </w:pPr>
-      <w:hyperlink r:id="rId56" w:tgtFrame="_blank" w:history="1">
+      <w:hyperlink r:id="rId57" w:tgtFrame="_blank" w:history="1">
         <w:r>
           <w:rPr>
             <w:rFonts w:ascii="Segoe UI" w:eastAsia="Times New Roman" w:hAnsi="Segoe UI" w:cs="Segoe UI"/>
@@ -2046,47 +1878,19 @@
           <w:lang w:eastAsia="en-IN" w:bidi="te-IN"/>
         </w:rPr>
       </w:pPr>
-      <w:hyperlink r:id="rId57" w:tgtFrame="_blank" w:history="1">
-        <w:r>
-          <w:rPr>
-            <w:rFonts w:ascii="Segoe UI" w:eastAsia="Times New Roman" w:hAnsi="Segoe UI" w:cs="Segoe UI"/>
-            <w:b/>
-            <w:bCs/>
-            <w:color w:val="5624D0"/>
-            <w:sz w:val="24"/>
-            <w:szCs w:val="24"/>
-            <w:u w:val="single"/>
-            <w:lang w:eastAsia="en-IN" w:bidi="te-IN"/>
-          </w:rPr>
-          <w:t xml:space="preserve">Serverless Using AWS Lambda </w:t>
-        </w:r>
-        <w:proofErr w:type="gramStart"/>
-        <w:r>
-          <w:rPr>
-            <w:rFonts w:ascii="Segoe UI" w:eastAsia="Times New Roman" w:hAnsi="Segoe UI" w:cs="Segoe UI"/>
-            <w:b/>
-            <w:bCs/>
-            <w:color w:val="5624D0"/>
-            <w:sz w:val="24"/>
-            <w:szCs w:val="24"/>
-            <w:u w:val="single"/>
-            <w:lang w:eastAsia="en-IN" w:bidi="te-IN"/>
-          </w:rPr>
-          <w:t>For</w:t>
-        </w:r>
-        <w:proofErr w:type="gramEnd"/>
-        <w:r>
-          <w:rPr>
-            <w:rFonts w:ascii="Segoe UI" w:eastAsia="Times New Roman" w:hAnsi="Segoe UI" w:cs="Segoe UI"/>
-            <w:b/>
-            <w:bCs/>
-            <w:color w:val="5624D0"/>
-            <w:sz w:val="24"/>
-            <w:szCs w:val="24"/>
-            <w:u w:val="single"/>
-            <w:lang w:eastAsia="en-IN" w:bidi="te-IN"/>
-          </w:rPr>
-          <w:t xml:space="preserve"> Java Developers</w:t>
+      <w:hyperlink r:id="rId58" w:tgtFrame="_blank" w:history="1">
+        <w:r>
+          <w:rPr>
+            <w:rFonts w:ascii="Segoe UI" w:eastAsia="Times New Roman" w:hAnsi="Segoe UI" w:cs="Segoe UI"/>
+            <w:b/>
+            <w:bCs/>
+            <w:color w:val="5624D0"/>
+            <w:sz w:val="24"/>
+            <w:szCs w:val="24"/>
+            <w:u w:val="single"/>
+            <w:lang w:eastAsia="en-IN" w:bidi="te-IN"/>
+          </w:rPr>
+          <w:t>Serverless Using AWS Lambda For Java Developers</w:t>
         </w:r>
       </w:hyperlink>
     </w:p>
@@ -2102,7 +1906,7 @@
           <w:lang w:eastAsia="en-IN" w:bidi="te-IN"/>
         </w:rPr>
       </w:pPr>
-      <w:hyperlink r:id="rId58" w:tgtFrame="_blank" w:history="1">
+      <w:hyperlink r:id="rId59" w:tgtFrame="_blank" w:history="1">
         <w:r>
           <w:rPr>
             <w:rFonts w:ascii="Segoe UI" w:eastAsia="Times New Roman" w:hAnsi="Segoe UI" w:cs="Segoe UI"/>
@@ -2141,7 +1945,7 @@
           <w:lang w:eastAsia="en-IN" w:bidi="te-IN"/>
         </w:rPr>
       </w:pPr>
-      <w:hyperlink r:id="rId59" w:tgtFrame="_blank" w:history="1">
+      <w:hyperlink r:id="rId60" w:tgtFrame="_blank" w:history="1">
         <w:r>
           <w:rPr>
             <w:rFonts w:ascii="Segoe UI" w:eastAsia="Times New Roman" w:hAnsi="Segoe UI" w:cs="Segoe UI"/>
@@ -2169,7 +1973,7 @@
           <w:lang w:eastAsia="en-IN" w:bidi="te-IN"/>
         </w:rPr>
       </w:pPr>
-      <w:hyperlink r:id="rId60" w:tgtFrame="_blank" w:history="1">
+      <w:hyperlink r:id="rId61" w:tgtFrame="_blank" w:history="1">
         <w:r>
           <w:rPr>
             <w:rFonts w:ascii="Segoe UI" w:eastAsia="Times New Roman" w:hAnsi="Segoe UI" w:cs="Segoe UI"/>
@@ -2197,7 +2001,7 @@
           <w:lang w:eastAsia="en-IN" w:bidi="te-IN"/>
         </w:rPr>
       </w:pPr>
-      <w:hyperlink r:id="rId61" w:tgtFrame="_blank" w:history="1">
+      <w:hyperlink r:id="rId62" w:tgtFrame="_blank" w:history="1">
         <w:r>
           <w:rPr>
             <w:rFonts w:ascii="Segoe UI" w:eastAsia="Times New Roman" w:hAnsi="Segoe UI" w:cs="Segoe UI"/>
@@ -2225,47 +2029,19 @@
           <w:lang w:eastAsia="en-IN" w:bidi="te-IN"/>
         </w:rPr>
       </w:pPr>
-      <w:hyperlink r:id="rId62" w:tgtFrame="_blank" w:history="1">
-        <w:r>
-          <w:rPr>
-            <w:rFonts w:ascii="Segoe UI" w:eastAsia="Times New Roman" w:hAnsi="Segoe UI" w:cs="Segoe UI"/>
-            <w:b/>
-            <w:bCs/>
-            <w:color w:val="5624D0"/>
-            <w:sz w:val="24"/>
-            <w:szCs w:val="24"/>
-            <w:u w:val="single"/>
-            <w:lang w:eastAsia="en-IN" w:bidi="te-IN"/>
-          </w:rPr>
-          <w:t xml:space="preserve">Gradle </w:t>
-        </w:r>
-        <w:proofErr w:type="gramStart"/>
-        <w:r>
-          <w:rPr>
-            <w:rFonts w:ascii="Segoe UI" w:eastAsia="Times New Roman" w:hAnsi="Segoe UI" w:cs="Segoe UI"/>
-            <w:b/>
-            <w:bCs/>
-            <w:color w:val="5624D0"/>
-            <w:sz w:val="24"/>
-            <w:szCs w:val="24"/>
-            <w:u w:val="single"/>
-            <w:lang w:eastAsia="en-IN" w:bidi="te-IN"/>
-          </w:rPr>
-          <w:t>For</w:t>
-        </w:r>
-        <w:proofErr w:type="gramEnd"/>
-        <w:r>
-          <w:rPr>
-            <w:rFonts w:ascii="Segoe UI" w:eastAsia="Times New Roman" w:hAnsi="Segoe UI" w:cs="Segoe UI"/>
-            <w:b/>
-            <w:bCs/>
-            <w:color w:val="5624D0"/>
-            <w:sz w:val="24"/>
-            <w:szCs w:val="24"/>
-            <w:u w:val="single"/>
-            <w:lang w:eastAsia="en-IN" w:bidi="te-IN"/>
-          </w:rPr>
-          <w:t xml:space="preserve"> Java Developers</w:t>
+      <w:hyperlink r:id="rId63" w:tgtFrame="_blank" w:history="1">
+        <w:r>
+          <w:rPr>
+            <w:rFonts w:ascii="Segoe UI" w:eastAsia="Times New Roman" w:hAnsi="Segoe UI" w:cs="Segoe UI"/>
+            <w:b/>
+            <w:bCs/>
+            <w:color w:val="5624D0"/>
+            <w:sz w:val="24"/>
+            <w:szCs w:val="24"/>
+            <w:u w:val="single"/>
+            <w:lang w:eastAsia="en-IN" w:bidi="te-IN"/>
+          </w:rPr>
+          <w:t>Gradle For Java Developers</w:t>
         </w:r>
       </w:hyperlink>
     </w:p>
@@ -2302,7 +2078,7 @@
         </w:rPr>
         <w:br/>
       </w:r>
-      <w:hyperlink r:id="rId63" w:tgtFrame="_blank" w:history="1">
+      <w:hyperlink r:id="rId64" w:tgtFrame="_blank" w:history="1">
         <w:r>
           <w:rPr>
             <w:rFonts w:ascii="Segoe UI" w:eastAsia="Times New Roman" w:hAnsi="Segoe UI" w:cs="Segoe UI"/>
@@ -2330,7 +2106,7 @@
           <w:lang w:eastAsia="en-IN" w:bidi="te-IN"/>
         </w:rPr>
       </w:pPr>
-      <w:hyperlink r:id="rId64" w:tgtFrame="_blank" w:history="1">
+      <w:hyperlink r:id="rId65" w:tgtFrame="_blank" w:history="1">
         <w:r>
           <w:rPr>
             <w:rFonts w:ascii="Segoe UI" w:eastAsia="Times New Roman" w:hAnsi="Segoe UI" w:cs="Segoe UI"/>
@@ -2358,7 +2134,7 @@
           <w:lang w:eastAsia="en-IN" w:bidi="te-IN"/>
         </w:rPr>
       </w:pPr>
-      <w:hyperlink r:id="rId65" w:tgtFrame="_blank" w:history="1">
+      <w:hyperlink r:id="rId66" w:tgtFrame="_blank" w:history="1">
         <w:r>
           <w:rPr>
             <w:rFonts w:ascii="Segoe UI" w:eastAsia="Times New Roman" w:hAnsi="Segoe UI" w:cs="Segoe UI"/>
@@ -2386,7 +2162,7 @@
           <w:lang w:eastAsia="en-IN" w:bidi="te-IN"/>
         </w:rPr>
       </w:pPr>
-      <w:hyperlink r:id="rId66" w:tgtFrame="_blank" w:history="1">
+      <w:hyperlink r:id="rId67" w:tgtFrame="_blank" w:history="1">
         <w:r>
           <w:rPr>
             <w:rFonts w:ascii="Segoe UI" w:eastAsia="Times New Roman" w:hAnsi="Segoe UI" w:cs="Segoe UI"/>
@@ -2414,7 +2190,7 @@
           <w:lang w:eastAsia="en-IN" w:bidi="te-IN"/>
         </w:rPr>
       </w:pPr>
-      <w:hyperlink r:id="rId67" w:tgtFrame="_blank" w:history="1">
+      <w:hyperlink r:id="rId68" w:tgtFrame="_blank" w:history="1">
         <w:r>
           <w:rPr>
             <w:rFonts w:ascii="Segoe UI" w:eastAsia="Times New Roman" w:hAnsi="Segoe UI" w:cs="Segoe UI"/>
@@ -2442,7 +2218,7 @@
           <w:lang w:eastAsia="en-IN" w:bidi="te-IN"/>
         </w:rPr>
       </w:pPr>
-      <w:hyperlink r:id="rId68" w:tgtFrame="_blank" w:history="1">
+      <w:hyperlink r:id="rId69" w:tgtFrame="_blank" w:history="1">
         <w:r>
           <w:rPr>
             <w:rFonts w:ascii="Segoe UI" w:eastAsia="Times New Roman" w:hAnsi="Segoe UI" w:cs="Segoe UI"/>
@@ -2470,7 +2246,7 @@
           <w:lang w:eastAsia="en-IN" w:bidi="te-IN"/>
         </w:rPr>
       </w:pPr>
-      <w:hyperlink r:id="rId69" w:tgtFrame="_blank" w:history="1">
+      <w:hyperlink r:id="rId70" w:tgtFrame="_blank" w:history="1">
         <w:r>
           <w:rPr>
             <w:rFonts w:ascii="Segoe UI" w:eastAsia="Times New Roman" w:hAnsi="Segoe UI" w:cs="Segoe UI"/>
@@ -2498,8 +2274,6 @@
           <w:u w:val="single"/>
         </w:rPr>
       </w:pPr>
-      <w:bookmarkStart w:id="0" w:name="_GoBack"/>
-      <w:bookmarkEnd w:id="0"/>
     </w:p>
     <w:p>
       <w:pPr>
@@ -2541,7 +2315,7 @@
         </w:rPr>
         <w:t>- Java Best Practices for Efficient, Scalable, and Secure Code - </w:t>
       </w:r>
-      <w:hyperlink r:id="rId70" w:tgtFrame="_blank" w:history="1">
+      <w:hyperlink r:id="rId71" w:tgtFrame="_blank" w:history="1">
         <w:r>
           <w:rPr>
             <w:rStyle w:val="Hyperlink"/>
@@ -2565,7 +2339,7 @@
         </w:rPr>
         <w:t>- Discount! Master Software Development Metrics &amp; KPIs - </w:t>
       </w:r>
-      <w:hyperlink r:id="rId71" w:tgtFrame="_blank" w:history="1">
+      <w:hyperlink r:id="rId72" w:tgtFrame="_blank" w:history="1">
         <w:r>
           <w:rPr>
             <w:rStyle w:val="Hyperlink"/>
@@ -2589,7 +2363,7 @@
         </w:rPr>
         <w:t>- 255,000+ registrations! Java from Zero to First Job - </w:t>
       </w:r>
-      <w:hyperlink r:id="rId72" w:tgtFrame="_blank" w:history="1">
+      <w:hyperlink r:id="rId73" w:tgtFrame="_blank" w:history="1">
         <w:r>
           <w:rPr>
             <w:rStyle w:val="Hyperlink"/>
@@ -2613,7 +2387,7 @@
         </w:rPr>
         <w:t>- 170,000+ registrations! Object-oriented programming - </w:t>
       </w:r>
-      <w:hyperlink r:id="rId73" w:tgtFrame="_blank" w:history="1">
+      <w:hyperlink r:id="rId74" w:tgtFrame="_blank" w:history="1">
         <w:r>
           <w:rPr>
             <w:rStyle w:val="Hyperlink"/>
@@ -2637,7 +2411,7 @@
         </w:rPr>
         <w:t>- The best and the most complete course for SDET in Java, discount! Automation Testing from Scratch - Complete Guide - </w:t>
       </w:r>
-      <w:hyperlink r:id="rId74" w:tgtFrame="_blank" w:history="1">
+      <w:hyperlink r:id="rId75" w:tgtFrame="_blank" w:history="1">
         <w:r>
           <w:rPr>
             <w:rStyle w:val="Hyperlink"/>
@@ -2661,7 +2435,7 @@
         </w:rPr>
         <w:t>- WebServices testing (RestAssured + Postman) Complete Guide - </w:t>
       </w:r>
-      <w:hyperlink r:id="rId75" w:tgtFrame="_blank" w:history="1">
+      <w:hyperlink r:id="rId76" w:tgtFrame="_blank" w:history="1">
         <w:r>
           <w:rPr>
             <w:rStyle w:val="Hyperlink"/>
@@ -2685,7 +2459,7 @@
         </w:rPr>
         <w:t>- Mastering Cucumber Java BDD: Build Efficient Automated Tests - </w:t>
       </w:r>
-      <w:hyperlink r:id="rId76" w:tgtFrame="_blank" w:history="1">
+      <w:hyperlink r:id="rId77" w:tgtFrame="_blank" w:history="1">
         <w:r>
           <w:rPr>
             <w:rStyle w:val="Hyperlink"/>
@@ -2709,7 +2483,7 @@
         </w:rPr>
         <w:t>- Complete Microsoft SQL and Database Design Masterclass - </w:t>
       </w:r>
-      <w:hyperlink r:id="rId77" w:tgtFrame="_blank" w:history="1">
+      <w:hyperlink r:id="rId78" w:tgtFrame="_blank" w:history="1">
         <w:r>
           <w:rPr>
             <w:rStyle w:val="Hyperlink"/>
@@ -2733,7 +2507,7 @@
         </w:rPr>
         <w:t>- </w:t>
       </w:r>
-      <w:hyperlink r:id="rId78" w:tgtFrame="_blank" w:history="1">
+      <w:hyperlink r:id="rId79" w:tgtFrame="_blank" w:history="1">
         <w:r>
           <w:rPr>
             <w:rStyle w:val="Hyperlink"/>
@@ -2748,7 +2522,7 @@
         </w:rPr>
         <w:t> Core - Cross-Platform Development - </w:t>
       </w:r>
-      <w:hyperlink r:id="rId79" w:tgtFrame="_blank" w:history="1">
+      <w:hyperlink r:id="rId80" w:tgtFrame="_blank" w:history="1">
         <w:r>
           <w:rPr>
             <w:rStyle w:val="Hyperlink"/>
@@ -2772,7 +2546,7 @@
         </w:rPr>
         <w:t>- C# Console and Windows Forms Development with LINQ &amp; ADO dot NET - </w:t>
       </w:r>
-      <w:hyperlink r:id="rId80" w:tgtFrame="_blank" w:history="1">
+      <w:hyperlink r:id="rId81" w:tgtFrame="_blank" w:history="1">
         <w:r>
           <w:rPr>
             <w:rStyle w:val="Hyperlink"/>
@@ -2796,7 +2570,7 @@
         </w:rPr>
         <w:t>- Introduction To Website Development Technologies - </w:t>
       </w:r>
-      <w:hyperlink r:id="rId81" w:tgtFrame="_blank" w:history="1">
+      <w:hyperlink r:id="rId82" w:tgtFrame="_blank" w:history="1">
         <w:r>
           <w:rPr>
             <w:rStyle w:val="Hyperlink"/>
@@ -2820,7 +2594,7 @@
         </w:rPr>
         <w:t>- Advanced Strategies to Secure Better UpWork Clients - </w:t>
       </w:r>
-      <w:hyperlink r:id="rId82" w:tgtFrame="_blank" w:history="1">
+      <w:hyperlink r:id="rId83" w:tgtFrame="_blank" w:history="1">
         <w:r>
           <w:rPr>
             <w:rStyle w:val="Hyperlink"/>
@@ -2844,7 +2618,7 @@
         </w:rPr>
         <w:t>- How to Get UpWork Clients - </w:t>
       </w:r>
-      <w:hyperlink r:id="rId83" w:tgtFrame="_blank" w:history="1">
+      <w:hyperlink r:id="rId84" w:tgtFrame="_blank" w:history="1">
         <w:r>
           <w:rPr>
             <w:rStyle w:val="Hyperlink"/>
@@ -2869,7 +2643,7 @@
         <w:lastRenderedPageBreak/>
         <w:t>- Modern PHP Web Development w/ MySQL, GitHub &amp; Heroku - </w:t>
       </w:r>
-      <w:hyperlink r:id="rId84" w:tgtFrame="_blank" w:history="1">
+      <w:hyperlink r:id="rId85" w:tgtFrame="_blank" w:history="1">
         <w:r>
           <w:rPr>
             <w:rStyle w:val="Hyperlink"/>
@@ -2893,7 +2667,7 @@
         </w:rPr>
         <w:t>- MySQL Database Development Mastery - </w:t>
       </w:r>
-      <w:hyperlink r:id="rId85" w:tgtFrame="_blank" w:history="1">
+      <w:hyperlink r:id="rId86" w:tgtFrame="_blank" w:history="1">
         <w:r>
           <w:rPr>
             <w:rStyle w:val="Hyperlink"/>
@@ -2917,7 +2691,7 @@
         </w:rPr>
         <w:t>- WebServices testing (RestSharp + Postman) Complete Guide - </w:t>
       </w:r>
-      <w:hyperlink r:id="rId86" w:tgtFrame="_blank" w:history="1">
+      <w:hyperlink r:id="rId87" w:tgtFrame="_blank" w:history="1">
         <w:r>
           <w:rPr>
             <w:rStyle w:val="Hyperlink"/>
@@ -2941,7 +2715,7 @@
         </w:rPr>
         <w:t>- Java Test Automation Engineer - from Zero to Hero - </w:t>
       </w:r>
-      <w:hyperlink r:id="rId87" w:tgtFrame="_blank" w:history="1">
+      <w:hyperlink r:id="rId88" w:tgtFrame="_blank" w:history="1">
         <w:r>
           <w:rPr>
             <w:rStyle w:val="Hyperlink"/>
@@ -2963,17 +2737,9 @@
         <w:rPr>
           <w:color w:val="1C1D1F"/>
         </w:rPr>
-        <w:t>- 150,000+ registrations! Complete Javascript &amp; jQuery Course with Bonus Vue JS Intro -</w:t>
-      </w:r>
-      <w:proofErr w:type="gramStart"/>
-      <w:r>
-        <w:rPr>
-          <w:color w:val="1C1D1F"/>
-        </w:rPr>
-        <w:t>  </w:t>
-      </w:r>
-      <w:proofErr w:type="gramEnd"/>
-      <w:hyperlink r:id="rId88" w:tgtFrame="_blank" w:history="1">
+        <w:t>- 150,000+ registrations! Complete Javascript &amp; jQuery Course with Bonus Vue JS Intro -  </w:t>
+      </w:r>
+      <w:hyperlink r:id="rId89" w:tgtFrame="_blank" w:history="1">
         <w:r>
           <w:rPr>
             <w:rStyle w:val="Hyperlink"/>
@@ -3096,8 +2862,100 @@
       </w:pPr>
     </w:lvl>
   </w:abstractNum>
+  <w:abstractNum w:abstractNumId="1">
+    <w:nsid w:val="51880259"/>
+    <w:multiLevelType w:val="hybridMultilevel"/>
+    <w:tmpl w:val="49CCA2F4"/>
+    <w:lvl w:ilvl="0" w:tplc="40090011">
+      <w:start w:val="1"/>
+      <w:numFmt w:val="decimal"/>
+      <w:lvlText w:val="%1)"/>
+      <w:lvlJc w:val="left"/>
+      <w:pPr>
+        <w:ind w:left="720" w:hanging="360"/>
+      </w:pPr>
+      <w:rPr>
+        <w:rFonts w:hint="default"/>
+      </w:rPr>
+    </w:lvl>
+    <w:lvl w:ilvl="1" w:tplc="40090019" w:tentative="1">
+      <w:start w:val="1"/>
+      <w:numFmt w:val="lowerLetter"/>
+      <w:lvlText w:val="%2."/>
+      <w:lvlJc w:val="left"/>
+      <w:pPr>
+        <w:ind w:left="1440" w:hanging="360"/>
+      </w:pPr>
+    </w:lvl>
+    <w:lvl w:ilvl="2" w:tplc="4009001B" w:tentative="1">
+      <w:start w:val="1"/>
+      <w:numFmt w:val="lowerRoman"/>
+      <w:lvlText w:val="%3."/>
+      <w:lvlJc w:val="right"/>
+      <w:pPr>
+        <w:ind w:left="2160" w:hanging="180"/>
+      </w:pPr>
+    </w:lvl>
+    <w:lvl w:ilvl="3" w:tplc="4009000F" w:tentative="1">
+      <w:start w:val="1"/>
+      <w:numFmt w:val="decimal"/>
+      <w:lvlText w:val="%4."/>
+      <w:lvlJc w:val="left"/>
+      <w:pPr>
+        <w:ind w:left="2880" w:hanging="360"/>
+      </w:pPr>
+    </w:lvl>
+    <w:lvl w:ilvl="4" w:tplc="40090019" w:tentative="1">
+      <w:start w:val="1"/>
+      <w:numFmt w:val="lowerLetter"/>
+      <w:lvlText w:val="%5."/>
+      <w:lvlJc w:val="left"/>
+      <w:pPr>
+        <w:ind w:left="3600" w:hanging="360"/>
+      </w:pPr>
+    </w:lvl>
+    <w:lvl w:ilvl="5" w:tplc="4009001B" w:tentative="1">
+      <w:start w:val="1"/>
+      <w:numFmt w:val="lowerRoman"/>
+      <w:lvlText w:val="%6."/>
+      <w:lvlJc w:val="right"/>
+      <w:pPr>
+        <w:ind w:left="4320" w:hanging="180"/>
+      </w:pPr>
+    </w:lvl>
+    <w:lvl w:ilvl="6" w:tplc="4009000F" w:tentative="1">
+      <w:start w:val="1"/>
+      <w:numFmt w:val="decimal"/>
+      <w:lvlText w:val="%7."/>
+      <w:lvlJc w:val="left"/>
+      <w:pPr>
+        <w:ind w:left="5040" w:hanging="360"/>
+      </w:pPr>
+    </w:lvl>
+    <w:lvl w:ilvl="7" w:tplc="40090019" w:tentative="1">
+      <w:start w:val="1"/>
+      <w:numFmt w:val="lowerLetter"/>
+      <w:lvlText w:val="%8."/>
+      <w:lvlJc w:val="left"/>
+      <w:pPr>
+        <w:ind w:left="5760" w:hanging="360"/>
+      </w:pPr>
+    </w:lvl>
+    <w:lvl w:ilvl="8" w:tplc="4009001B" w:tentative="1">
+      <w:start w:val="1"/>
+      <w:numFmt w:val="lowerRoman"/>
+      <w:lvlText w:val="%9."/>
+      <w:lvlJc w:val="right"/>
+      <w:pPr>
+        <w:ind w:left="6480" w:hanging="180"/>
+      </w:pPr>
+    </w:lvl>
+  </w:abstractNum>
   <w:num w:numId="1">
     <w:abstractNumId w:val="0"/>
+  </w:num>
+  <w:num w:numId="2">
+    <w:abstractNumId w:val="1"/>
   </w:num>
 </w:numbering>
 </file>

--- a/pending cours links to learn.docx
+++ b/pending cours links to learn.docx
@@ -155,8 +155,6 @@
           <w:shd w:val="clear" w:color="auto" w:fill="FFFFFF"/>
         </w:rPr>
       </w:pPr>
-      <w:bookmarkStart w:id="0" w:name="_GoBack"/>
-      <w:bookmarkEnd w:id="0"/>
       <w:r>
         <w:rPr>
           <w:rFonts w:ascii="Arial" w:hAnsi="Arial" w:cs="Arial"/>
@@ -1020,13 +1018,268 @@
           <w:lang w:eastAsia="en-IN" w:bidi="te-IN"/>
         </w:rPr>
       </w:pPr>
-      <w:r>
+    </w:p>
+    <w:p>
+      <w:pPr>
+        <w:spacing w:after="0" w:line="240" w:lineRule="auto"/>
         <w:rPr>
           <w:rFonts w:ascii="Times New Roman" w:eastAsia="Times New Roman" w:hAnsi="Times New Roman" w:cs="Times New Roman"/>
           <w:sz w:val="24"/>
           <w:szCs w:val="24"/>
           <w:lang w:eastAsia="en-IN" w:bidi="te-IN"/>
         </w:rPr>
+      </w:pPr>
+      <w:r>
+        <w:rPr>
+          <w:rFonts w:ascii="Times New Roman" w:eastAsia="Times New Roman" w:hAnsi="Times New Roman" w:cs="Times New Roman"/>
+          <w:sz w:val="24"/>
+          <w:szCs w:val="24"/>
+          <w:lang w:eastAsia="en-IN" w:bidi="te-IN"/>
+        </w:rPr>
+        <w:t>Ai courses</w:t>
+      </w:r>
+    </w:p>
+    <w:p>
+      <w:pPr>
+        <w:shd w:val="clear" w:color="auto" w:fill="FFFFFF"/>
+        <w:spacing w:after="120" w:line="240" w:lineRule="auto"/>
+        <w:rPr>
+          <w:rFonts w:ascii="Roboto" w:eastAsia="Times New Roman" w:hAnsi="Roboto" w:cs="Times New Roman"/>
+          <w:color w:val="1C1D1F"/>
+          <w:sz w:val="24"/>
+          <w:szCs w:val="24"/>
+          <w:lang w:eastAsia="en-IN"/>
+        </w:rPr>
+      </w:pPr>
+      <w:hyperlink r:id="rId29" w:tgtFrame="_blank" w:history="1">
+        <w:r>
+          <w:rPr>
+            <w:rFonts w:ascii="Roboto" w:eastAsia="Times New Roman" w:hAnsi="Roboto" w:cs="Times New Roman"/>
+            <w:b/>
+            <w:bCs/>
+            <w:color w:val="5624D0"/>
+            <w:sz w:val="24"/>
+            <w:szCs w:val="24"/>
+            <w:u w:val="single"/>
+            <w:lang w:eastAsia="en-IN"/>
+          </w:rPr>
+          <w:t>Agentic AI for Beginners: Build No-Code AI Agents with n8n</w:t>
+        </w:r>
+      </w:hyperlink>
+    </w:p>
+    <w:p>
+      <w:pPr>
+        <w:shd w:val="clear" w:color="auto" w:fill="FFFFFF"/>
+        <w:spacing w:after="120" w:line="240" w:lineRule="auto"/>
+        <w:rPr>
+          <w:rFonts w:ascii="Roboto" w:eastAsia="Times New Roman" w:hAnsi="Roboto" w:cs="Times New Roman"/>
+          <w:color w:val="1C1D1F"/>
+          <w:sz w:val="24"/>
+          <w:szCs w:val="24"/>
+          <w:lang w:eastAsia="en-IN"/>
+        </w:rPr>
+      </w:pPr>
+      <w:hyperlink r:id="rId30" w:tgtFrame="_blank" w:history="1">
+        <w:r>
+          <w:rPr>
+            <w:rFonts w:ascii="Roboto" w:eastAsia="Times New Roman" w:hAnsi="Roboto" w:cs="Times New Roman"/>
+            <w:b/>
+            <w:bCs/>
+            <w:color w:val="5624D0"/>
+            <w:sz w:val="24"/>
+            <w:szCs w:val="24"/>
+            <w:u w:val="single"/>
+            <w:lang w:eastAsia="en-IN"/>
+          </w:rPr>
+          <w:t>LangGraph for beginners:Agentic Workflows in Simple Steps</w:t>
+        </w:r>
+      </w:hyperlink>
+    </w:p>
+    <w:p>
+      <w:pPr>
+        <w:shd w:val="clear" w:color="auto" w:fill="FFFFFF"/>
+        <w:spacing w:after="120" w:line="240" w:lineRule="auto"/>
+        <w:rPr>
+          <w:rFonts w:ascii="Roboto" w:eastAsia="Times New Roman" w:hAnsi="Roboto" w:cs="Times New Roman"/>
+          <w:color w:val="1C1D1F"/>
+          <w:sz w:val="24"/>
+          <w:szCs w:val="24"/>
+          <w:lang w:eastAsia="en-IN"/>
+        </w:rPr>
+      </w:pPr>
+      <w:hyperlink r:id="rId31" w:tgtFrame="_blank" w:history="1">
+        <w:r>
+          <w:rPr>
+            <w:rFonts w:ascii="Roboto" w:eastAsia="Times New Roman" w:hAnsi="Roboto" w:cs="Times New Roman"/>
+            <w:b/>
+            <w:bCs/>
+            <w:color w:val="5624D0"/>
+            <w:sz w:val="24"/>
+            <w:szCs w:val="24"/>
+            <w:u w:val="single"/>
+            <w:lang w:eastAsia="en-IN"/>
+          </w:rPr>
+          <w:t>Amazon Q Developer for Java &amp; Spring Boot Developers</w:t>
+        </w:r>
+      </w:hyperlink>
+    </w:p>
+    <w:p>
+      <w:pPr>
+        <w:shd w:val="clear" w:color="auto" w:fill="FFFFFF"/>
+        <w:spacing w:after="120" w:line="240" w:lineRule="auto"/>
+        <w:rPr>
+          <w:rFonts w:ascii="Roboto" w:eastAsia="Times New Roman" w:hAnsi="Roboto" w:cs="Times New Roman"/>
+          <w:color w:val="1C1D1F"/>
+          <w:sz w:val="24"/>
+          <w:szCs w:val="24"/>
+          <w:lang w:eastAsia="en-IN"/>
+        </w:rPr>
+      </w:pPr>
+      <w:hyperlink r:id="rId32" w:tgtFrame="_blank" w:history="1">
+        <w:r>
+          <w:rPr>
+            <w:rFonts w:ascii="Roboto" w:eastAsia="Times New Roman" w:hAnsi="Roboto" w:cs="Times New Roman"/>
+            <w:b/>
+            <w:bCs/>
+            <w:color w:val="5624D0"/>
+            <w:sz w:val="24"/>
+            <w:szCs w:val="24"/>
+            <w:u w:val="single"/>
+            <w:lang w:eastAsia="en-IN"/>
+          </w:rPr>
+          <w:t>Mastering GitHub Copilot for JavaScript and React Developers</w:t>
+        </w:r>
+      </w:hyperlink>
+    </w:p>
+    <w:p>
+      <w:pPr>
+        <w:shd w:val="clear" w:color="auto" w:fill="FFFFFF"/>
+        <w:spacing w:after="120" w:line="240" w:lineRule="auto"/>
+        <w:rPr>
+          <w:rFonts w:ascii="Roboto" w:eastAsia="Times New Roman" w:hAnsi="Roboto" w:cs="Times New Roman"/>
+          <w:color w:val="1C1D1F"/>
+          <w:sz w:val="24"/>
+          <w:szCs w:val="24"/>
+          <w:lang w:eastAsia="en-IN"/>
+        </w:rPr>
+      </w:pPr>
+      <w:hyperlink r:id="rId33" w:tgtFrame="_blank" w:history="1">
+        <w:r>
+          <w:rPr>
+            <w:rFonts w:ascii="Roboto" w:eastAsia="Times New Roman" w:hAnsi="Roboto" w:cs="Times New Roman"/>
+            <w:b/>
+            <w:bCs/>
+            <w:color w:val="5624D0"/>
+            <w:sz w:val="24"/>
+            <w:szCs w:val="24"/>
+            <w:u w:val="single"/>
+            <w:lang w:eastAsia="en-IN"/>
+          </w:rPr>
+          <w:t>Mastering GitHub Copilot for Java &amp; Spring Boot Developers</w:t>
+        </w:r>
+      </w:hyperlink>
+    </w:p>
+    <w:p>
+      <w:pPr>
+        <w:shd w:val="clear" w:color="auto" w:fill="FFFFFF"/>
+        <w:spacing w:after="120" w:line="240" w:lineRule="auto"/>
+        <w:rPr>
+          <w:rFonts w:ascii="Roboto" w:eastAsia="Times New Roman" w:hAnsi="Roboto" w:cs="Times New Roman"/>
+          <w:color w:val="1C1D1F"/>
+          <w:sz w:val="24"/>
+          <w:szCs w:val="24"/>
+          <w:lang w:eastAsia="en-IN"/>
+        </w:rPr>
+      </w:pPr>
+      <w:hyperlink r:id="rId34" w:tgtFrame="_blank" w:history="1">
+        <w:r>
+          <w:rPr>
+            <w:rFonts w:ascii="Roboto" w:eastAsia="Times New Roman" w:hAnsi="Roboto" w:cs="Times New Roman"/>
+            <w:b/>
+            <w:bCs/>
+            <w:color w:val="5624D0"/>
+            <w:sz w:val="24"/>
+            <w:szCs w:val="24"/>
+            <w:u w:val="single"/>
+            <w:lang w:eastAsia="en-IN"/>
+          </w:rPr>
+          <w:t>Generative AI For Java Developers with Azure OpenAI ChatGPT</w:t>
+        </w:r>
+      </w:hyperlink>
+    </w:p>
+    <w:p>
+      <w:pPr>
+        <w:shd w:val="clear" w:color="auto" w:fill="FFFFFF"/>
+        <w:spacing w:after="120" w:line="240" w:lineRule="auto"/>
+        <w:rPr>
+          <w:rFonts w:ascii="Segoe UI" w:eastAsia="Times New Roman" w:hAnsi="Segoe UI" w:cs="Segoe UI"/>
+          <w:color w:val="1C1D1F"/>
+          <w:sz w:val="24"/>
+          <w:szCs w:val="24"/>
+          <w:lang w:eastAsia="en-IN" w:bidi="te-IN"/>
+        </w:rPr>
+      </w:pPr>
+      <w:hyperlink r:id="rId35" w:tgtFrame="_blank" w:history="1">
+        <w:r>
+          <w:rPr>
+            <w:rFonts w:ascii="Segoe UI" w:eastAsia="Times New Roman" w:hAnsi="Segoe UI" w:cs="Segoe UI"/>
+            <w:b/>
+            <w:bCs/>
+            <w:color w:val="5624D0"/>
+            <w:sz w:val="24"/>
+            <w:szCs w:val="24"/>
+            <w:u w:val="single"/>
+            <w:lang w:eastAsia="en-IN" w:bidi="te-IN"/>
+          </w:rPr>
+          <w:t>Generative AI using OpenAI API for Beginners</w:t>
+        </w:r>
+      </w:hyperlink>
+    </w:p>
+    <w:p>
+      <w:pPr>
+        <w:shd w:val="clear" w:color="auto" w:fill="FFFFFF"/>
+        <w:spacing w:after="120" w:line="240" w:lineRule="auto"/>
+        <w:rPr>
+          <w:rFonts w:ascii="Roboto" w:eastAsia="Times New Roman" w:hAnsi="Roboto" w:cs="Times New Roman"/>
+          <w:color w:val="1C1D1F"/>
+          <w:sz w:val="24"/>
+          <w:szCs w:val="24"/>
+          <w:lang w:eastAsia="en-IN"/>
+        </w:rPr>
+      </w:pPr>
+      <w:hyperlink r:id="rId36" w:tgtFrame="_blank" w:history="1">
+        <w:r>
+          <w:rPr>
+            <w:rFonts w:ascii="Segoe UI" w:eastAsia="Times New Roman" w:hAnsi="Segoe UI" w:cs="Segoe UI"/>
+            <w:b/>
+            <w:bCs/>
+            <w:color w:val="5624D0"/>
+            <w:sz w:val="24"/>
+            <w:szCs w:val="24"/>
+            <w:u w:val="single"/>
+            <w:lang w:eastAsia="en-IN" w:bidi="te-IN"/>
+          </w:rPr>
+          <w:t>Generative AI using Azure OpenAI Service for Beginners</w:t>
+        </w:r>
+      </w:hyperlink>
+    </w:p>
+    <w:p>
+      <w:pPr>
+        <w:spacing w:after="0" w:line="240" w:lineRule="auto"/>
+        <w:rPr>
+          <w:rFonts w:ascii="Times New Roman" w:eastAsia="Times New Roman" w:hAnsi="Times New Roman" w:cs="Times New Roman"/>
+          <w:sz w:val="24"/>
+          <w:szCs w:val="24"/>
+          <w:lang w:eastAsia="en-IN" w:bidi="te-IN"/>
+        </w:rPr>
+      </w:pPr>
+      <w:r>
+        <w:rPr>
+          <w:rFonts w:ascii="Times New Roman" w:eastAsia="Times New Roman" w:hAnsi="Times New Roman" w:cs="Times New Roman"/>
+          <w:sz w:val="24"/>
+          <w:szCs w:val="24"/>
+          <w:lang w:eastAsia="en-IN" w:bidi="te-IN"/>
+        </w:rPr>
         <w:br/>
       </w:r>
     </w:p>
@@ -1042,7 +1295,7 @@
           <w:lang w:eastAsia="en-IN" w:bidi="te-IN"/>
         </w:rPr>
       </w:pPr>
-      <w:hyperlink r:id="rId29" w:tgtFrame="_blank" w:history="1">
+      <w:hyperlink r:id="rId37" w:tgtFrame="_blank" w:history="1">
         <w:r>
           <w:rPr>
             <w:rFonts w:ascii="Segoe UI" w:eastAsia="Times New Roman" w:hAnsi="Segoe UI" w:cs="Segoe UI"/>
@@ -1070,7 +1323,7 @@
           <w:lang w:eastAsia="en-IN" w:bidi="te-IN"/>
         </w:rPr>
       </w:pPr>
-      <w:hyperlink r:id="rId30" w:tgtFrame="_blank" w:history="1">
+      <w:hyperlink r:id="rId38" w:tgtFrame="_blank" w:history="1">
         <w:r>
           <w:rPr>
             <w:rFonts w:ascii="Segoe UI" w:eastAsia="Times New Roman" w:hAnsi="Segoe UI" w:cs="Segoe UI"/>
@@ -1098,7 +1351,7 @@
           <w:lang w:eastAsia="en-IN" w:bidi="te-IN"/>
         </w:rPr>
       </w:pPr>
-      <w:hyperlink r:id="rId31" w:tgtFrame="_blank" w:history="1">
+      <w:hyperlink r:id="rId39" w:tgtFrame="_blank" w:history="1">
         <w:r>
           <w:rPr>
             <w:rFonts w:ascii="Segoe UI" w:eastAsia="Times New Roman" w:hAnsi="Segoe UI" w:cs="Segoe UI"/>
@@ -1114,19 +1367,105 @@
         </w:r>
       </w:hyperlink>
     </w:p>
-    <w:p>
-      <w:pPr>
-        <w:shd w:val="clear" w:color="auto" w:fill="FFFFFF"/>
-        <w:spacing w:after="120" w:line="240" w:lineRule="auto"/>
-        <w:rPr>
-          <w:rFonts w:ascii="Segoe UI" w:eastAsia="Times New Roman" w:hAnsi="Segoe UI" w:cs="Segoe UI"/>
-          <w:color w:val="1C1D1F"/>
-          <w:sz w:val="24"/>
-          <w:szCs w:val="24"/>
-          <w:lang w:eastAsia="en-IN" w:bidi="te-IN"/>
-        </w:rPr>
-      </w:pPr>
-      <w:hyperlink r:id="rId32" w:tgtFrame="_blank" w:history="1">
+    <w:bookmarkStart w:id="0" w:name="_GoBack"/>
+    <w:bookmarkEnd w:id="0"/>
+    <w:p>
+      <w:pPr>
+        <w:shd w:val="clear" w:color="auto" w:fill="FFFFFF"/>
+        <w:spacing w:after="120" w:line="240" w:lineRule="auto"/>
+        <w:rPr>
+          <w:rFonts w:ascii="Segoe UI" w:eastAsia="Times New Roman" w:hAnsi="Segoe UI" w:cs="Segoe UI"/>
+          <w:color w:val="1C1D1F"/>
+          <w:sz w:val="24"/>
+          <w:szCs w:val="24"/>
+          <w:lang w:eastAsia="en-IN" w:bidi="te-IN"/>
+        </w:rPr>
+      </w:pPr>
+      <w:r>
+        <w:fldChar w:fldCharType="begin"/>
+      </w:r>
+      <w:r>
+        <w:instrText xml:space="preserve"> HYPERLINK "https://e2.udemymai</w:instrText>
+      </w:r>
+      <w:r>
+        <w:instrText>l.com/ls/click?upn=u001.TtzRjPf63yUg9yrAxgqE78WDKTn6A2iSo8JCeA5RUg8TVxz38hwUkQUpMXqZPK7UfHdF8QNLBUBc05fAxih2trydZW-2FNQrRzdnrrxdvUTkh3xPgo2Z18pxDxWcMrONdl7Ug-2FGVDAtvgFgvuCI-2Ba7GUbIO6GQ5CS1E3PFNr3xPf1t83SUn92b5RDgV6YoXhfWCmOXsicAFo3k3-2BMIt4o4FL07ENPeexcl</w:instrText>
+      </w:r>
+      <w:r>
+        <w:instrText>0H4bCv-2FGDg8PtfHp1AOmenWNBEQMHM-2BXFJHTy1F7o-2BLqePX-2B-2F-2BxzLcC8lgsx6wSm0NkKgmjKR-2FQ-3D9lAa_tYM9dWKo5gylU5tpkhUC210EG8nAErqizXWWxyT5P0qSDrIq4nQK6CLbayHP69JqsPZ1r94zhmO05m8STU3uYwvAqDDhisD0orxx5TxyjexSezzVPCeez9gUKb7njis8Tgbi98CQCOTjROW-2Fknd4PdzQ3qr6a</w:instrText>
+      </w:r>
+      <w:r>
+        <w:instrText>ldTDjTgOOpEsAhi0CTwX2hHQMEf2S-2F5PQfC91ddY9tf3NJKmhTzt-2FcPrx9-2Fvzddit8iYASHIVnCIqzA-2BsL5v5Jbk8JzgeSAOgBRXGF9PYjo9sOXTJ1Qq9dRHwWyPGgqYCGmmeLQR8MmfZRLRv89AiDjEFRYTjbAT5l05HvYrCFhM8xPSccLJx-2BW9iu4qa5gDMUZPTOFzTW9G7r71dFdKov2vAW7Zq3a-2F-2FcseY-2F8ABmtMEG0b</w:instrText>
+      </w:r>
+      <w:r>
+        <w:instrText xml:space="preserve">P2gyxNGEbplR4SjaSbKXWvKRRwxVzdCwyRBDV4y9y3A-2FouUdRfVME477Pgr8cvu6b7515x7GZ6Qa9RLYozO9eZ6ZIvKzJOLigHsZG-2F0Z0XnnzTv7pS89n1WwMFgJ39ft0uhXCLrpA-3D-3D" \t "_blank" </w:instrText>
+      </w:r>
+      <w:r>
+        <w:fldChar w:fldCharType="separate"/>
+      </w:r>
+      <w:r>
+        <w:rPr>
+          <w:rFonts w:ascii="Segoe UI" w:eastAsia="Times New Roman" w:hAnsi="Segoe UI" w:cs="Segoe UI"/>
+          <w:b/>
+          <w:bCs/>
+          <w:color w:val="5624D0"/>
+          <w:sz w:val="24"/>
+          <w:szCs w:val="24"/>
+          <w:u w:val="single"/>
+          <w:lang w:eastAsia="en-IN" w:bidi="te-IN"/>
+        </w:rPr>
+        <w:t>Mastering GitHub Copilot for Python &amp; Django REST Developers</w:t>
+      </w:r>
+      <w:r>
+        <w:rPr>
+          <w:rFonts w:ascii="Segoe UI" w:eastAsia="Times New Roman" w:hAnsi="Segoe UI" w:cs="Segoe UI"/>
+          <w:b/>
+          <w:bCs/>
+          <w:color w:val="5624D0"/>
+          <w:sz w:val="24"/>
+          <w:szCs w:val="24"/>
+          <w:u w:val="single"/>
+          <w:lang w:eastAsia="en-IN" w:bidi="te-IN"/>
+        </w:rPr>
+        <w:fldChar w:fldCharType="end"/>
+      </w:r>
+    </w:p>
+    <w:p>
+      <w:pPr>
+        <w:shd w:val="clear" w:color="auto" w:fill="FFFFFF"/>
+        <w:spacing w:after="120" w:line="240" w:lineRule="auto"/>
+        <w:rPr>
+          <w:rFonts w:ascii="Segoe UI" w:eastAsia="Times New Roman" w:hAnsi="Segoe UI" w:cs="Segoe UI"/>
+          <w:color w:val="1C1D1F"/>
+          <w:sz w:val="24"/>
+          <w:szCs w:val="24"/>
+          <w:lang w:eastAsia="en-IN" w:bidi="te-IN"/>
+        </w:rPr>
+      </w:pPr>
+    </w:p>
+    <w:p>
+      <w:pPr>
+        <w:spacing w:after="0" w:line="240" w:lineRule="auto"/>
+        <w:rPr>
+          <w:rFonts w:ascii="Times New Roman" w:eastAsia="Times New Roman" w:hAnsi="Times New Roman" w:cs="Times New Roman"/>
+          <w:sz w:val="24"/>
+          <w:szCs w:val="24"/>
+          <w:lang w:eastAsia="en-IN" w:bidi="te-IN"/>
+        </w:rPr>
+      </w:pPr>
+    </w:p>
+    <w:p>
+      <w:pPr>
+        <w:shd w:val="clear" w:color="auto" w:fill="FFFFFF"/>
+        <w:spacing w:after="120" w:line="240" w:lineRule="auto"/>
+        <w:rPr>
+          <w:rFonts w:ascii="Segoe UI" w:eastAsia="Times New Roman" w:hAnsi="Segoe UI" w:cs="Segoe UI"/>
+          <w:color w:val="1C1D1F"/>
+          <w:sz w:val="24"/>
+          <w:szCs w:val="24"/>
+          <w:lang w:eastAsia="en-IN" w:bidi="te-IN"/>
+        </w:rPr>
+      </w:pPr>
+      <w:hyperlink r:id="rId40" w:tgtFrame="_blank" w:history="1">
         <w:r>
           <w:rPr>
             <w:rFonts w:ascii="Segoe UI" w:eastAsia="Times New Roman" w:hAnsi="Segoe UI" w:cs="Segoe UI"/>
@@ -1138,6 +1477,766 @@
             <w:u w:val="single"/>
             <w:lang w:eastAsia="en-IN" w:bidi="te-IN"/>
           </w:rPr>
+          <w:t>Core Java Made Easy</w:t>
+        </w:r>
+      </w:hyperlink>
+    </w:p>
+    <w:p>
+      <w:pPr>
+        <w:shd w:val="clear" w:color="auto" w:fill="FFFFFF"/>
+        <w:spacing w:after="120" w:line="240" w:lineRule="auto"/>
+        <w:rPr>
+          <w:rFonts w:ascii="Segoe UI" w:eastAsia="Times New Roman" w:hAnsi="Segoe UI" w:cs="Segoe UI"/>
+          <w:color w:val="1C1D1F"/>
+          <w:sz w:val="24"/>
+          <w:szCs w:val="24"/>
+          <w:lang w:eastAsia="en-IN" w:bidi="te-IN"/>
+        </w:rPr>
+      </w:pPr>
+      <w:hyperlink r:id="rId41" w:tgtFrame="_blank" w:history="1">
+        <w:r>
+          <w:rPr>
+            <w:rFonts w:ascii="Segoe UI" w:eastAsia="Times New Roman" w:hAnsi="Segoe UI" w:cs="Segoe UI"/>
+            <w:b/>
+            <w:bCs/>
+            <w:color w:val="5624D0"/>
+            <w:sz w:val="24"/>
+            <w:szCs w:val="24"/>
+            <w:u w:val="single"/>
+            <w:lang w:eastAsia="en-IN" w:bidi="te-IN"/>
+          </w:rPr>
+          <w:t>Spring AI for beginners:Build Gen AI LLM Apps in Easy Steps</w:t>
+        </w:r>
+      </w:hyperlink>
+    </w:p>
+    <w:p>
+      <w:pPr>
+        <w:shd w:val="clear" w:color="auto" w:fill="FFFFFF"/>
+        <w:spacing w:after="120" w:line="240" w:lineRule="auto"/>
+        <w:rPr>
+          <w:rFonts w:ascii="Segoe UI" w:eastAsia="Times New Roman" w:hAnsi="Segoe UI" w:cs="Segoe UI"/>
+          <w:color w:val="1C1D1F"/>
+          <w:sz w:val="24"/>
+          <w:szCs w:val="24"/>
+          <w:lang w:eastAsia="en-IN" w:bidi="te-IN"/>
+        </w:rPr>
+      </w:pPr>
+      <w:hyperlink r:id="rId42" w:tgtFrame="_blank" w:history="1">
+        <w:r>
+          <w:rPr>
+            <w:rFonts w:ascii="Segoe UI" w:eastAsia="Times New Roman" w:hAnsi="Segoe UI" w:cs="Segoe UI"/>
+            <w:b/>
+            <w:bCs/>
+            <w:color w:val="5624D0"/>
+            <w:sz w:val="24"/>
+            <w:szCs w:val="24"/>
+            <w:u w:val="single"/>
+            <w:lang w:eastAsia="en-IN" w:bidi="te-IN"/>
+          </w:rPr>
+          <w:t>Amazon Q Developer for Java &amp; Spring Boot Developers</w:t>
+        </w:r>
+      </w:hyperlink>
+    </w:p>
+    <w:p>
+      <w:pPr>
+        <w:shd w:val="clear" w:color="auto" w:fill="FFFFFF"/>
+        <w:spacing w:after="120" w:line="240" w:lineRule="auto"/>
+        <w:rPr>
+          <w:rFonts w:ascii="Segoe UI" w:eastAsia="Times New Roman" w:hAnsi="Segoe UI" w:cs="Segoe UI"/>
+          <w:color w:val="1C1D1F"/>
+          <w:sz w:val="24"/>
+          <w:szCs w:val="24"/>
+          <w:lang w:eastAsia="en-IN" w:bidi="te-IN"/>
+        </w:rPr>
+      </w:pPr>
+      <w:hyperlink r:id="rId43" w:tgtFrame="_blank" w:history="1">
+        <w:r>
+          <w:rPr>
+            <w:rFonts w:ascii="Segoe UI" w:eastAsia="Times New Roman" w:hAnsi="Segoe UI" w:cs="Segoe UI"/>
+            <w:b/>
+            <w:bCs/>
+            <w:color w:val="5624D0"/>
+            <w:sz w:val="24"/>
+            <w:szCs w:val="24"/>
+            <w:u w:val="single"/>
+            <w:lang w:eastAsia="en-IN" w:bidi="te-IN"/>
+          </w:rPr>
+          <w:t>Mastering GitHub Copilot for Java &amp; Spring Boot Developers</w:t>
+        </w:r>
+      </w:hyperlink>
+    </w:p>
+    <w:p>
+      <w:pPr>
+        <w:shd w:val="clear" w:color="auto" w:fill="FFFFFF"/>
+        <w:spacing w:after="120" w:line="240" w:lineRule="auto"/>
+        <w:rPr>
+          <w:rFonts w:ascii="Segoe UI" w:eastAsia="Times New Roman" w:hAnsi="Segoe UI" w:cs="Segoe UI"/>
+          <w:color w:val="1C1D1F"/>
+          <w:sz w:val="24"/>
+          <w:szCs w:val="24"/>
+          <w:lang w:eastAsia="en-IN" w:bidi="te-IN"/>
+        </w:rPr>
+      </w:pPr>
+      <w:hyperlink r:id="rId44" w:tgtFrame="_blank" w:history="1">
+        <w:r>
+          <w:rPr>
+            <w:rFonts w:ascii="Segoe UI" w:eastAsia="Times New Roman" w:hAnsi="Segoe UI" w:cs="Segoe UI"/>
+            <w:b/>
+            <w:bCs/>
+            <w:color w:val="5624D0"/>
+            <w:sz w:val="24"/>
+            <w:szCs w:val="24"/>
+            <w:u w:val="single"/>
+            <w:lang w:eastAsia="en-IN" w:bidi="te-IN"/>
+          </w:rPr>
+          <w:t>Generative AI For Java Developers with Azure OpenAI ChatGPT</w:t>
+        </w:r>
+      </w:hyperlink>
+    </w:p>
+    <w:p>
+      <w:pPr>
+        <w:shd w:val="clear" w:color="auto" w:fill="FFFFFF"/>
+        <w:spacing w:after="120" w:line="240" w:lineRule="auto"/>
+        <w:rPr>
+          <w:rFonts w:ascii="Segoe UI" w:eastAsia="Times New Roman" w:hAnsi="Segoe UI" w:cs="Segoe UI"/>
+          <w:color w:val="1C1D1F"/>
+          <w:sz w:val="24"/>
+          <w:szCs w:val="24"/>
+          <w:lang w:eastAsia="en-IN" w:bidi="te-IN"/>
+        </w:rPr>
+      </w:pPr>
+      <w:hyperlink r:id="rId45" w:tgtFrame="_blank" w:history="1">
+        <w:r>
+          <w:rPr>
+            <w:rFonts w:ascii="Segoe UI" w:eastAsia="Times New Roman" w:hAnsi="Segoe UI" w:cs="Segoe UI"/>
+            <w:b/>
+            <w:bCs/>
+            <w:color w:val="5624D0"/>
+            <w:sz w:val="24"/>
+            <w:szCs w:val="24"/>
+            <w:u w:val="single"/>
+            <w:lang w:eastAsia="en-IN" w:bidi="te-IN"/>
+          </w:rPr>
+          <w:t>Java Logical Programs For Beginners and Experienced</w:t>
+        </w:r>
+      </w:hyperlink>
+    </w:p>
+    <w:p>
+      <w:pPr>
+        <w:shd w:val="clear" w:color="auto" w:fill="FFFFFF"/>
+        <w:spacing w:after="120" w:line="240" w:lineRule="auto"/>
+        <w:rPr>
+          <w:rFonts w:ascii="Segoe UI" w:eastAsia="Times New Roman" w:hAnsi="Segoe UI" w:cs="Segoe UI"/>
+          <w:color w:val="1C1D1F"/>
+          <w:sz w:val="24"/>
+          <w:szCs w:val="24"/>
+          <w:lang w:eastAsia="en-IN" w:bidi="te-IN"/>
+        </w:rPr>
+      </w:pPr>
+      <w:hyperlink r:id="rId46" w:tgtFrame="_blank" w:history="1">
+        <w:r>
+          <w:rPr>
+            <w:rFonts w:ascii="Segoe UI" w:eastAsia="Times New Roman" w:hAnsi="Segoe UI" w:cs="Segoe UI"/>
+            <w:b/>
+            <w:bCs/>
+            <w:color w:val="5624D0"/>
+            <w:sz w:val="24"/>
+            <w:szCs w:val="24"/>
+            <w:u w:val="single"/>
+            <w:lang w:eastAsia="en-IN" w:bidi="te-IN"/>
+          </w:rPr>
+          <w:t>JDBC Servlets and JSP - Java Web Development Fundamentals</w:t>
+        </w:r>
+      </w:hyperlink>
+    </w:p>
+    <w:p>
+      <w:pPr>
+        <w:shd w:val="clear" w:color="auto" w:fill="FFFFFF"/>
+        <w:spacing w:after="120" w:line="240" w:lineRule="auto"/>
+        <w:rPr>
+          <w:rFonts w:ascii="Segoe UI" w:eastAsia="Times New Roman" w:hAnsi="Segoe UI" w:cs="Segoe UI"/>
+          <w:color w:val="1C1D1F"/>
+          <w:sz w:val="24"/>
+          <w:szCs w:val="24"/>
+          <w:lang w:eastAsia="en-IN" w:bidi="te-IN"/>
+        </w:rPr>
+      </w:pPr>
+      <w:hyperlink r:id="rId47" w:tgtFrame="_blank" w:history="1">
+        <w:r>
+          <w:rPr>
+            <w:rFonts w:ascii="Segoe UI" w:eastAsia="Times New Roman" w:hAnsi="Segoe UI" w:cs="Segoe UI"/>
+            <w:b/>
+            <w:bCs/>
+            <w:color w:val="5624D0"/>
+            <w:sz w:val="24"/>
+            <w:szCs w:val="24"/>
+            <w:u w:val="single"/>
+            <w:lang w:eastAsia="en-IN" w:bidi="te-IN"/>
+          </w:rPr>
+          <w:t>Spring Framework in Easy Steps</w:t>
+        </w:r>
+      </w:hyperlink>
+    </w:p>
+    <w:p>
+      <w:pPr>
+        <w:shd w:val="clear" w:color="auto" w:fill="FFFFFF"/>
+        <w:spacing w:after="120" w:line="240" w:lineRule="auto"/>
+        <w:rPr>
+          <w:rFonts w:ascii="Segoe UI" w:eastAsia="Times New Roman" w:hAnsi="Segoe UI" w:cs="Segoe UI"/>
+          <w:color w:val="1C1D1F"/>
+          <w:sz w:val="24"/>
+          <w:szCs w:val="24"/>
+          <w:lang w:eastAsia="en-IN" w:bidi="te-IN"/>
+        </w:rPr>
+      </w:pPr>
+      <w:hyperlink r:id="rId48" w:tgtFrame="_blank" w:history="1">
+        <w:r>
+          <w:rPr>
+            <w:rFonts w:ascii="Segoe UI" w:eastAsia="Times New Roman" w:hAnsi="Segoe UI" w:cs="Segoe UI"/>
+            <w:b/>
+            <w:bCs/>
+            <w:color w:val="5624D0"/>
+            <w:sz w:val="24"/>
+            <w:szCs w:val="24"/>
+            <w:u w:val="single"/>
+            <w:lang w:eastAsia="en-IN" w:bidi="te-IN"/>
+          </w:rPr>
+          <w:t>Spring Boot Fundamentals</w:t>
+        </w:r>
+      </w:hyperlink>
+    </w:p>
+    <w:p>
+      <w:pPr>
+        <w:shd w:val="clear" w:color="auto" w:fill="FFFFFF"/>
+        <w:spacing w:after="120" w:line="240" w:lineRule="auto"/>
+        <w:rPr>
+          <w:rFonts w:ascii="Segoe UI" w:eastAsia="Times New Roman" w:hAnsi="Segoe UI" w:cs="Segoe UI"/>
+          <w:color w:val="1C1D1F"/>
+          <w:sz w:val="24"/>
+          <w:szCs w:val="24"/>
+          <w:lang w:eastAsia="en-IN" w:bidi="te-IN"/>
+        </w:rPr>
+      </w:pPr>
+      <w:hyperlink r:id="rId49" w:tgtFrame="_blank" w:history="1">
+        <w:r>
+          <w:rPr>
+            <w:rFonts w:ascii="Segoe UI" w:eastAsia="Times New Roman" w:hAnsi="Segoe UI" w:cs="Segoe UI"/>
+            <w:b/>
+            <w:bCs/>
+            <w:color w:val="5624D0"/>
+            <w:sz w:val="24"/>
+            <w:szCs w:val="24"/>
+            <w:u w:val="single"/>
+            <w:lang w:eastAsia="en-IN" w:bidi="te-IN"/>
+          </w:rPr>
+          <w:t>Spring Data JPA Using Hibernate</w:t>
+        </w:r>
+      </w:hyperlink>
+    </w:p>
+    <w:p>
+      <w:pPr>
+        <w:shd w:val="clear" w:color="auto" w:fill="FFFFFF"/>
+        <w:spacing w:after="120" w:line="240" w:lineRule="auto"/>
+        <w:rPr>
+          <w:rFonts w:ascii="Segoe UI" w:eastAsia="Times New Roman" w:hAnsi="Segoe UI" w:cs="Segoe UI"/>
+          <w:color w:val="1C1D1F"/>
+          <w:sz w:val="24"/>
+          <w:szCs w:val="24"/>
+          <w:lang w:eastAsia="en-IN" w:bidi="te-IN"/>
+        </w:rPr>
+      </w:pPr>
+      <w:hyperlink r:id="rId50" w:tgtFrame="_blank" w:history="1">
+        <w:r>
+          <w:rPr>
+            <w:rFonts w:ascii="Segoe UI" w:eastAsia="Times New Roman" w:hAnsi="Segoe UI" w:cs="Segoe UI"/>
+            <w:b/>
+            <w:bCs/>
+            <w:color w:val="5624D0"/>
+            <w:sz w:val="24"/>
+            <w:szCs w:val="24"/>
+            <w:u w:val="single"/>
+            <w:lang w:eastAsia="en-IN" w:bidi="te-IN"/>
+          </w:rPr>
+          <w:t>Full Stack Development Using Spring Boot Angular and React</w:t>
+        </w:r>
+      </w:hyperlink>
+    </w:p>
+    <w:p>
+      <w:pPr>
+        <w:shd w:val="clear" w:color="auto" w:fill="FFFFFF"/>
+        <w:spacing w:after="120" w:line="240" w:lineRule="auto"/>
+        <w:rPr>
+          <w:rFonts w:ascii="Segoe UI" w:eastAsia="Times New Roman" w:hAnsi="Segoe UI" w:cs="Segoe UI"/>
+          <w:color w:val="1C1D1F"/>
+          <w:sz w:val="24"/>
+          <w:szCs w:val="24"/>
+          <w:lang w:eastAsia="en-IN" w:bidi="te-IN"/>
+        </w:rPr>
+      </w:pPr>
+      <w:hyperlink r:id="rId51" w:tgtFrame="_blank" w:history="1">
+        <w:r>
+          <w:rPr>
+            <w:rFonts w:ascii="Segoe UI" w:eastAsia="Times New Roman" w:hAnsi="Segoe UI" w:cs="Segoe UI"/>
+            <w:b/>
+            <w:bCs/>
+            <w:color w:val="5624D0"/>
+            <w:sz w:val="24"/>
+            <w:szCs w:val="24"/>
+            <w:u w:val="single"/>
+            <w:lang w:eastAsia="en-IN" w:bidi="te-IN"/>
+          </w:rPr>
+          <w:t>Spring Security</w:t>
+        </w:r>
+      </w:hyperlink>
+    </w:p>
+    <w:p>
+      <w:pPr>
+        <w:shd w:val="clear" w:color="auto" w:fill="FFFFFF"/>
+        <w:spacing w:after="120" w:line="240" w:lineRule="auto"/>
+        <w:rPr>
+          <w:rFonts w:ascii="Segoe UI" w:eastAsia="Times New Roman" w:hAnsi="Segoe UI" w:cs="Segoe UI"/>
+          <w:color w:val="1C1D1F"/>
+          <w:sz w:val="24"/>
+          <w:szCs w:val="24"/>
+          <w:lang w:eastAsia="en-IN" w:bidi="te-IN"/>
+        </w:rPr>
+      </w:pPr>
+      <w:hyperlink r:id="rId52" w:tgtFrame="_blank" w:history="1">
+        <w:r>
+          <w:rPr>
+            <w:rFonts w:ascii="Segoe UI" w:eastAsia="Times New Roman" w:hAnsi="Segoe UI" w:cs="Segoe UI"/>
+            <w:b/>
+            <w:bCs/>
+            <w:color w:val="5624D0"/>
+            <w:sz w:val="24"/>
+            <w:szCs w:val="24"/>
+            <w:u w:val="single"/>
+            <w:lang w:eastAsia="en-IN" w:bidi="te-IN"/>
+          </w:rPr>
+          <w:t>Java Web Services</w:t>
+        </w:r>
+      </w:hyperlink>
+    </w:p>
+    <w:p>
+      <w:pPr>
+        <w:shd w:val="clear" w:color="auto" w:fill="FFFFFF"/>
+        <w:spacing w:after="120" w:line="240" w:lineRule="auto"/>
+        <w:rPr>
+          <w:rFonts w:ascii="Segoe UI" w:eastAsia="Times New Roman" w:hAnsi="Segoe UI" w:cs="Segoe UI"/>
+          <w:color w:val="1C1D1F"/>
+          <w:sz w:val="24"/>
+          <w:szCs w:val="24"/>
+          <w:lang w:eastAsia="en-IN" w:bidi="te-IN"/>
+        </w:rPr>
+      </w:pPr>
+      <w:hyperlink r:id="rId53" w:tgtFrame="_blank" w:history="1">
+        <w:r>
+          <w:rPr>
+            <w:rFonts w:ascii="Segoe UI" w:eastAsia="Times New Roman" w:hAnsi="Segoe UI" w:cs="Segoe UI"/>
+            <w:b/>
+            <w:bCs/>
+            <w:color w:val="5624D0"/>
+            <w:sz w:val="24"/>
+            <w:szCs w:val="24"/>
+            <w:u w:val="single"/>
+            <w:lang w:eastAsia="en-IN" w:bidi="te-IN"/>
+          </w:rPr>
+          <w:t>Java Web Service Part 2</w:t>
+        </w:r>
+      </w:hyperlink>
+    </w:p>
+    <w:p>
+      <w:pPr>
+        <w:shd w:val="clear" w:color="auto" w:fill="FFFFFF"/>
+        <w:spacing w:after="120" w:line="240" w:lineRule="auto"/>
+        <w:rPr>
+          <w:rFonts w:ascii="Segoe UI" w:eastAsia="Times New Roman" w:hAnsi="Segoe UI" w:cs="Segoe UI"/>
+          <w:color w:val="1C1D1F"/>
+          <w:sz w:val="24"/>
+          <w:szCs w:val="24"/>
+          <w:lang w:eastAsia="en-IN" w:bidi="te-IN"/>
+        </w:rPr>
+      </w:pPr>
+      <w:hyperlink r:id="rId54" w:tgtFrame="_blank" w:history="1">
+        <w:r>
+          <w:rPr>
+            <w:rFonts w:ascii="Segoe UI" w:eastAsia="Times New Roman" w:hAnsi="Segoe UI" w:cs="Segoe UI"/>
+            <w:b/>
+            <w:bCs/>
+            <w:color w:val="5624D0"/>
+            <w:sz w:val="24"/>
+            <w:szCs w:val="24"/>
+            <w:u w:val="single"/>
+            <w:lang w:eastAsia="en-IN" w:bidi="te-IN"/>
+          </w:rPr>
+          <w:t>Junit and Mockito Crash Course</w:t>
+        </w:r>
+      </w:hyperlink>
+    </w:p>
+    <w:p>
+      <w:pPr>
+        <w:shd w:val="clear" w:color="auto" w:fill="FFFFFF"/>
+        <w:spacing w:after="120" w:line="240" w:lineRule="auto"/>
+        <w:rPr>
+          <w:rFonts w:ascii="Segoe UI" w:eastAsia="Times New Roman" w:hAnsi="Segoe UI" w:cs="Segoe UI"/>
+          <w:color w:val="1C1D1F"/>
+          <w:sz w:val="24"/>
+          <w:szCs w:val="24"/>
+          <w:lang w:eastAsia="en-IN" w:bidi="te-IN"/>
+        </w:rPr>
+      </w:pPr>
+      <w:hyperlink r:id="rId55" w:tgtFrame="_blank" w:history="1">
+        <w:r>
+          <w:rPr>
+            <w:rFonts w:ascii="Segoe UI" w:eastAsia="Times New Roman" w:hAnsi="Segoe UI" w:cs="Segoe UI"/>
+            <w:b/>
+            <w:bCs/>
+            <w:color w:val="5624D0"/>
+            <w:sz w:val="24"/>
+            <w:szCs w:val="24"/>
+            <w:u w:val="single"/>
+            <w:lang w:eastAsia="en-IN" w:bidi="te-IN"/>
+          </w:rPr>
+          <w:t>Spring Cloud Fundamentals</w:t>
+        </w:r>
+      </w:hyperlink>
+    </w:p>
+    <w:p>
+      <w:pPr>
+        <w:shd w:val="clear" w:color="auto" w:fill="FFFFFF"/>
+        <w:spacing w:after="120" w:line="240" w:lineRule="auto"/>
+        <w:rPr>
+          <w:rFonts w:ascii="Segoe UI" w:eastAsia="Times New Roman" w:hAnsi="Segoe UI" w:cs="Segoe UI"/>
+          <w:color w:val="1C1D1F"/>
+          <w:sz w:val="24"/>
+          <w:szCs w:val="24"/>
+          <w:lang w:eastAsia="en-IN" w:bidi="te-IN"/>
+        </w:rPr>
+      </w:pPr>
+      <w:hyperlink r:id="rId56" w:tgtFrame="_blank" w:history="1">
+        <w:r>
+          <w:rPr>
+            <w:rFonts w:ascii="Segoe UI" w:eastAsia="Times New Roman" w:hAnsi="Segoe UI" w:cs="Segoe UI"/>
+            <w:b/>
+            <w:bCs/>
+            <w:color w:val="5624D0"/>
+            <w:sz w:val="24"/>
+            <w:szCs w:val="24"/>
+            <w:u w:val="single"/>
+            <w:lang w:eastAsia="en-IN" w:bidi="te-IN"/>
+          </w:rPr>
+          <w:t>Java Design Patterns</w:t>
+        </w:r>
+      </w:hyperlink>
+    </w:p>
+    <w:p>
+      <w:pPr>
+        <w:shd w:val="clear" w:color="auto" w:fill="FFFFFF"/>
+        <w:spacing w:after="120" w:line="240" w:lineRule="auto"/>
+        <w:rPr>
+          <w:rFonts w:ascii="Segoe UI" w:eastAsia="Times New Roman" w:hAnsi="Segoe UI" w:cs="Segoe UI"/>
+          <w:color w:val="1C1D1F"/>
+          <w:sz w:val="24"/>
+          <w:szCs w:val="24"/>
+          <w:lang w:eastAsia="en-IN" w:bidi="te-IN"/>
+        </w:rPr>
+      </w:pPr>
+      <w:hyperlink r:id="rId57" w:tgtFrame="_blank" w:history="1">
+        <w:r>
+          <w:rPr>
+            <w:rFonts w:ascii="Segoe UI" w:eastAsia="Times New Roman" w:hAnsi="Segoe UI" w:cs="Segoe UI"/>
+            <w:b/>
+            <w:bCs/>
+            <w:color w:val="5624D0"/>
+            <w:sz w:val="24"/>
+            <w:szCs w:val="24"/>
+            <w:u w:val="single"/>
+            <w:lang w:eastAsia="en-IN" w:bidi="te-IN"/>
+          </w:rPr>
+          <w:t>REST APIs using Spring Data REST</w:t>
+        </w:r>
+      </w:hyperlink>
+    </w:p>
+    <w:p>
+      <w:pPr>
+        <w:shd w:val="clear" w:color="auto" w:fill="FFFFFF"/>
+        <w:spacing w:after="120" w:line="240" w:lineRule="auto"/>
+        <w:rPr>
+          <w:rFonts w:ascii="Segoe UI" w:eastAsia="Times New Roman" w:hAnsi="Segoe UI" w:cs="Segoe UI"/>
+          <w:color w:val="1C1D1F"/>
+          <w:sz w:val="24"/>
+          <w:szCs w:val="24"/>
+          <w:lang w:eastAsia="en-IN" w:bidi="te-IN"/>
+        </w:rPr>
+      </w:pPr>
+      <w:hyperlink r:id="rId58" w:tgtFrame="_blank" w:history="1">
+        <w:r>
+          <w:rPr>
+            <w:rFonts w:ascii="Segoe UI" w:eastAsia="Times New Roman" w:hAnsi="Segoe UI" w:cs="Segoe UI"/>
+            <w:b/>
+            <w:bCs/>
+            <w:color w:val="5624D0"/>
+            <w:sz w:val="24"/>
+            <w:szCs w:val="24"/>
+            <w:u w:val="single"/>
+            <w:lang w:eastAsia="en-IN" w:bidi="te-IN"/>
+          </w:rPr>
+          <w:t>Java Message Service - JMS Fundamentals</w:t>
+        </w:r>
+      </w:hyperlink>
+    </w:p>
+    <w:p>
+      <w:pPr>
+        <w:shd w:val="clear" w:color="auto" w:fill="FFFFFF"/>
+        <w:spacing w:after="120" w:line="240" w:lineRule="auto"/>
+        <w:rPr>
+          <w:rFonts w:ascii="Segoe UI" w:eastAsia="Times New Roman" w:hAnsi="Segoe UI" w:cs="Segoe UI"/>
+          <w:color w:val="1C1D1F"/>
+          <w:sz w:val="24"/>
+          <w:szCs w:val="24"/>
+          <w:lang w:eastAsia="en-IN" w:bidi="te-IN"/>
+        </w:rPr>
+      </w:pPr>
+      <w:hyperlink r:id="rId59" w:tgtFrame="_blank" w:history="1">
+        <w:r>
+          <w:rPr>
+            <w:rFonts w:ascii="Segoe UI" w:eastAsia="Times New Roman" w:hAnsi="Segoe UI" w:cs="Segoe UI"/>
+            <w:b/>
+            <w:bCs/>
+            <w:color w:val="5624D0"/>
+            <w:sz w:val="24"/>
+            <w:szCs w:val="24"/>
+            <w:u w:val="single"/>
+            <w:lang w:eastAsia="en-IN" w:bidi="te-IN"/>
+          </w:rPr>
+          <w:t>Java Interview Help</w:t>
+        </w:r>
+      </w:hyperlink>
+    </w:p>
+    <w:p>
+      <w:pPr>
+        <w:shd w:val="clear" w:color="auto" w:fill="FFFFFF"/>
+        <w:spacing w:after="120" w:line="240" w:lineRule="auto"/>
+        <w:rPr>
+          <w:rFonts w:ascii="Segoe UI" w:eastAsia="Times New Roman" w:hAnsi="Segoe UI" w:cs="Segoe UI"/>
+          <w:color w:val="1C1D1F"/>
+          <w:sz w:val="24"/>
+          <w:szCs w:val="24"/>
+          <w:lang w:eastAsia="en-IN" w:bidi="te-IN"/>
+        </w:rPr>
+      </w:pPr>
+      <w:hyperlink r:id="rId60" w:tgtFrame="_blank" w:history="1">
+        <w:r>
+          <w:rPr>
+            <w:rFonts w:ascii="Segoe UI" w:eastAsia="Times New Roman" w:hAnsi="Segoe UI" w:cs="Segoe UI"/>
+            <w:b/>
+            <w:bCs/>
+            <w:color w:val="5624D0"/>
+            <w:sz w:val="24"/>
+            <w:szCs w:val="24"/>
+            <w:u w:val="single"/>
+            <w:lang w:eastAsia="en-IN" w:bidi="te-IN"/>
+          </w:rPr>
+          <w:t>Serverless Using AWS Lambda For Java Developers</w:t>
+        </w:r>
+      </w:hyperlink>
+    </w:p>
+    <w:p>
+      <w:pPr>
+        <w:shd w:val="clear" w:color="auto" w:fill="FFFFFF"/>
+        <w:spacing w:after="240" w:line="240" w:lineRule="auto"/>
+        <w:rPr>
+          <w:rFonts w:ascii="Segoe UI" w:eastAsia="Times New Roman" w:hAnsi="Segoe UI" w:cs="Segoe UI"/>
+          <w:color w:val="1C1D1F"/>
+          <w:sz w:val="24"/>
+          <w:szCs w:val="24"/>
+          <w:lang w:eastAsia="en-IN" w:bidi="te-IN"/>
+        </w:rPr>
+      </w:pPr>
+      <w:hyperlink r:id="rId61" w:tgtFrame="_blank" w:history="1">
+        <w:r>
+          <w:rPr>
+            <w:rFonts w:ascii="Segoe UI" w:eastAsia="Times New Roman" w:hAnsi="Segoe UI" w:cs="Segoe UI"/>
+            <w:b/>
+            <w:bCs/>
+            <w:color w:val="5624D0"/>
+            <w:sz w:val="24"/>
+            <w:szCs w:val="24"/>
+            <w:u w:val="single"/>
+            <w:lang w:eastAsia="en-IN" w:bidi="te-IN"/>
+          </w:rPr>
+          <w:t>Kafka fundamentals for Java Developers</w:t>
+        </w:r>
+      </w:hyperlink>
+    </w:p>
+    <w:p>
+      <w:pPr>
+        <w:spacing w:after="0" w:line="240" w:lineRule="auto"/>
+        <w:rPr>
+          <w:rFonts w:ascii="Times New Roman" w:eastAsia="Times New Roman" w:hAnsi="Times New Roman" w:cs="Times New Roman"/>
+          <w:sz w:val="24"/>
+          <w:szCs w:val="24"/>
+          <w:lang w:eastAsia="en-IN" w:bidi="te-IN"/>
+        </w:rPr>
+      </w:pPr>
+    </w:p>
+    <w:p>
+      <w:pPr>
+        <w:shd w:val="clear" w:color="auto" w:fill="FFFFFF"/>
+        <w:spacing w:after="120" w:line="240" w:lineRule="auto"/>
+        <w:rPr>
+          <w:rFonts w:ascii="Segoe UI" w:eastAsia="Times New Roman" w:hAnsi="Segoe UI" w:cs="Segoe UI"/>
+          <w:color w:val="1C1D1F"/>
+          <w:sz w:val="24"/>
+          <w:szCs w:val="24"/>
+          <w:lang w:eastAsia="en-IN" w:bidi="te-IN"/>
+        </w:rPr>
+      </w:pPr>
+      <w:hyperlink r:id="rId62" w:tgtFrame="_blank" w:history="1">
+        <w:r>
+          <w:rPr>
+            <w:rFonts w:ascii="Segoe UI" w:eastAsia="Times New Roman" w:hAnsi="Segoe UI" w:cs="Segoe UI"/>
+            <w:b/>
+            <w:bCs/>
+            <w:color w:val="5624D0"/>
+            <w:sz w:val="24"/>
+            <w:szCs w:val="24"/>
+            <w:u w:val="single"/>
+            <w:lang w:eastAsia="en-IN" w:bidi="te-IN"/>
+          </w:rPr>
+          <w:t>Helm Kubernetes Packaging Manager for Developers and DevOps</w:t>
+        </w:r>
+      </w:hyperlink>
+    </w:p>
+    <w:p>
+      <w:pPr>
+        <w:shd w:val="clear" w:color="auto" w:fill="FFFFFF"/>
+        <w:spacing w:after="120" w:line="240" w:lineRule="auto"/>
+        <w:rPr>
+          <w:rFonts w:ascii="Segoe UI" w:eastAsia="Times New Roman" w:hAnsi="Segoe UI" w:cs="Segoe UI"/>
+          <w:color w:val="1C1D1F"/>
+          <w:sz w:val="24"/>
+          <w:szCs w:val="24"/>
+          <w:lang w:eastAsia="en-IN" w:bidi="te-IN"/>
+        </w:rPr>
+      </w:pPr>
+      <w:hyperlink r:id="rId63" w:tgtFrame="_blank" w:history="1">
+        <w:r>
+          <w:rPr>
+            <w:rFonts w:ascii="Segoe UI" w:eastAsia="Times New Roman" w:hAnsi="Segoe UI" w:cs="Segoe UI"/>
+            <w:b/>
+            <w:bCs/>
+            <w:color w:val="5624D0"/>
+            <w:sz w:val="24"/>
+            <w:szCs w:val="24"/>
+            <w:u w:val="single"/>
+            <w:lang w:eastAsia="en-IN" w:bidi="te-IN"/>
+          </w:rPr>
+          <w:t>Devops Tools and AWS for Java Microservice Developers</w:t>
+        </w:r>
+      </w:hyperlink>
+    </w:p>
+    <w:p>
+      <w:pPr>
+        <w:shd w:val="clear" w:color="auto" w:fill="FFFFFF"/>
+        <w:spacing w:after="120" w:line="240" w:lineRule="auto"/>
+        <w:rPr>
+          <w:rFonts w:ascii="Segoe UI" w:eastAsia="Times New Roman" w:hAnsi="Segoe UI" w:cs="Segoe UI"/>
+          <w:color w:val="1C1D1F"/>
+          <w:sz w:val="24"/>
+          <w:szCs w:val="24"/>
+          <w:lang w:eastAsia="en-IN" w:bidi="te-IN"/>
+        </w:rPr>
+      </w:pPr>
+      <w:hyperlink r:id="rId64" w:tgtFrame="_blank" w:history="1">
+        <w:r>
+          <w:rPr>
+            <w:rFonts w:ascii="Segoe UI" w:eastAsia="Times New Roman" w:hAnsi="Segoe UI" w:cs="Segoe UI"/>
+            <w:b/>
+            <w:bCs/>
+            <w:color w:val="5624D0"/>
+            <w:sz w:val="24"/>
+            <w:szCs w:val="24"/>
+            <w:u w:val="single"/>
+            <w:lang w:eastAsia="en-IN" w:bidi="te-IN"/>
+          </w:rPr>
+          <w:t>Maven Crash Course</w:t>
+        </w:r>
+      </w:hyperlink>
+    </w:p>
+    <w:p>
+      <w:pPr>
+        <w:shd w:val="clear" w:color="auto" w:fill="FFFFFF"/>
+        <w:spacing w:after="240" w:line="240" w:lineRule="auto"/>
+        <w:rPr>
+          <w:rFonts w:ascii="Segoe UI" w:eastAsia="Times New Roman" w:hAnsi="Segoe UI" w:cs="Segoe UI"/>
+          <w:color w:val="1C1D1F"/>
+          <w:sz w:val="24"/>
+          <w:szCs w:val="24"/>
+          <w:lang w:eastAsia="en-IN" w:bidi="te-IN"/>
+        </w:rPr>
+      </w:pPr>
+      <w:hyperlink r:id="rId65" w:tgtFrame="_blank" w:history="1">
+        <w:r>
+          <w:rPr>
+            <w:rFonts w:ascii="Segoe UI" w:eastAsia="Times New Roman" w:hAnsi="Segoe UI" w:cs="Segoe UI"/>
+            <w:b/>
+            <w:bCs/>
+            <w:color w:val="5624D0"/>
+            <w:sz w:val="24"/>
+            <w:szCs w:val="24"/>
+            <w:u w:val="single"/>
+            <w:lang w:eastAsia="en-IN" w:bidi="te-IN"/>
+          </w:rPr>
+          <w:t>Gradle For Java Developers</w:t>
+        </w:r>
+      </w:hyperlink>
+    </w:p>
+    <w:p>
+      <w:pPr>
+        <w:spacing w:after="0" w:line="240" w:lineRule="auto"/>
+        <w:rPr>
+          <w:rFonts w:ascii="Times New Roman" w:eastAsia="Times New Roman" w:hAnsi="Times New Roman" w:cs="Times New Roman"/>
+          <w:sz w:val="24"/>
+          <w:szCs w:val="24"/>
+          <w:lang w:eastAsia="en-IN" w:bidi="te-IN"/>
+        </w:rPr>
+      </w:pPr>
+    </w:p>
+    <w:p>
+      <w:pPr>
+        <w:shd w:val="clear" w:color="auto" w:fill="FFFFFF"/>
+        <w:spacing w:after="120" w:line="240" w:lineRule="auto"/>
+        <w:rPr>
+          <w:rFonts w:ascii="Segoe UI" w:eastAsia="Times New Roman" w:hAnsi="Segoe UI" w:cs="Segoe UI"/>
+          <w:color w:val="1C1D1F"/>
+          <w:sz w:val="24"/>
+          <w:szCs w:val="24"/>
+          <w:lang w:eastAsia="en-IN" w:bidi="te-IN"/>
+        </w:rPr>
+      </w:pPr>
+      <w:r>
+        <w:rPr>
+          <w:rFonts w:ascii="Segoe UI" w:eastAsia="Times New Roman" w:hAnsi="Segoe UI" w:cs="Segoe UI"/>
+          <w:color w:val="1C1D1F"/>
+          <w:sz w:val="24"/>
+          <w:szCs w:val="24"/>
+          <w:lang w:eastAsia="en-IN" w:bidi="te-IN"/>
+        </w:rPr>
+        <w:br/>
+      </w:r>
+      <w:hyperlink r:id="rId66" w:tgtFrame="_blank" w:history="1">
+        <w:r>
+          <w:rPr>
+            <w:rFonts w:ascii="Segoe UI" w:eastAsia="Times New Roman" w:hAnsi="Segoe UI" w:cs="Segoe UI"/>
+            <w:b/>
+            <w:bCs/>
+            <w:color w:val="5624D0"/>
+            <w:sz w:val="24"/>
+            <w:szCs w:val="24"/>
+            <w:u w:val="single"/>
+            <w:lang w:eastAsia="en-IN" w:bidi="te-IN"/>
+          </w:rPr>
           <w:t>Mastering GitHub Copilot for JavaScript and React Developers</w:t>
         </w:r>
       </w:hyperlink>
@@ -1154,7 +2253,7 @@
           <w:lang w:eastAsia="en-IN" w:bidi="te-IN"/>
         </w:rPr>
       </w:pPr>
-      <w:hyperlink r:id="rId33" w:tgtFrame="_blank" w:history="1">
+      <w:hyperlink r:id="rId67" w:tgtFrame="_blank" w:history="1">
         <w:r>
           <w:rPr>
             <w:rFonts w:ascii="Segoe UI" w:eastAsia="Times New Roman" w:hAnsi="Segoe UI" w:cs="Segoe UI"/>
@@ -1166,23 +2265,23 @@
             <w:u w:val="single"/>
             <w:lang w:eastAsia="en-IN" w:bidi="te-IN"/>
           </w:rPr>
-          <w:t>Mastering GitHub Copilot for Java &amp; Spring Boot Developers</w:t>
-        </w:r>
-      </w:hyperlink>
-    </w:p>
-    <w:p>
-      <w:pPr>
-        <w:shd w:val="clear" w:color="auto" w:fill="FFFFFF"/>
-        <w:spacing w:after="120" w:line="240" w:lineRule="auto"/>
-        <w:rPr>
-          <w:rFonts w:ascii="Segoe UI" w:eastAsia="Times New Roman" w:hAnsi="Segoe UI" w:cs="Segoe UI"/>
-          <w:color w:val="1C1D1F"/>
-          <w:sz w:val="24"/>
-          <w:szCs w:val="24"/>
-          <w:lang w:eastAsia="en-IN" w:bidi="te-IN"/>
-        </w:rPr>
-      </w:pPr>
-      <w:hyperlink r:id="rId34" w:tgtFrame="_blank" w:history="1">
+          <w:t>Node JS Made Easy for MEAN and MERN Stack</w:t>
+        </w:r>
+      </w:hyperlink>
+    </w:p>
+    <w:p>
+      <w:pPr>
+        <w:shd w:val="clear" w:color="auto" w:fill="FFFFFF"/>
+        <w:spacing w:after="120" w:line="240" w:lineRule="auto"/>
+        <w:rPr>
+          <w:rFonts w:ascii="Segoe UI" w:eastAsia="Times New Roman" w:hAnsi="Segoe UI" w:cs="Segoe UI"/>
+          <w:color w:val="1C1D1F"/>
+          <w:sz w:val="24"/>
+          <w:szCs w:val="24"/>
+          <w:lang w:eastAsia="en-IN" w:bidi="te-IN"/>
+        </w:rPr>
+      </w:pPr>
+      <w:hyperlink r:id="rId68" w:tgtFrame="_blank" w:history="1">
         <w:r>
           <w:rPr>
             <w:rFonts w:ascii="Segoe UI" w:eastAsia="Times New Roman" w:hAnsi="Segoe UI" w:cs="Segoe UI"/>
@@ -1194,23 +2293,23 @@
             <w:u w:val="single"/>
             <w:lang w:eastAsia="en-IN" w:bidi="te-IN"/>
           </w:rPr>
-          <w:t>Mastering GitHub Copilot for Python &amp; Django REST Developers</w:t>
-        </w:r>
-      </w:hyperlink>
-    </w:p>
-    <w:p>
-      <w:pPr>
-        <w:shd w:val="clear" w:color="auto" w:fill="FFFFFF"/>
-        <w:spacing w:after="120" w:line="240" w:lineRule="auto"/>
-        <w:rPr>
-          <w:rFonts w:ascii="Segoe UI" w:eastAsia="Times New Roman" w:hAnsi="Segoe UI" w:cs="Segoe UI"/>
-          <w:color w:val="1C1D1F"/>
-          <w:sz w:val="24"/>
-          <w:szCs w:val="24"/>
-          <w:lang w:eastAsia="en-IN" w:bidi="te-IN"/>
-        </w:rPr>
-      </w:pPr>
-      <w:hyperlink r:id="rId35" w:tgtFrame="_blank" w:history="1">
+          <w:t>React in easy steps with Node and Java Backend</w:t>
+        </w:r>
+      </w:hyperlink>
+    </w:p>
+    <w:p>
+      <w:pPr>
+        <w:shd w:val="clear" w:color="auto" w:fill="FFFFFF"/>
+        <w:spacing w:after="120" w:line="240" w:lineRule="auto"/>
+        <w:rPr>
+          <w:rFonts w:ascii="Segoe UI" w:eastAsia="Times New Roman" w:hAnsi="Segoe UI" w:cs="Segoe UI"/>
+          <w:color w:val="1C1D1F"/>
+          <w:sz w:val="24"/>
+          <w:szCs w:val="24"/>
+          <w:lang w:eastAsia="en-IN" w:bidi="te-IN"/>
+        </w:rPr>
+      </w:pPr>
+      <w:hyperlink r:id="rId69" w:tgtFrame="_blank" w:history="1">
         <w:r>
           <w:rPr>
             <w:rFonts w:ascii="Segoe UI" w:eastAsia="Times New Roman" w:hAnsi="Segoe UI" w:cs="Segoe UI"/>
@@ -1222,23 +2321,23 @@
             <w:u w:val="single"/>
             <w:lang w:eastAsia="en-IN" w:bidi="te-IN"/>
           </w:rPr>
-          <w:t>Generative AI using OpenAI API for Beginners</w:t>
-        </w:r>
-      </w:hyperlink>
-    </w:p>
-    <w:p>
-      <w:pPr>
-        <w:shd w:val="clear" w:color="auto" w:fill="FFFFFF"/>
-        <w:spacing w:after="120" w:line="240" w:lineRule="auto"/>
-        <w:rPr>
-          <w:rFonts w:ascii="Segoe UI" w:eastAsia="Times New Roman" w:hAnsi="Segoe UI" w:cs="Segoe UI"/>
-          <w:color w:val="1C1D1F"/>
-          <w:sz w:val="24"/>
-          <w:szCs w:val="24"/>
-          <w:lang w:eastAsia="en-IN" w:bidi="te-IN"/>
-        </w:rPr>
-      </w:pPr>
-      <w:hyperlink r:id="rId36" w:tgtFrame="_blank" w:history="1">
+          <w:t>Angular crash course with Node and Java Backend</w:t>
+        </w:r>
+      </w:hyperlink>
+    </w:p>
+    <w:p>
+      <w:pPr>
+        <w:shd w:val="clear" w:color="auto" w:fill="FFFFFF"/>
+        <w:spacing w:after="120" w:line="240" w:lineRule="auto"/>
+        <w:rPr>
+          <w:rFonts w:ascii="Segoe UI" w:eastAsia="Times New Roman" w:hAnsi="Segoe UI" w:cs="Segoe UI"/>
+          <w:color w:val="1C1D1F"/>
+          <w:sz w:val="24"/>
+          <w:szCs w:val="24"/>
+          <w:lang w:eastAsia="en-IN" w:bidi="te-IN"/>
+        </w:rPr>
+      </w:pPr>
+      <w:hyperlink r:id="rId70" w:tgtFrame="_blank" w:history="1">
         <w:r>
           <w:rPr>
             <w:rFonts w:ascii="Segoe UI" w:eastAsia="Times New Roman" w:hAnsi="Segoe UI" w:cs="Segoe UI"/>
@@ -1250,23 +2349,23 @@
             <w:u w:val="single"/>
             <w:lang w:eastAsia="en-IN" w:bidi="te-IN"/>
           </w:rPr>
-          <w:t>Generative AI using Azure OpenAI Service for Beginners</w:t>
-        </w:r>
-      </w:hyperlink>
-    </w:p>
-    <w:p>
-      <w:pPr>
-        <w:shd w:val="clear" w:color="auto" w:fill="FFFFFF"/>
-        <w:spacing w:after="120" w:line="240" w:lineRule="auto"/>
-        <w:rPr>
-          <w:rFonts w:ascii="Segoe UI" w:eastAsia="Times New Roman" w:hAnsi="Segoe UI" w:cs="Segoe UI"/>
-          <w:color w:val="1C1D1F"/>
-          <w:sz w:val="24"/>
-          <w:szCs w:val="24"/>
-          <w:lang w:eastAsia="en-IN" w:bidi="te-IN"/>
-        </w:rPr>
-      </w:pPr>
-      <w:hyperlink r:id="rId37" w:tgtFrame="_blank" w:history="1">
+          <w:t>Typescript for beginners</w:t>
+        </w:r>
+      </w:hyperlink>
+    </w:p>
+    <w:p>
+      <w:pPr>
+        <w:shd w:val="clear" w:color="auto" w:fill="FFFFFF"/>
+        <w:spacing w:after="120" w:line="240" w:lineRule="auto"/>
+        <w:rPr>
+          <w:rFonts w:ascii="Segoe UI" w:eastAsia="Times New Roman" w:hAnsi="Segoe UI" w:cs="Segoe UI"/>
+          <w:color w:val="1C1D1F"/>
+          <w:sz w:val="24"/>
+          <w:szCs w:val="24"/>
+          <w:lang w:eastAsia="en-IN" w:bidi="te-IN"/>
+        </w:rPr>
+      </w:pPr>
+      <w:hyperlink r:id="rId71" w:tgtFrame="_blank" w:history="1">
         <w:r>
           <w:rPr>
             <w:rFonts w:ascii="Segoe UI" w:eastAsia="Times New Roman" w:hAnsi="Segoe UI" w:cs="Segoe UI"/>
@@ -1278,958 +2377,6 @@
             <w:u w:val="single"/>
             <w:lang w:eastAsia="en-IN" w:bidi="te-IN"/>
           </w:rPr>
-          <w:t>Generative AI For Java Developers with Azure OpenAI ChatGPT</w:t>
-        </w:r>
-      </w:hyperlink>
-    </w:p>
-    <w:p>
-      <w:pPr>
-        <w:shd w:val="clear" w:color="auto" w:fill="FFFFFF"/>
-        <w:spacing w:after="120" w:line="240" w:lineRule="auto"/>
-        <w:rPr>
-          <w:rFonts w:ascii="Segoe UI" w:eastAsia="Times New Roman" w:hAnsi="Segoe UI" w:cs="Segoe UI"/>
-          <w:color w:val="1C1D1F"/>
-          <w:sz w:val="24"/>
-          <w:szCs w:val="24"/>
-          <w:lang w:eastAsia="en-IN" w:bidi="te-IN"/>
-        </w:rPr>
-      </w:pPr>
-    </w:p>
-    <w:p>
-      <w:pPr>
-        <w:spacing w:after="0" w:line="240" w:lineRule="auto"/>
-        <w:rPr>
-          <w:rFonts w:ascii="Times New Roman" w:eastAsia="Times New Roman" w:hAnsi="Times New Roman" w:cs="Times New Roman"/>
-          <w:sz w:val="24"/>
-          <w:szCs w:val="24"/>
-          <w:lang w:eastAsia="en-IN" w:bidi="te-IN"/>
-        </w:rPr>
-      </w:pPr>
-    </w:p>
-    <w:p>
-      <w:pPr>
-        <w:shd w:val="clear" w:color="auto" w:fill="FFFFFF"/>
-        <w:spacing w:after="120" w:line="240" w:lineRule="auto"/>
-        <w:rPr>
-          <w:rFonts w:ascii="Segoe UI" w:eastAsia="Times New Roman" w:hAnsi="Segoe UI" w:cs="Segoe UI"/>
-          <w:color w:val="1C1D1F"/>
-          <w:sz w:val="24"/>
-          <w:szCs w:val="24"/>
-          <w:lang w:eastAsia="en-IN" w:bidi="te-IN"/>
-        </w:rPr>
-      </w:pPr>
-      <w:hyperlink r:id="rId38" w:tgtFrame="_blank" w:history="1">
-        <w:r>
-          <w:rPr>
-            <w:rFonts w:ascii="Segoe UI" w:eastAsia="Times New Roman" w:hAnsi="Segoe UI" w:cs="Segoe UI"/>
-            <w:b/>
-            <w:bCs/>
-            <w:color w:val="5624D0"/>
-            <w:sz w:val="24"/>
-            <w:szCs w:val="24"/>
-            <w:u w:val="single"/>
-            <w:lang w:eastAsia="en-IN" w:bidi="te-IN"/>
-          </w:rPr>
-          <w:t>Core Java Made Easy</w:t>
-        </w:r>
-      </w:hyperlink>
-    </w:p>
-    <w:p>
-      <w:pPr>
-        <w:shd w:val="clear" w:color="auto" w:fill="FFFFFF"/>
-        <w:spacing w:after="120" w:line="240" w:lineRule="auto"/>
-        <w:rPr>
-          <w:rFonts w:ascii="Segoe UI" w:eastAsia="Times New Roman" w:hAnsi="Segoe UI" w:cs="Segoe UI"/>
-          <w:color w:val="1C1D1F"/>
-          <w:sz w:val="24"/>
-          <w:szCs w:val="24"/>
-          <w:lang w:eastAsia="en-IN" w:bidi="te-IN"/>
-        </w:rPr>
-      </w:pPr>
-      <w:hyperlink r:id="rId39" w:tgtFrame="_blank" w:history="1">
-        <w:r>
-          <w:rPr>
-            <w:rFonts w:ascii="Segoe UI" w:eastAsia="Times New Roman" w:hAnsi="Segoe UI" w:cs="Segoe UI"/>
-            <w:b/>
-            <w:bCs/>
-            <w:color w:val="5624D0"/>
-            <w:sz w:val="24"/>
-            <w:szCs w:val="24"/>
-            <w:u w:val="single"/>
-            <w:lang w:eastAsia="en-IN" w:bidi="te-IN"/>
-          </w:rPr>
-          <w:t>Spring AI for beginners:Build Gen AI LLM Apps in Easy Steps</w:t>
-        </w:r>
-      </w:hyperlink>
-    </w:p>
-    <w:p>
-      <w:pPr>
-        <w:shd w:val="clear" w:color="auto" w:fill="FFFFFF"/>
-        <w:spacing w:after="120" w:line="240" w:lineRule="auto"/>
-        <w:rPr>
-          <w:rFonts w:ascii="Segoe UI" w:eastAsia="Times New Roman" w:hAnsi="Segoe UI" w:cs="Segoe UI"/>
-          <w:color w:val="1C1D1F"/>
-          <w:sz w:val="24"/>
-          <w:szCs w:val="24"/>
-          <w:lang w:eastAsia="en-IN" w:bidi="te-IN"/>
-        </w:rPr>
-      </w:pPr>
-      <w:hyperlink r:id="rId40" w:tgtFrame="_blank" w:history="1">
-        <w:r>
-          <w:rPr>
-            <w:rFonts w:ascii="Segoe UI" w:eastAsia="Times New Roman" w:hAnsi="Segoe UI" w:cs="Segoe UI"/>
-            <w:b/>
-            <w:bCs/>
-            <w:color w:val="5624D0"/>
-            <w:sz w:val="24"/>
-            <w:szCs w:val="24"/>
-            <w:u w:val="single"/>
-            <w:lang w:eastAsia="en-IN" w:bidi="te-IN"/>
-          </w:rPr>
-          <w:t>Amazon Q Developer for Java &amp; Spring Boot Developers</w:t>
-        </w:r>
-      </w:hyperlink>
-    </w:p>
-    <w:p>
-      <w:pPr>
-        <w:shd w:val="clear" w:color="auto" w:fill="FFFFFF"/>
-        <w:spacing w:after="120" w:line="240" w:lineRule="auto"/>
-        <w:rPr>
-          <w:rFonts w:ascii="Segoe UI" w:eastAsia="Times New Roman" w:hAnsi="Segoe UI" w:cs="Segoe UI"/>
-          <w:color w:val="1C1D1F"/>
-          <w:sz w:val="24"/>
-          <w:szCs w:val="24"/>
-          <w:lang w:eastAsia="en-IN" w:bidi="te-IN"/>
-        </w:rPr>
-      </w:pPr>
-      <w:hyperlink r:id="rId41" w:tgtFrame="_blank" w:history="1">
-        <w:r>
-          <w:rPr>
-            <w:rFonts w:ascii="Segoe UI" w:eastAsia="Times New Roman" w:hAnsi="Segoe UI" w:cs="Segoe UI"/>
-            <w:b/>
-            <w:bCs/>
-            <w:color w:val="5624D0"/>
-            <w:sz w:val="24"/>
-            <w:szCs w:val="24"/>
-            <w:u w:val="single"/>
-            <w:lang w:eastAsia="en-IN" w:bidi="te-IN"/>
-          </w:rPr>
-          <w:t>Mastering GitHub Copilot for Java &amp; Spring Boot Developers</w:t>
-        </w:r>
-      </w:hyperlink>
-    </w:p>
-    <w:p>
-      <w:pPr>
-        <w:shd w:val="clear" w:color="auto" w:fill="FFFFFF"/>
-        <w:spacing w:after="120" w:line="240" w:lineRule="auto"/>
-        <w:rPr>
-          <w:rFonts w:ascii="Segoe UI" w:eastAsia="Times New Roman" w:hAnsi="Segoe UI" w:cs="Segoe UI"/>
-          <w:color w:val="1C1D1F"/>
-          <w:sz w:val="24"/>
-          <w:szCs w:val="24"/>
-          <w:lang w:eastAsia="en-IN" w:bidi="te-IN"/>
-        </w:rPr>
-      </w:pPr>
-      <w:hyperlink r:id="rId42" w:tgtFrame="_blank" w:history="1">
-        <w:r>
-          <w:rPr>
-            <w:rFonts w:ascii="Segoe UI" w:eastAsia="Times New Roman" w:hAnsi="Segoe UI" w:cs="Segoe UI"/>
-            <w:b/>
-            <w:bCs/>
-            <w:color w:val="5624D0"/>
-            <w:sz w:val="24"/>
-            <w:szCs w:val="24"/>
-            <w:u w:val="single"/>
-            <w:lang w:eastAsia="en-IN" w:bidi="te-IN"/>
-          </w:rPr>
-          <w:t>Generative AI For Java Developers with Azure OpenAI ChatGPT</w:t>
-        </w:r>
-      </w:hyperlink>
-    </w:p>
-    <w:p>
-      <w:pPr>
-        <w:shd w:val="clear" w:color="auto" w:fill="FFFFFF"/>
-        <w:spacing w:after="120" w:line="240" w:lineRule="auto"/>
-        <w:rPr>
-          <w:rFonts w:ascii="Segoe UI" w:eastAsia="Times New Roman" w:hAnsi="Segoe UI" w:cs="Segoe UI"/>
-          <w:color w:val="1C1D1F"/>
-          <w:sz w:val="24"/>
-          <w:szCs w:val="24"/>
-          <w:lang w:eastAsia="en-IN" w:bidi="te-IN"/>
-        </w:rPr>
-      </w:pPr>
-      <w:hyperlink r:id="rId43" w:tgtFrame="_blank" w:history="1">
-        <w:r>
-          <w:rPr>
-            <w:rFonts w:ascii="Segoe UI" w:eastAsia="Times New Roman" w:hAnsi="Segoe UI" w:cs="Segoe UI"/>
-            <w:b/>
-            <w:bCs/>
-            <w:color w:val="5624D0"/>
-            <w:sz w:val="24"/>
-            <w:szCs w:val="24"/>
-            <w:u w:val="single"/>
-            <w:lang w:eastAsia="en-IN" w:bidi="te-IN"/>
-          </w:rPr>
-          <w:t>Java Logical Programs For Beginners and Experienced</w:t>
-        </w:r>
-      </w:hyperlink>
-    </w:p>
-    <w:p>
-      <w:pPr>
-        <w:shd w:val="clear" w:color="auto" w:fill="FFFFFF"/>
-        <w:spacing w:after="120" w:line="240" w:lineRule="auto"/>
-        <w:rPr>
-          <w:rFonts w:ascii="Segoe UI" w:eastAsia="Times New Roman" w:hAnsi="Segoe UI" w:cs="Segoe UI"/>
-          <w:color w:val="1C1D1F"/>
-          <w:sz w:val="24"/>
-          <w:szCs w:val="24"/>
-          <w:lang w:eastAsia="en-IN" w:bidi="te-IN"/>
-        </w:rPr>
-      </w:pPr>
-      <w:hyperlink r:id="rId44" w:tgtFrame="_blank" w:history="1">
-        <w:r>
-          <w:rPr>
-            <w:rFonts w:ascii="Segoe UI" w:eastAsia="Times New Roman" w:hAnsi="Segoe UI" w:cs="Segoe UI"/>
-            <w:b/>
-            <w:bCs/>
-            <w:color w:val="5624D0"/>
-            <w:sz w:val="24"/>
-            <w:szCs w:val="24"/>
-            <w:u w:val="single"/>
-            <w:lang w:eastAsia="en-IN" w:bidi="te-IN"/>
-          </w:rPr>
-          <w:t>JDBC Servlets and JSP - Java Web Development Fundamentals</w:t>
-        </w:r>
-      </w:hyperlink>
-    </w:p>
-    <w:p>
-      <w:pPr>
-        <w:shd w:val="clear" w:color="auto" w:fill="FFFFFF"/>
-        <w:spacing w:after="120" w:line="240" w:lineRule="auto"/>
-        <w:rPr>
-          <w:rFonts w:ascii="Segoe UI" w:eastAsia="Times New Roman" w:hAnsi="Segoe UI" w:cs="Segoe UI"/>
-          <w:color w:val="1C1D1F"/>
-          <w:sz w:val="24"/>
-          <w:szCs w:val="24"/>
-          <w:lang w:eastAsia="en-IN" w:bidi="te-IN"/>
-        </w:rPr>
-      </w:pPr>
-      <w:hyperlink r:id="rId45" w:tgtFrame="_blank" w:history="1">
-        <w:r>
-          <w:rPr>
-            <w:rFonts w:ascii="Segoe UI" w:eastAsia="Times New Roman" w:hAnsi="Segoe UI" w:cs="Segoe UI"/>
-            <w:b/>
-            <w:bCs/>
-            <w:color w:val="5624D0"/>
-            <w:sz w:val="24"/>
-            <w:szCs w:val="24"/>
-            <w:u w:val="single"/>
-            <w:lang w:eastAsia="en-IN" w:bidi="te-IN"/>
-          </w:rPr>
-          <w:t>Spring Framework in Easy Steps</w:t>
-        </w:r>
-      </w:hyperlink>
-    </w:p>
-    <w:p>
-      <w:pPr>
-        <w:shd w:val="clear" w:color="auto" w:fill="FFFFFF"/>
-        <w:spacing w:after="120" w:line="240" w:lineRule="auto"/>
-        <w:rPr>
-          <w:rFonts w:ascii="Segoe UI" w:eastAsia="Times New Roman" w:hAnsi="Segoe UI" w:cs="Segoe UI"/>
-          <w:color w:val="1C1D1F"/>
-          <w:sz w:val="24"/>
-          <w:szCs w:val="24"/>
-          <w:lang w:eastAsia="en-IN" w:bidi="te-IN"/>
-        </w:rPr>
-      </w:pPr>
-      <w:hyperlink r:id="rId46" w:tgtFrame="_blank" w:history="1">
-        <w:r>
-          <w:rPr>
-            <w:rFonts w:ascii="Segoe UI" w:eastAsia="Times New Roman" w:hAnsi="Segoe UI" w:cs="Segoe UI"/>
-            <w:b/>
-            <w:bCs/>
-            <w:color w:val="5624D0"/>
-            <w:sz w:val="24"/>
-            <w:szCs w:val="24"/>
-            <w:u w:val="single"/>
-            <w:lang w:eastAsia="en-IN" w:bidi="te-IN"/>
-          </w:rPr>
-          <w:t>Spring Boot Fundamentals</w:t>
-        </w:r>
-      </w:hyperlink>
-    </w:p>
-    <w:p>
-      <w:pPr>
-        <w:shd w:val="clear" w:color="auto" w:fill="FFFFFF"/>
-        <w:spacing w:after="120" w:line="240" w:lineRule="auto"/>
-        <w:rPr>
-          <w:rFonts w:ascii="Segoe UI" w:eastAsia="Times New Roman" w:hAnsi="Segoe UI" w:cs="Segoe UI"/>
-          <w:color w:val="1C1D1F"/>
-          <w:sz w:val="24"/>
-          <w:szCs w:val="24"/>
-          <w:lang w:eastAsia="en-IN" w:bidi="te-IN"/>
-        </w:rPr>
-      </w:pPr>
-      <w:hyperlink r:id="rId47" w:tgtFrame="_blank" w:history="1">
-        <w:r>
-          <w:rPr>
-            <w:rFonts w:ascii="Segoe UI" w:eastAsia="Times New Roman" w:hAnsi="Segoe UI" w:cs="Segoe UI"/>
-            <w:b/>
-            <w:bCs/>
-            <w:color w:val="5624D0"/>
-            <w:sz w:val="24"/>
-            <w:szCs w:val="24"/>
-            <w:u w:val="single"/>
-            <w:lang w:eastAsia="en-IN" w:bidi="te-IN"/>
-          </w:rPr>
-          <w:t>Spring Data JPA Using Hibernate</w:t>
-        </w:r>
-      </w:hyperlink>
-    </w:p>
-    <w:p>
-      <w:pPr>
-        <w:shd w:val="clear" w:color="auto" w:fill="FFFFFF"/>
-        <w:spacing w:after="120" w:line="240" w:lineRule="auto"/>
-        <w:rPr>
-          <w:rFonts w:ascii="Segoe UI" w:eastAsia="Times New Roman" w:hAnsi="Segoe UI" w:cs="Segoe UI"/>
-          <w:color w:val="1C1D1F"/>
-          <w:sz w:val="24"/>
-          <w:szCs w:val="24"/>
-          <w:lang w:eastAsia="en-IN" w:bidi="te-IN"/>
-        </w:rPr>
-      </w:pPr>
-      <w:hyperlink r:id="rId48" w:tgtFrame="_blank" w:history="1">
-        <w:r>
-          <w:rPr>
-            <w:rFonts w:ascii="Segoe UI" w:eastAsia="Times New Roman" w:hAnsi="Segoe UI" w:cs="Segoe UI"/>
-            <w:b/>
-            <w:bCs/>
-            <w:color w:val="5624D0"/>
-            <w:sz w:val="24"/>
-            <w:szCs w:val="24"/>
-            <w:u w:val="single"/>
-            <w:lang w:eastAsia="en-IN" w:bidi="te-IN"/>
-          </w:rPr>
-          <w:t>Full Stack Development Using Spring Boot Angular and React</w:t>
-        </w:r>
-      </w:hyperlink>
-    </w:p>
-    <w:p>
-      <w:pPr>
-        <w:shd w:val="clear" w:color="auto" w:fill="FFFFFF"/>
-        <w:spacing w:after="120" w:line="240" w:lineRule="auto"/>
-        <w:rPr>
-          <w:rFonts w:ascii="Segoe UI" w:eastAsia="Times New Roman" w:hAnsi="Segoe UI" w:cs="Segoe UI"/>
-          <w:color w:val="1C1D1F"/>
-          <w:sz w:val="24"/>
-          <w:szCs w:val="24"/>
-          <w:lang w:eastAsia="en-IN" w:bidi="te-IN"/>
-        </w:rPr>
-      </w:pPr>
-      <w:hyperlink r:id="rId49" w:tgtFrame="_blank" w:history="1">
-        <w:r>
-          <w:rPr>
-            <w:rFonts w:ascii="Segoe UI" w:eastAsia="Times New Roman" w:hAnsi="Segoe UI" w:cs="Segoe UI"/>
-            <w:b/>
-            <w:bCs/>
-            <w:color w:val="5624D0"/>
-            <w:sz w:val="24"/>
-            <w:szCs w:val="24"/>
-            <w:u w:val="single"/>
-            <w:lang w:eastAsia="en-IN" w:bidi="te-IN"/>
-          </w:rPr>
-          <w:t>Spring Security</w:t>
-        </w:r>
-      </w:hyperlink>
-    </w:p>
-    <w:p>
-      <w:pPr>
-        <w:shd w:val="clear" w:color="auto" w:fill="FFFFFF"/>
-        <w:spacing w:after="120" w:line="240" w:lineRule="auto"/>
-        <w:rPr>
-          <w:rFonts w:ascii="Segoe UI" w:eastAsia="Times New Roman" w:hAnsi="Segoe UI" w:cs="Segoe UI"/>
-          <w:color w:val="1C1D1F"/>
-          <w:sz w:val="24"/>
-          <w:szCs w:val="24"/>
-          <w:lang w:eastAsia="en-IN" w:bidi="te-IN"/>
-        </w:rPr>
-      </w:pPr>
-      <w:hyperlink r:id="rId50" w:tgtFrame="_blank" w:history="1">
-        <w:r>
-          <w:rPr>
-            <w:rFonts w:ascii="Segoe UI" w:eastAsia="Times New Roman" w:hAnsi="Segoe UI" w:cs="Segoe UI"/>
-            <w:b/>
-            <w:bCs/>
-            <w:color w:val="5624D0"/>
-            <w:sz w:val="24"/>
-            <w:szCs w:val="24"/>
-            <w:u w:val="single"/>
-            <w:lang w:eastAsia="en-IN" w:bidi="te-IN"/>
-          </w:rPr>
-          <w:t>Java Web Services</w:t>
-        </w:r>
-      </w:hyperlink>
-    </w:p>
-    <w:p>
-      <w:pPr>
-        <w:shd w:val="clear" w:color="auto" w:fill="FFFFFF"/>
-        <w:spacing w:after="120" w:line="240" w:lineRule="auto"/>
-        <w:rPr>
-          <w:rFonts w:ascii="Segoe UI" w:eastAsia="Times New Roman" w:hAnsi="Segoe UI" w:cs="Segoe UI"/>
-          <w:color w:val="1C1D1F"/>
-          <w:sz w:val="24"/>
-          <w:szCs w:val="24"/>
-          <w:lang w:eastAsia="en-IN" w:bidi="te-IN"/>
-        </w:rPr>
-      </w:pPr>
-      <w:hyperlink r:id="rId51" w:tgtFrame="_blank" w:history="1">
-        <w:r>
-          <w:rPr>
-            <w:rFonts w:ascii="Segoe UI" w:eastAsia="Times New Roman" w:hAnsi="Segoe UI" w:cs="Segoe UI"/>
-            <w:b/>
-            <w:bCs/>
-            <w:color w:val="5624D0"/>
-            <w:sz w:val="24"/>
-            <w:szCs w:val="24"/>
-            <w:u w:val="single"/>
-            <w:lang w:eastAsia="en-IN" w:bidi="te-IN"/>
-          </w:rPr>
-          <w:t>Java Web Service Part 2</w:t>
-        </w:r>
-      </w:hyperlink>
-    </w:p>
-    <w:p>
-      <w:pPr>
-        <w:shd w:val="clear" w:color="auto" w:fill="FFFFFF"/>
-        <w:spacing w:after="120" w:line="240" w:lineRule="auto"/>
-        <w:rPr>
-          <w:rFonts w:ascii="Segoe UI" w:eastAsia="Times New Roman" w:hAnsi="Segoe UI" w:cs="Segoe UI"/>
-          <w:color w:val="1C1D1F"/>
-          <w:sz w:val="24"/>
-          <w:szCs w:val="24"/>
-          <w:lang w:eastAsia="en-IN" w:bidi="te-IN"/>
-        </w:rPr>
-      </w:pPr>
-      <w:hyperlink r:id="rId52" w:tgtFrame="_blank" w:history="1">
-        <w:r>
-          <w:rPr>
-            <w:rFonts w:ascii="Segoe UI" w:eastAsia="Times New Roman" w:hAnsi="Segoe UI" w:cs="Segoe UI"/>
-            <w:b/>
-            <w:bCs/>
-            <w:color w:val="5624D0"/>
-            <w:sz w:val="24"/>
-            <w:szCs w:val="24"/>
-            <w:u w:val="single"/>
-            <w:lang w:eastAsia="en-IN" w:bidi="te-IN"/>
-          </w:rPr>
-          <w:t>Junit and Mockito Crash Course</w:t>
-        </w:r>
-      </w:hyperlink>
-    </w:p>
-    <w:p>
-      <w:pPr>
-        <w:shd w:val="clear" w:color="auto" w:fill="FFFFFF"/>
-        <w:spacing w:after="120" w:line="240" w:lineRule="auto"/>
-        <w:rPr>
-          <w:rFonts w:ascii="Segoe UI" w:eastAsia="Times New Roman" w:hAnsi="Segoe UI" w:cs="Segoe UI"/>
-          <w:color w:val="1C1D1F"/>
-          <w:sz w:val="24"/>
-          <w:szCs w:val="24"/>
-          <w:lang w:eastAsia="en-IN" w:bidi="te-IN"/>
-        </w:rPr>
-      </w:pPr>
-      <w:hyperlink r:id="rId53" w:tgtFrame="_blank" w:history="1">
-        <w:r>
-          <w:rPr>
-            <w:rFonts w:ascii="Segoe UI" w:eastAsia="Times New Roman" w:hAnsi="Segoe UI" w:cs="Segoe UI"/>
-            <w:b/>
-            <w:bCs/>
-            <w:color w:val="5624D0"/>
-            <w:sz w:val="24"/>
-            <w:szCs w:val="24"/>
-            <w:u w:val="single"/>
-            <w:lang w:eastAsia="en-IN" w:bidi="te-IN"/>
-          </w:rPr>
-          <w:t>Spring Cloud Fundamentals</w:t>
-        </w:r>
-      </w:hyperlink>
-    </w:p>
-    <w:p>
-      <w:pPr>
-        <w:shd w:val="clear" w:color="auto" w:fill="FFFFFF"/>
-        <w:spacing w:after="120" w:line="240" w:lineRule="auto"/>
-        <w:rPr>
-          <w:rFonts w:ascii="Segoe UI" w:eastAsia="Times New Roman" w:hAnsi="Segoe UI" w:cs="Segoe UI"/>
-          <w:color w:val="1C1D1F"/>
-          <w:sz w:val="24"/>
-          <w:szCs w:val="24"/>
-          <w:lang w:eastAsia="en-IN" w:bidi="te-IN"/>
-        </w:rPr>
-      </w:pPr>
-      <w:hyperlink r:id="rId54" w:tgtFrame="_blank" w:history="1">
-        <w:r>
-          <w:rPr>
-            <w:rFonts w:ascii="Segoe UI" w:eastAsia="Times New Roman" w:hAnsi="Segoe UI" w:cs="Segoe UI"/>
-            <w:b/>
-            <w:bCs/>
-            <w:color w:val="5624D0"/>
-            <w:sz w:val="24"/>
-            <w:szCs w:val="24"/>
-            <w:u w:val="single"/>
-            <w:lang w:eastAsia="en-IN" w:bidi="te-IN"/>
-          </w:rPr>
-          <w:t>Java Design Patterns</w:t>
-        </w:r>
-      </w:hyperlink>
-    </w:p>
-    <w:p>
-      <w:pPr>
-        <w:shd w:val="clear" w:color="auto" w:fill="FFFFFF"/>
-        <w:spacing w:after="120" w:line="240" w:lineRule="auto"/>
-        <w:rPr>
-          <w:rFonts w:ascii="Segoe UI" w:eastAsia="Times New Roman" w:hAnsi="Segoe UI" w:cs="Segoe UI"/>
-          <w:color w:val="1C1D1F"/>
-          <w:sz w:val="24"/>
-          <w:szCs w:val="24"/>
-          <w:lang w:eastAsia="en-IN" w:bidi="te-IN"/>
-        </w:rPr>
-      </w:pPr>
-      <w:hyperlink r:id="rId55" w:tgtFrame="_blank" w:history="1">
-        <w:r>
-          <w:rPr>
-            <w:rFonts w:ascii="Segoe UI" w:eastAsia="Times New Roman" w:hAnsi="Segoe UI" w:cs="Segoe UI"/>
-            <w:b/>
-            <w:bCs/>
-            <w:color w:val="5624D0"/>
-            <w:sz w:val="24"/>
-            <w:szCs w:val="24"/>
-            <w:u w:val="single"/>
-            <w:lang w:eastAsia="en-IN" w:bidi="te-IN"/>
-          </w:rPr>
-          <w:t>REST APIs using Spring Data REST</w:t>
-        </w:r>
-      </w:hyperlink>
-    </w:p>
-    <w:p>
-      <w:pPr>
-        <w:shd w:val="clear" w:color="auto" w:fill="FFFFFF"/>
-        <w:spacing w:after="120" w:line="240" w:lineRule="auto"/>
-        <w:rPr>
-          <w:rFonts w:ascii="Segoe UI" w:eastAsia="Times New Roman" w:hAnsi="Segoe UI" w:cs="Segoe UI"/>
-          <w:color w:val="1C1D1F"/>
-          <w:sz w:val="24"/>
-          <w:szCs w:val="24"/>
-          <w:lang w:eastAsia="en-IN" w:bidi="te-IN"/>
-        </w:rPr>
-      </w:pPr>
-      <w:hyperlink r:id="rId56" w:tgtFrame="_blank" w:history="1">
-        <w:r>
-          <w:rPr>
-            <w:rFonts w:ascii="Segoe UI" w:eastAsia="Times New Roman" w:hAnsi="Segoe UI" w:cs="Segoe UI"/>
-            <w:b/>
-            <w:bCs/>
-            <w:color w:val="5624D0"/>
-            <w:sz w:val="24"/>
-            <w:szCs w:val="24"/>
-            <w:u w:val="single"/>
-            <w:lang w:eastAsia="en-IN" w:bidi="te-IN"/>
-          </w:rPr>
-          <w:t>Java Message Service - JMS Fundamentals</w:t>
-        </w:r>
-      </w:hyperlink>
-    </w:p>
-    <w:p>
-      <w:pPr>
-        <w:shd w:val="clear" w:color="auto" w:fill="FFFFFF"/>
-        <w:spacing w:after="120" w:line="240" w:lineRule="auto"/>
-        <w:rPr>
-          <w:rFonts w:ascii="Segoe UI" w:eastAsia="Times New Roman" w:hAnsi="Segoe UI" w:cs="Segoe UI"/>
-          <w:color w:val="1C1D1F"/>
-          <w:sz w:val="24"/>
-          <w:szCs w:val="24"/>
-          <w:lang w:eastAsia="en-IN" w:bidi="te-IN"/>
-        </w:rPr>
-      </w:pPr>
-      <w:hyperlink r:id="rId57" w:tgtFrame="_blank" w:history="1">
-        <w:r>
-          <w:rPr>
-            <w:rFonts w:ascii="Segoe UI" w:eastAsia="Times New Roman" w:hAnsi="Segoe UI" w:cs="Segoe UI"/>
-            <w:b/>
-            <w:bCs/>
-            <w:color w:val="5624D0"/>
-            <w:sz w:val="24"/>
-            <w:szCs w:val="24"/>
-            <w:u w:val="single"/>
-            <w:lang w:eastAsia="en-IN" w:bidi="te-IN"/>
-          </w:rPr>
-          <w:t>Java Interview Help</w:t>
-        </w:r>
-      </w:hyperlink>
-    </w:p>
-    <w:p>
-      <w:pPr>
-        <w:shd w:val="clear" w:color="auto" w:fill="FFFFFF"/>
-        <w:spacing w:after="120" w:line="240" w:lineRule="auto"/>
-        <w:rPr>
-          <w:rFonts w:ascii="Segoe UI" w:eastAsia="Times New Roman" w:hAnsi="Segoe UI" w:cs="Segoe UI"/>
-          <w:color w:val="1C1D1F"/>
-          <w:sz w:val="24"/>
-          <w:szCs w:val="24"/>
-          <w:lang w:eastAsia="en-IN" w:bidi="te-IN"/>
-        </w:rPr>
-      </w:pPr>
-      <w:hyperlink r:id="rId58" w:tgtFrame="_blank" w:history="1">
-        <w:r>
-          <w:rPr>
-            <w:rFonts w:ascii="Segoe UI" w:eastAsia="Times New Roman" w:hAnsi="Segoe UI" w:cs="Segoe UI"/>
-            <w:b/>
-            <w:bCs/>
-            <w:color w:val="5624D0"/>
-            <w:sz w:val="24"/>
-            <w:szCs w:val="24"/>
-            <w:u w:val="single"/>
-            <w:lang w:eastAsia="en-IN" w:bidi="te-IN"/>
-          </w:rPr>
-          <w:t>Serverless Using AWS Lambda For Java Developers</w:t>
-        </w:r>
-      </w:hyperlink>
-    </w:p>
-    <w:p>
-      <w:pPr>
-        <w:shd w:val="clear" w:color="auto" w:fill="FFFFFF"/>
-        <w:spacing w:after="240" w:line="240" w:lineRule="auto"/>
-        <w:rPr>
-          <w:rFonts w:ascii="Segoe UI" w:eastAsia="Times New Roman" w:hAnsi="Segoe UI" w:cs="Segoe UI"/>
-          <w:color w:val="1C1D1F"/>
-          <w:sz w:val="24"/>
-          <w:szCs w:val="24"/>
-          <w:lang w:eastAsia="en-IN" w:bidi="te-IN"/>
-        </w:rPr>
-      </w:pPr>
-      <w:hyperlink r:id="rId59" w:tgtFrame="_blank" w:history="1">
-        <w:r>
-          <w:rPr>
-            <w:rFonts w:ascii="Segoe UI" w:eastAsia="Times New Roman" w:hAnsi="Segoe UI" w:cs="Segoe UI"/>
-            <w:b/>
-            <w:bCs/>
-            <w:color w:val="5624D0"/>
-            <w:sz w:val="24"/>
-            <w:szCs w:val="24"/>
-            <w:u w:val="single"/>
-            <w:lang w:eastAsia="en-IN" w:bidi="te-IN"/>
-          </w:rPr>
-          <w:t>Kafka fundamentals for Java Developers</w:t>
-        </w:r>
-      </w:hyperlink>
-    </w:p>
-    <w:p>
-      <w:pPr>
-        <w:spacing w:after="0" w:line="240" w:lineRule="auto"/>
-        <w:rPr>
-          <w:rFonts w:ascii="Times New Roman" w:eastAsia="Times New Roman" w:hAnsi="Times New Roman" w:cs="Times New Roman"/>
-          <w:sz w:val="24"/>
-          <w:szCs w:val="24"/>
-          <w:lang w:eastAsia="en-IN" w:bidi="te-IN"/>
-        </w:rPr>
-      </w:pPr>
-    </w:p>
-    <w:p>
-      <w:pPr>
-        <w:shd w:val="clear" w:color="auto" w:fill="FFFFFF"/>
-        <w:spacing w:after="120" w:line="240" w:lineRule="auto"/>
-        <w:rPr>
-          <w:rFonts w:ascii="Segoe UI" w:eastAsia="Times New Roman" w:hAnsi="Segoe UI" w:cs="Segoe UI"/>
-          <w:color w:val="1C1D1F"/>
-          <w:sz w:val="24"/>
-          <w:szCs w:val="24"/>
-          <w:lang w:eastAsia="en-IN" w:bidi="te-IN"/>
-        </w:rPr>
-      </w:pPr>
-      <w:hyperlink r:id="rId60" w:tgtFrame="_blank" w:history="1">
-        <w:r>
-          <w:rPr>
-            <w:rFonts w:ascii="Segoe UI" w:eastAsia="Times New Roman" w:hAnsi="Segoe UI" w:cs="Segoe UI"/>
-            <w:b/>
-            <w:bCs/>
-            <w:color w:val="5624D0"/>
-            <w:sz w:val="24"/>
-            <w:szCs w:val="24"/>
-            <w:u w:val="single"/>
-            <w:lang w:eastAsia="en-IN" w:bidi="te-IN"/>
-          </w:rPr>
-          <w:t>Helm Kubernetes Packaging Manager for Developers and DevOps</w:t>
-        </w:r>
-      </w:hyperlink>
-    </w:p>
-    <w:p>
-      <w:pPr>
-        <w:shd w:val="clear" w:color="auto" w:fill="FFFFFF"/>
-        <w:spacing w:after="120" w:line="240" w:lineRule="auto"/>
-        <w:rPr>
-          <w:rFonts w:ascii="Segoe UI" w:eastAsia="Times New Roman" w:hAnsi="Segoe UI" w:cs="Segoe UI"/>
-          <w:color w:val="1C1D1F"/>
-          <w:sz w:val="24"/>
-          <w:szCs w:val="24"/>
-          <w:lang w:eastAsia="en-IN" w:bidi="te-IN"/>
-        </w:rPr>
-      </w:pPr>
-      <w:hyperlink r:id="rId61" w:tgtFrame="_blank" w:history="1">
-        <w:r>
-          <w:rPr>
-            <w:rFonts w:ascii="Segoe UI" w:eastAsia="Times New Roman" w:hAnsi="Segoe UI" w:cs="Segoe UI"/>
-            <w:b/>
-            <w:bCs/>
-            <w:color w:val="5624D0"/>
-            <w:sz w:val="24"/>
-            <w:szCs w:val="24"/>
-            <w:u w:val="single"/>
-            <w:lang w:eastAsia="en-IN" w:bidi="te-IN"/>
-          </w:rPr>
-          <w:t>Devops Tools and AWS for Java Microservice Developers</w:t>
-        </w:r>
-      </w:hyperlink>
-    </w:p>
-    <w:p>
-      <w:pPr>
-        <w:shd w:val="clear" w:color="auto" w:fill="FFFFFF"/>
-        <w:spacing w:after="120" w:line="240" w:lineRule="auto"/>
-        <w:rPr>
-          <w:rFonts w:ascii="Segoe UI" w:eastAsia="Times New Roman" w:hAnsi="Segoe UI" w:cs="Segoe UI"/>
-          <w:color w:val="1C1D1F"/>
-          <w:sz w:val="24"/>
-          <w:szCs w:val="24"/>
-          <w:lang w:eastAsia="en-IN" w:bidi="te-IN"/>
-        </w:rPr>
-      </w:pPr>
-      <w:hyperlink r:id="rId62" w:tgtFrame="_blank" w:history="1">
-        <w:r>
-          <w:rPr>
-            <w:rFonts w:ascii="Segoe UI" w:eastAsia="Times New Roman" w:hAnsi="Segoe UI" w:cs="Segoe UI"/>
-            <w:b/>
-            <w:bCs/>
-            <w:color w:val="5624D0"/>
-            <w:sz w:val="24"/>
-            <w:szCs w:val="24"/>
-            <w:u w:val="single"/>
-            <w:lang w:eastAsia="en-IN" w:bidi="te-IN"/>
-          </w:rPr>
-          <w:t>Maven Crash Course</w:t>
-        </w:r>
-      </w:hyperlink>
-    </w:p>
-    <w:p>
-      <w:pPr>
-        <w:shd w:val="clear" w:color="auto" w:fill="FFFFFF"/>
-        <w:spacing w:after="240" w:line="240" w:lineRule="auto"/>
-        <w:rPr>
-          <w:rFonts w:ascii="Segoe UI" w:eastAsia="Times New Roman" w:hAnsi="Segoe UI" w:cs="Segoe UI"/>
-          <w:color w:val="1C1D1F"/>
-          <w:sz w:val="24"/>
-          <w:szCs w:val="24"/>
-          <w:lang w:eastAsia="en-IN" w:bidi="te-IN"/>
-        </w:rPr>
-      </w:pPr>
-      <w:hyperlink r:id="rId63" w:tgtFrame="_blank" w:history="1">
-        <w:r>
-          <w:rPr>
-            <w:rFonts w:ascii="Segoe UI" w:eastAsia="Times New Roman" w:hAnsi="Segoe UI" w:cs="Segoe UI"/>
-            <w:b/>
-            <w:bCs/>
-            <w:color w:val="5624D0"/>
-            <w:sz w:val="24"/>
-            <w:szCs w:val="24"/>
-            <w:u w:val="single"/>
-            <w:lang w:eastAsia="en-IN" w:bidi="te-IN"/>
-          </w:rPr>
-          <w:t>Gradle For Java Developers</w:t>
-        </w:r>
-      </w:hyperlink>
-    </w:p>
-    <w:p>
-      <w:pPr>
-        <w:spacing w:after="0" w:line="240" w:lineRule="auto"/>
-        <w:rPr>
-          <w:rFonts w:ascii="Times New Roman" w:eastAsia="Times New Roman" w:hAnsi="Times New Roman" w:cs="Times New Roman"/>
-          <w:sz w:val="24"/>
-          <w:szCs w:val="24"/>
-          <w:lang w:eastAsia="en-IN" w:bidi="te-IN"/>
-        </w:rPr>
-      </w:pPr>
-    </w:p>
-    <w:p>
-      <w:pPr>
-        <w:shd w:val="clear" w:color="auto" w:fill="FFFFFF"/>
-        <w:spacing w:after="120" w:line="240" w:lineRule="auto"/>
-        <w:rPr>
-          <w:rFonts w:ascii="Segoe UI" w:eastAsia="Times New Roman" w:hAnsi="Segoe UI" w:cs="Segoe UI"/>
-          <w:color w:val="1C1D1F"/>
-          <w:sz w:val="24"/>
-          <w:szCs w:val="24"/>
-          <w:lang w:eastAsia="en-IN" w:bidi="te-IN"/>
-        </w:rPr>
-      </w:pPr>
-      <w:r>
-        <w:rPr>
-          <w:rFonts w:ascii="Segoe UI" w:eastAsia="Times New Roman" w:hAnsi="Segoe UI" w:cs="Segoe UI"/>
-          <w:color w:val="1C1D1F"/>
-          <w:sz w:val="24"/>
-          <w:szCs w:val="24"/>
-          <w:lang w:eastAsia="en-IN" w:bidi="te-IN"/>
-        </w:rPr>
-        <w:br/>
-      </w:r>
-      <w:hyperlink r:id="rId64" w:tgtFrame="_blank" w:history="1">
-        <w:r>
-          <w:rPr>
-            <w:rFonts w:ascii="Segoe UI" w:eastAsia="Times New Roman" w:hAnsi="Segoe UI" w:cs="Segoe UI"/>
-            <w:b/>
-            <w:bCs/>
-            <w:color w:val="5624D0"/>
-            <w:sz w:val="24"/>
-            <w:szCs w:val="24"/>
-            <w:u w:val="single"/>
-            <w:lang w:eastAsia="en-IN" w:bidi="te-IN"/>
-          </w:rPr>
-          <w:t>Mastering GitHub Copilot for JavaScript and React Developers</w:t>
-        </w:r>
-      </w:hyperlink>
-    </w:p>
-    <w:p>
-      <w:pPr>
-        <w:shd w:val="clear" w:color="auto" w:fill="FFFFFF"/>
-        <w:spacing w:after="120" w:line="240" w:lineRule="auto"/>
-        <w:rPr>
-          <w:rFonts w:ascii="Segoe UI" w:eastAsia="Times New Roman" w:hAnsi="Segoe UI" w:cs="Segoe UI"/>
-          <w:color w:val="1C1D1F"/>
-          <w:sz w:val="24"/>
-          <w:szCs w:val="24"/>
-          <w:lang w:eastAsia="en-IN" w:bidi="te-IN"/>
-        </w:rPr>
-      </w:pPr>
-      <w:hyperlink r:id="rId65" w:tgtFrame="_blank" w:history="1">
-        <w:r>
-          <w:rPr>
-            <w:rFonts w:ascii="Segoe UI" w:eastAsia="Times New Roman" w:hAnsi="Segoe UI" w:cs="Segoe UI"/>
-            <w:b/>
-            <w:bCs/>
-            <w:color w:val="5624D0"/>
-            <w:sz w:val="24"/>
-            <w:szCs w:val="24"/>
-            <w:u w:val="single"/>
-            <w:lang w:eastAsia="en-IN" w:bidi="te-IN"/>
-          </w:rPr>
-          <w:t>Node JS Made Easy for MEAN and MERN Stack</w:t>
-        </w:r>
-      </w:hyperlink>
-    </w:p>
-    <w:p>
-      <w:pPr>
-        <w:shd w:val="clear" w:color="auto" w:fill="FFFFFF"/>
-        <w:spacing w:after="120" w:line="240" w:lineRule="auto"/>
-        <w:rPr>
-          <w:rFonts w:ascii="Segoe UI" w:eastAsia="Times New Roman" w:hAnsi="Segoe UI" w:cs="Segoe UI"/>
-          <w:color w:val="1C1D1F"/>
-          <w:sz w:val="24"/>
-          <w:szCs w:val="24"/>
-          <w:lang w:eastAsia="en-IN" w:bidi="te-IN"/>
-        </w:rPr>
-      </w:pPr>
-      <w:hyperlink r:id="rId66" w:tgtFrame="_blank" w:history="1">
-        <w:r>
-          <w:rPr>
-            <w:rFonts w:ascii="Segoe UI" w:eastAsia="Times New Roman" w:hAnsi="Segoe UI" w:cs="Segoe UI"/>
-            <w:b/>
-            <w:bCs/>
-            <w:color w:val="5624D0"/>
-            <w:sz w:val="24"/>
-            <w:szCs w:val="24"/>
-            <w:u w:val="single"/>
-            <w:lang w:eastAsia="en-IN" w:bidi="te-IN"/>
-          </w:rPr>
-          <w:t>React in easy steps with Node and Java Backend</w:t>
-        </w:r>
-      </w:hyperlink>
-    </w:p>
-    <w:p>
-      <w:pPr>
-        <w:shd w:val="clear" w:color="auto" w:fill="FFFFFF"/>
-        <w:spacing w:after="120" w:line="240" w:lineRule="auto"/>
-        <w:rPr>
-          <w:rFonts w:ascii="Segoe UI" w:eastAsia="Times New Roman" w:hAnsi="Segoe UI" w:cs="Segoe UI"/>
-          <w:color w:val="1C1D1F"/>
-          <w:sz w:val="24"/>
-          <w:szCs w:val="24"/>
-          <w:lang w:eastAsia="en-IN" w:bidi="te-IN"/>
-        </w:rPr>
-      </w:pPr>
-      <w:hyperlink r:id="rId67" w:tgtFrame="_blank" w:history="1">
-        <w:r>
-          <w:rPr>
-            <w:rFonts w:ascii="Segoe UI" w:eastAsia="Times New Roman" w:hAnsi="Segoe UI" w:cs="Segoe UI"/>
-            <w:b/>
-            <w:bCs/>
-            <w:color w:val="5624D0"/>
-            <w:sz w:val="24"/>
-            <w:szCs w:val="24"/>
-            <w:u w:val="single"/>
-            <w:lang w:eastAsia="en-IN" w:bidi="te-IN"/>
-          </w:rPr>
-          <w:t>Angular crash course with Node and Java Backend</w:t>
-        </w:r>
-      </w:hyperlink>
-    </w:p>
-    <w:p>
-      <w:pPr>
-        <w:shd w:val="clear" w:color="auto" w:fill="FFFFFF"/>
-        <w:spacing w:after="120" w:line="240" w:lineRule="auto"/>
-        <w:rPr>
-          <w:rFonts w:ascii="Segoe UI" w:eastAsia="Times New Roman" w:hAnsi="Segoe UI" w:cs="Segoe UI"/>
-          <w:color w:val="1C1D1F"/>
-          <w:sz w:val="24"/>
-          <w:szCs w:val="24"/>
-          <w:lang w:eastAsia="en-IN" w:bidi="te-IN"/>
-        </w:rPr>
-      </w:pPr>
-      <w:hyperlink r:id="rId68" w:tgtFrame="_blank" w:history="1">
-        <w:r>
-          <w:rPr>
-            <w:rFonts w:ascii="Segoe UI" w:eastAsia="Times New Roman" w:hAnsi="Segoe UI" w:cs="Segoe UI"/>
-            <w:b/>
-            <w:bCs/>
-            <w:color w:val="5624D0"/>
-            <w:sz w:val="24"/>
-            <w:szCs w:val="24"/>
-            <w:u w:val="single"/>
-            <w:lang w:eastAsia="en-IN" w:bidi="te-IN"/>
-          </w:rPr>
-          <w:t>Typescript for beginners</w:t>
-        </w:r>
-      </w:hyperlink>
-    </w:p>
-    <w:p>
-      <w:pPr>
-        <w:shd w:val="clear" w:color="auto" w:fill="FFFFFF"/>
-        <w:spacing w:after="120" w:line="240" w:lineRule="auto"/>
-        <w:rPr>
-          <w:rFonts w:ascii="Segoe UI" w:eastAsia="Times New Roman" w:hAnsi="Segoe UI" w:cs="Segoe UI"/>
-          <w:color w:val="1C1D1F"/>
-          <w:sz w:val="24"/>
-          <w:szCs w:val="24"/>
-          <w:lang w:eastAsia="en-IN" w:bidi="te-IN"/>
-        </w:rPr>
-      </w:pPr>
-      <w:hyperlink r:id="rId69" w:tgtFrame="_blank" w:history="1">
-        <w:r>
-          <w:rPr>
-            <w:rFonts w:ascii="Segoe UI" w:eastAsia="Times New Roman" w:hAnsi="Segoe UI" w:cs="Segoe UI"/>
-            <w:b/>
-            <w:bCs/>
-            <w:color w:val="5624D0"/>
-            <w:sz w:val="24"/>
-            <w:szCs w:val="24"/>
-            <w:u w:val="single"/>
-            <w:lang w:eastAsia="en-IN" w:bidi="te-IN"/>
-          </w:rPr>
           <w:t>FREE - JavaScript Fundamentals</w:t>
         </w:r>
       </w:hyperlink>
@@ -2246,7 +2393,7 @@
           <w:lang w:eastAsia="en-IN" w:bidi="te-IN"/>
         </w:rPr>
       </w:pPr>
-      <w:hyperlink r:id="rId70" w:tgtFrame="_blank" w:history="1">
+      <w:hyperlink r:id="rId72" w:tgtFrame="_blank" w:history="1">
         <w:r>
           <w:rPr>
             <w:rFonts w:ascii="Segoe UI" w:eastAsia="Times New Roman" w:hAnsi="Segoe UI" w:cs="Segoe UI"/>
@@ -2315,7 +2462,7 @@
         </w:rPr>
         <w:t>- Java Best Practices for Efficient, Scalable, and Secure Code - </w:t>
       </w:r>
-      <w:hyperlink r:id="rId71" w:tgtFrame="_blank" w:history="1">
+      <w:hyperlink r:id="rId73" w:tgtFrame="_blank" w:history="1">
         <w:r>
           <w:rPr>
             <w:rStyle w:val="Hyperlink"/>
@@ -2339,7 +2486,7 @@
         </w:rPr>
         <w:t>- Discount! Master Software Development Metrics &amp; KPIs - </w:t>
       </w:r>
-      <w:hyperlink r:id="rId72" w:tgtFrame="_blank" w:history="1">
+      <w:hyperlink r:id="rId74" w:tgtFrame="_blank" w:history="1">
         <w:r>
           <w:rPr>
             <w:rStyle w:val="Hyperlink"/>
@@ -2363,7 +2510,7 @@
         </w:rPr>
         <w:t>- 255,000+ registrations! Java from Zero to First Job - </w:t>
       </w:r>
-      <w:hyperlink r:id="rId73" w:tgtFrame="_blank" w:history="1">
+      <w:hyperlink r:id="rId75" w:tgtFrame="_blank" w:history="1">
         <w:r>
           <w:rPr>
             <w:rStyle w:val="Hyperlink"/>
@@ -2387,7 +2534,7 @@
         </w:rPr>
         <w:t>- 170,000+ registrations! Object-oriented programming - </w:t>
       </w:r>
-      <w:hyperlink r:id="rId74" w:tgtFrame="_blank" w:history="1">
+      <w:hyperlink r:id="rId76" w:tgtFrame="_blank" w:history="1">
         <w:r>
           <w:rPr>
             <w:rStyle w:val="Hyperlink"/>
@@ -2411,7 +2558,7 @@
         </w:rPr>
         <w:t>- The best and the most complete course for SDET in Java, discount! Automation Testing from Scratch - Complete Guide - </w:t>
       </w:r>
-      <w:hyperlink r:id="rId75" w:tgtFrame="_blank" w:history="1">
+      <w:hyperlink r:id="rId77" w:tgtFrame="_blank" w:history="1">
         <w:r>
           <w:rPr>
             <w:rStyle w:val="Hyperlink"/>
@@ -2435,7 +2582,7 @@
         </w:rPr>
         <w:t>- WebServices testing (RestAssured + Postman) Complete Guide - </w:t>
       </w:r>
-      <w:hyperlink r:id="rId76" w:tgtFrame="_blank" w:history="1">
+      <w:hyperlink r:id="rId78" w:tgtFrame="_blank" w:history="1">
         <w:r>
           <w:rPr>
             <w:rStyle w:val="Hyperlink"/>
@@ -2459,7 +2606,7 @@
         </w:rPr>
         <w:t>- Mastering Cucumber Java BDD: Build Efficient Automated Tests - </w:t>
       </w:r>
-      <w:hyperlink r:id="rId77" w:tgtFrame="_blank" w:history="1">
+      <w:hyperlink r:id="rId79" w:tgtFrame="_blank" w:history="1">
         <w:r>
           <w:rPr>
             <w:rStyle w:val="Hyperlink"/>
@@ -2483,7 +2630,7 @@
         </w:rPr>
         <w:t>- Complete Microsoft SQL and Database Design Masterclass - </w:t>
       </w:r>
-      <w:hyperlink r:id="rId78" w:tgtFrame="_blank" w:history="1">
+      <w:hyperlink r:id="rId80" w:tgtFrame="_blank" w:history="1">
         <w:r>
           <w:rPr>
             <w:rStyle w:val="Hyperlink"/>
@@ -2507,7 +2654,7 @@
         </w:rPr>
         <w:t>- </w:t>
       </w:r>
-      <w:hyperlink r:id="rId79" w:tgtFrame="_blank" w:history="1">
+      <w:hyperlink r:id="rId81" w:tgtFrame="_blank" w:history="1">
         <w:r>
           <w:rPr>
             <w:rStyle w:val="Hyperlink"/>
@@ -2522,7 +2669,7 @@
         </w:rPr>
         <w:t> Core - Cross-Platform Development - </w:t>
       </w:r>
-      <w:hyperlink r:id="rId80" w:tgtFrame="_blank" w:history="1">
+      <w:hyperlink r:id="rId82" w:tgtFrame="_blank" w:history="1">
         <w:r>
           <w:rPr>
             <w:rStyle w:val="Hyperlink"/>
@@ -2546,7 +2693,7 @@
         </w:rPr>
         <w:t>- C# Console and Windows Forms Development with LINQ &amp; ADO dot NET - </w:t>
       </w:r>
-      <w:hyperlink r:id="rId81" w:tgtFrame="_blank" w:history="1">
+      <w:hyperlink r:id="rId83" w:tgtFrame="_blank" w:history="1">
         <w:r>
           <w:rPr>
             <w:rStyle w:val="Hyperlink"/>
@@ -2568,9 +2715,10 @@
         <w:rPr>
           <w:color w:val="1C1D1F"/>
         </w:rPr>
+        <w:lastRenderedPageBreak/>
         <w:t>- Introduction To Website Development Technologies - </w:t>
       </w:r>
-      <w:hyperlink r:id="rId82" w:tgtFrame="_blank" w:history="1">
+      <w:hyperlink r:id="rId84" w:tgtFrame="_blank" w:history="1">
         <w:r>
           <w:rPr>
             <w:rStyle w:val="Hyperlink"/>
@@ -2594,7 +2742,7 @@
         </w:rPr>
         <w:t>- Advanced Strategies to Secure Better UpWork Clients - </w:t>
       </w:r>
-      <w:hyperlink r:id="rId83" w:tgtFrame="_blank" w:history="1">
+      <w:hyperlink r:id="rId85" w:tgtFrame="_blank" w:history="1">
         <w:r>
           <w:rPr>
             <w:rStyle w:val="Hyperlink"/>
@@ -2618,7 +2766,7 @@
         </w:rPr>
         <w:t>- How to Get UpWork Clients - </w:t>
       </w:r>
-      <w:hyperlink r:id="rId84" w:tgtFrame="_blank" w:history="1">
+      <w:hyperlink r:id="rId86" w:tgtFrame="_blank" w:history="1">
         <w:r>
           <w:rPr>
             <w:rStyle w:val="Hyperlink"/>
@@ -2640,10 +2788,9 @@
         <w:rPr>
           <w:color w:val="1C1D1F"/>
         </w:rPr>
-        <w:lastRenderedPageBreak/>
         <w:t>- Modern PHP Web Development w/ MySQL, GitHub &amp; Heroku - </w:t>
       </w:r>
-      <w:hyperlink r:id="rId85" w:tgtFrame="_blank" w:history="1">
+      <w:hyperlink r:id="rId87" w:tgtFrame="_blank" w:history="1">
         <w:r>
           <w:rPr>
             <w:rStyle w:val="Hyperlink"/>
@@ -2667,7 +2814,7 @@
         </w:rPr>
         <w:t>- MySQL Database Development Mastery - </w:t>
       </w:r>
-      <w:hyperlink r:id="rId86" w:tgtFrame="_blank" w:history="1">
+      <w:hyperlink r:id="rId88" w:tgtFrame="_blank" w:history="1">
         <w:r>
           <w:rPr>
             <w:rStyle w:val="Hyperlink"/>
@@ -2691,7 +2838,7 @@
         </w:rPr>
         <w:t>- WebServices testing (RestSharp + Postman) Complete Guide - </w:t>
       </w:r>
-      <w:hyperlink r:id="rId87" w:tgtFrame="_blank" w:history="1">
+      <w:hyperlink r:id="rId89" w:tgtFrame="_blank" w:history="1">
         <w:r>
           <w:rPr>
             <w:rStyle w:val="Hyperlink"/>
@@ -2715,7 +2862,7 @@
         </w:rPr>
         <w:t>- Java Test Automation Engineer - from Zero to Hero - </w:t>
       </w:r>
-      <w:hyperlink r:id="rId88" w:tgtFrame="_blank" w:history="1">
+      <w:hyperlink r:id="rId90" w:tgtFrame="_blank" w:history="1">
         <w:r>
           <w:rPr>
             <w:rStyle w:val="Hyperlink"/>
@@ -2739,7 +2886,7 @@
         </w:rPr>
         <w:t>- 150,000+ registrations! Complete Javascript &amp; jQuery Course with Bonus Vue JS Intro -  </w:t>
       </w:r>
-      <w:hyperlink r:id="rId89" w:tgtFrame="_blank" w:history="1">
+      <w:hyperlink r:id="rId91" w:tgtFrame="_blank" w:history="1">
         <w:r>
           <w:rPr>
             <w:rStyle w:val="Hyperlink"/>
